--- a/memoria/ÁlvaroM - Restaurante.docx
+++ b/memoria/ÁlvaroM - Restaurante.docx
@@ -723,6 +723,12 @@
     </w:p>
     <w:sdt>
       <w:sdtPr>
+        <w:rPr>
+          <w:rFonts w:cstheme="minorBidi"/>
+          <w:noProof w:val="0"/>
+          <w:sz w:val="22"/>
+          <w:szCs w:val="22"/>
+        </w:rPr>
         <w:id w:val="-1224295511"/>
         <w:docPartObj>
           <w:docPartGallery w:val="Table of Contents"/>
@@ -731,12 +737,8 @@
       </w:sdtPr>
       <w:sdtEndPr>
         <w:rPr>
-          <w:rFonts w:cstheme="minorBidi"/>
           <w:b/>
           <w:bCs/>
-          <w:noProof w:val="0"/>
-          <w:sz w:val="22"/>
-          <w:szCs w:val="22"/>
         </w:rPr>
       </w:sdtEndPr>
       <w:sdtContent>
@@ -1507,21 +1509,7 @@
                 <w:rStyle w:val="Hipervnculo"/>
                 <w:noProof/>
               </w:rPr>
-              <w:t>Interf</w:t>
-            </w:r>
-            <w:r>
-              <w:rPr>
-                <w:rStyle w:val="Hipervnculo"/>
-                <w:noProof/>
-              </w:rPr>
-              <w:t>a</w:t>
-            </w:r>
-            <w:r>
-              <w:rPr>
-                <w:rStyle w:val="Hipervnculo"/>
-                <w:noProof/>
-              </w:rPr>
-              <w:t>z para los clientes e implementaci</w:t>
+              <w:t>Interfaz para los clientes e implementaci</w:t>
             </w:r>
             <w:r>
               <w:rPr>
@@ -1701,47 +1689,24 @@
         </w:rPr>
         <w:br w:type="page"/>
       </w:r>
-      <w:bookmarkStart w:id="2" w:name="_Toc179231847"/>
-      <w:bookmarkStart w:id="3" w:name="_Toc213599762"/>
+      <w:bookmarkStart w:id="2" w:name="_Toc213599762"/>
+      <w:bookmarkStart w:id="3" w:name="_Toc179231847"/>
       <w:r>
         <w:rPr>
           <w:b/>
           <w:bCs/>
         </w:rPr>
         <w:lastRenderedPageBreak/>
-        <w:t xml:space="preserve">Sprint </w:t>
-      </w:r>
-      <w:proofErr w:type="gramStart"/>
+        <w:t>Sprint 1</w:t>
+      </w:r>
       <w:r>
         <w:rPr>
           <w:b/>
           <w:bCs/>
         </w:rPr>
-        <w:t>1</w:t>
-      </w:r>
-      <w:r>
-        <w:rPr>
-          <w:b/>
-          <w:bCs/>
-        </w:rPr>
-        <w:t xml:space="preserve">  -</w:t>
-      </w:r>
-      <w:proofErr w:type="gramEnd"/>
-      <w:r>
-        <w:rPr>
-          <w:b/>
-          <w:bCs/>
-        </w:rPr>
-        <w:t xml:space="preserve"> </w:t>
-      </w:r>
-      <w:r>
-        <w:rPr>
-          <w:b/>
-          <w:bCs/>
-        </w:rPr>
-        <w:t>Fundamentos del Sistema y Roles</w:t>
-      </w:r>
-      <w:bookmarkEnd w:id="3"/>
+        <w:t xml:space="preserve">  - Fundamentos del Sistema y Roles</w:t>
+      </w:r>
+      <w:bookmarkEnd w:id="2"/>
     </w:p>
     <w:p>
       <w:pPr>
@@ -1828,6 +1793,7 @@
       <w:r>
         <w:rPr>
           <w:rFonts w:cstheme="minorHAnsi"/>
+          <w:noProof/>
           <w:sz w:val="24"/>
           <w:szCs w:val="24"/>
         </w:rPr>
@@ -1918,6 +1884,7 @@
       <w:r>
         <w:rPr>
           <w:rStyle w:val="Ttulo3Car"/>
+          <w:noProof/>
         </w:rPr>
         <w:drawing>
           <wp:anchor distT="0" distB="0" distL="114300" distR="114300" simplePos="0" relativeHeight="251662336" behindDoc="0" locked="0" layoutInCell="1" allowOverlap="1" wp14:anchorId="29FEECA2" wp14:editId="2935D2F9">
@@ -2031,6 +1998,9 @@
         <w:jc w:val="both"/>
       </w:pPr>
       <w:r>
+        <w:rPr>
+          <w:noProof/>
+        </w:rPr>
         <w:drawing>
           <wp:anchor distT="0" distB="0" distL="114300" distR="114300" simplePos="0" relativeHeight="251663360" behindDoc="0" locked="0" layoutInCell="1" allowOverlap="1" wp14:anchorId="6C6720B1" wp14:editId="776B8C9B">
             <wp:simplePos x="0" y="0"/>
@@ -2088,31 +2058,7 @@
         </w:drawing>
       </w:r>
       <w:r>
-        <w:t>Desde </w:t>
-      </w:r>
-      <w:proofErr w:type="spellStart"/>
-      <w:r>
-        <w:t>index.php</w:t>
-      </w:r>
-      <w:proofErr w:type="spellEnd"/>
-      <w:r>
-        <w:t> se puede iniciar sesión, y desde </w:t>
-      </w:r>
-      <w:proofErr w:type="spellStart"/>
-      <w:r>
-        <w:t>registro.php</w:t>
-      </w:r>
-      <w:proofErr w:type="spellEnd"/>
-      <w:r>
-        <w:t xml:space="preserve"> se pueden registrar nuevos clientes. Una vez </w:t>
-      </w:r>
-      <w:proofErr w:type="spellStart"/>
-      <w:r>
-        <w:t>logueado</w:t>
-      </w:r>
-      <w:proofErr w:type="spellEnd"/>
-      <w:r>
-        <w:t>, el sistema redirige al usuario según su rol.</w:t>
+        <w:t>Desde index.php se puede iniciar sesión, y desde registro.php se pueden registrar nuevos clientes. Una vez logueado, el sistema redirige al usuario según su rol.</w:t>
       </w:r>
     </w:p>
     <w:p>
@@ -2275,6 +2221,9 @@
         <w:jc w:val="both"/>
       </w:pPr>
       <w:r>
+        <w:rPr>
+          <w:noProof/>
+        </w:rPr>
         <w:drawing>
           <wp:anchor distT="0" distB="0" distL="114300" distR="114300" simplePos="0" relativeHeight="251666432" behindDoc="0" locked="0" layoutInCell="1" allowOverlap="1" wp14:anchorId="2767266D" wp14:editId="6ECCFF36">
             <wp:simplePos x="0" y="0"/>
@@ -2404,6 +2353,9 @@
         <w:jc w:val="both"/>
       </w:pPr>
       <w:r>
+        <w:rPr>
+          <w:noProof/>
+        </w:rPr>
         <w:drawing>
           <wp:anchor distT="0" distB="0" distL="114300" distR="114300" simplePos="0" relativeHeight="251668480" behindDoc="0" locked="0" layoutInCell="1" allowOverlap="1" wp14:anchorId="42318559" wp14:editId="0E47692C">
             <wp:simplePos x="0" y="0"/>
@@ -2461,6 +2413,9 @@
         </w:drawing>
       </w:r>
       <w:r>
+        <w:rPr>
+          <w:noProof/>
+        </w:rPr>
         <w:drawing>
           <wp:anchor distT="0" distB="0" distL="114300" distR="114300" simplePos="0" relativeHeight="251667456" behindDoc="0" locked="0" layoutInCell="1" allowOverlap="1" wp14:anchorId="58E204B3" wp14:editId="48780EA7">
             <wp:simplePos x="0" y="0"/>
@@ -2518,6 +2473,9 @@
         </w:drawing>
       </w:r>
       <w:r>
+        <w:rPr>
+          <w:noProof/>
+        </w:rPr>
         <w:drawing>
           <wp:anchor distT="0" distB="0" distL="114300" distR="114300" simplePos="0" relativeHeight="251665408" behindDoc="0" locked="0" layoutInCell="1" allowOverlap="1" wp14:anchorId="0B86EE1B" wp14:editId="5312F789">
             <wp:simplePos x="0" y="0"/>
@@ -2598,15 +2556,7 @@
           <w:bCs/>
         </w:rPr>
         <w:lastRenderedPageBreak/>
-        <w:t xml:space="preserve">Sprint </w:t>
-      </w:r>
-      <w:proofErr w:type="gramStart"/>
-      <w:r>
-        <w:rPr>
-          <w:b/>
-          <w:bCs/>
-        </w:rPr>
-        <w:t>2</w:t>
+        <w:t>Sprint 2</w:t>
       </w:r>
       <w:r>
         <w:rPr>
@@ -2620,22 +2570,7 @@
           <w:b/>
           <w:bCs/>
         </w:rPr>
-        <w:t xml:space="preserve"> -</w:t>
-      </w:r>
-      <w:proofErr w:type="gramEnd"/>
-      <w:r>
-        <w:rPr>
-          <w:b/>
-          <w:bCs/>
-        </w:rPr>
-        <w:t xml:space="preserve"> </w:t>
-      </w:r>
-      <w:r>
-        <w:rPr>
-          <w:b/>
-          <w:bCs/>
-        </w:rPr>
-        <w:t>Gestión de Mesas y toma de pedidos.</w:t>
+        <w:t xml:space="preserve"> - Gestión de Mesas y toma de pedidos.</w:t>
       </w:r>
       <w:bookmarkEnd w:id="10"/>
     </w:p>
@@ -2663,6 +2598,9 @@
         <w:jc w:val="both"/>
       </w:pPr>
       <w:r>
+        <w:rPr>
+          <w:noProof/>
+        </w:rPr>
         <w:drawing>
           <wp:anchor distT="0" distB="0" distL="114300" distR="114300" simplePos="0" relativeHeight="251671552" behindDoc="0" locked="0" layoutInCell="1" allowOverlap="1" wp14:anchorId="1A1C1AE0" wp14:editId="298E54E6">
             <wp:simplePos x="0" y="0"/>
@@ -2730,7 +2668,6 @@
       <w:r>
         <w:t xml:space="preserve">En </w:t>
       </w:r>
-      <w:proofErr w:type="spellStart"/>
       <w:r>
         <w:rPr>
           <w:b/>
@@ -2738,7 +2675,6 @@
         </w:rPr>
         <w:t>mesa.php</w:t>
       </w:r>
-      <w:proofErr w:type="spellEnd"/>
       <w:r>
         <w:t>:</w:t>
       </w:r>
@@ -2755,7 +2691,6 @@
       <w:r>
         <w:t xml:space="preserve">Consulta a la base de datos las mesas que existen y se pintan sobre el diseño en un sistema </w:t>
       </w:r>
-      <w:proofErr w:type="spellStart"/>
       <w:r>
         <w:rPr>
           <w:i/>
@@ -2763,7 +2698,6 @@
         </w:rPr>
         <w:t>grid</w:t>
       </w:r>
-      <w:proofErr w:type="spellEnd"/>
       <w:r>
         <w:t xml:space="preserve"> </w:t>
       </w:r>
@@ -2783,7 +2717,6 @@
       <w:r>
         <w:t xml:space="preserve">Se puede seleccionar una mesa, esto redirige a </w:t>
       </w:r>
-      <w:proofErr w:type="spellStart"/>
       <w:r>
         <w:rPr>
           <w:b/>
@@ -2791,7 +2724,6 @@
         </w:rPr>
         <w:t>eligeComensales.php</w:t>
       </w:r>
-      <w:proofErr w:type="spellEnd"/>
       <w:r>
         <w:t>.</w:t>
       </w:r>
@@ -2813,17 +2745,8 @@
           <w:b/>
           <w:bCs/>
         </w:rPr>
-        <w:t xml:space="preserve">automáticamente se realiza un </w:t>
-      </w:r>
-      <w:proofErr w:type="spellStart"/>
-      <w:r>
-        <w:rPr>
-          <w:b/>
-          <w:bCs/>
-        </w:rPr>
-        <w:t>insert</w:t>
-      </w:r>
-      <w:proofErr w:type="spellEnd"/>
+        <w:t>automáticamente se realiza un insert</w:t>
+      </w:r>
       <w:r>
         <w:t xml:space="preserve"> en la base de datos </w:t>
       </w:r>
@@ -2855,7 +2778,6 @@
       <w:r>
         <w:t xml:space="preserve">En </w:t>
       </w:r>
-      <w:proofErr w:type="spellStart"/>
       <w:r>
         <w:rPr>
           <w:b/>
@@ -2863,7 +2785,6 @@
         </w:rPr>
         <w:t>eligeComensales.php</w:t>
       </w:r>
-      <w:proofErr w:type="spellEnd"/>
       <w:r>
         <w:t>:</w:t>
       </w:r>
@@ -2878,23 +2799,7 @@
         <w:jc w:val="both"/>
       </w:pPr>
       <w:r>
-        <w:t xml:space="preserve">Al poner un número de comensales, como mínimo 1 y máximo 15, se realiza un </w:t>
-      </w:r>
-      <w:proofErr w:type="spellStart"/>
-      <w:r>
-        <w:t>update</w:t>
-      </w:r>
-      <w:proofErr w:type="spellEnd"/>
-      <w:r>
-        <w:t xml:space="preserve"> en el </w:t>
-      </w:r>
-      <w:proofErr w:type="spellStart"/>
-      <w:r>
-        <w:t>insert</w:t>
-      </w:r>
-      <w:proofErr w:type="spellEnd"/>
-      <w:r>
-        <w:t xml:space="preserve"> anteriormente mencionado sobre los comensales. </w:t>
+        <w:t xml:space="preserve">Al poner un número de comensales, como mínimo 1 y máximo 15, se realiza un update en el insert anteriormente mencionado sobre los comensales. </w:t>
       </w:r>
     </w:p>
     <w:p>
@@ -2909,7 +2814,6 @@
       <w:r>
         <w:t xml:space="preserve">Teniendo todos los campos cubiertos, podremos entrar a </w:t>
       </w:r>
-      <w:proofErr w:type="spellStart"/>
       <w:r>
         <w:rPr>
           <w:b/>
@@ -2917,7 +2821,6 @@
         </w:rPr>
         <w:t>carta.php</w:t>
       </w:r>
-      <w:proofErr w:type="spellEnd"/>
     </w:p>
     <w:p>
       <w:pPr>
@@ -2926,7 +2829,6 @@
       <w:r>
         <w:t xml:space="preserve">En </w:t>
       </w:r>
-      <w:proofErr w:type="spellStart"/>
       <w:r>
         <w:rPr>
           <w:b/>
@@ -2934,7 +2836,6 @@
         </w:rPr>
         <w:t>carta.php</w:t>
       </w:r>
-      <w:proofErr w:type="spellEnd"/>
       <w:r>
         <w:t>:</w:t>
       </w:r>
@@ -2951,7 +2852,6 @@
       <w:r>
         <w:t xml:space="preserve">Tenemos 2 </w:t>
       </w:r>
-      <w:proofErr w:type="spellStart"/>
       <w:r>
         <w:rPr>
           <w:i/>
@@ -2959,7 +2859,6 @@
         </w:rPr>
         <w:t>cards</w:t>
       </w:r>
-      <w:proofErr w:type="spellEnd"/>
       <w:r>
         <w:t>, en 1 tenemos la carta, y en otra el pedido actual.</w:t>
       </w:r>
@@ -2993,6 +2892,9 @@
       <w:r>
         <w:t xml:space="preserve"> por el encargado.</w:t>
       </w:r>
+      <w:r>
+        <w:t xml:space="preserve"> También se puede filtrar por categorías.</w:t>
+      </w:r>
     </w:p>
     <w:p>
       <w:pPr>
@@ -3027,17 +2929,9 @@
         <w:jc w:val="both"/>
       </w:pPr>
       <w:r>
-        <w:t xml:space="preserve">Al enviar el pedido, hacemos un </w:t>
-      </w:r>
-      <w:proofErr w:type="spellStart"/>
-      <w:r>
-        <w:t>insert</w:t>
-      </w:r>
-      <w:proofErr w:type="spellEnd"/>
-      <w:r>
-        <w:t xml:space="preserve"> en la tabla pedidos ocupando el pedido completo del cliente.</w:t>
-      </w:r>
-      <w:bookmarkEnd w:id="2"/>
+        <w:t>Al enviar el pedido, hacemos un insert en la tabla pedidos ocupando el pedido completo del cliente.</w:t>
+      </w:r>
+      <w:bookmarkEnd w:id="3"/>
     </w:p>
     <w:p>
       <w:pPr>
@@ -5884,6 +5778,7 @@
   <w:style w:type="character" w:default="1" w:styleId="Fuentedeprrafopredeter">
     <w:name w:val="Default Paragraph Font"/>
     <w:uiPriority w:val="1"/>
+    <w:semiHidden/>
     <w:unhideWhenUsed/>
   </w:style>
   <w:style w:type="table" w:default="1" w:styleId="Tablanormal">

--- a/memoria/ÁlvaroM - Restaurante.docx
+++ b/memoria/ÁlvaroM - Restaurante.docx
@@ -1697,14 +1697,30 @@
           <w:bCs/>
         </w:rPr>
         <w:lastRenderedPageBreak/>
-        <w:t>Sprint 1</w:t>
-      </w:r>
+        <w:t xml:space="preserve">Sprint </w:t>
+      </w:r>
+      <w:proofErr w:type="gramStart"/>
       <w:r>
         <w:rPr>
           <w:b/>
           <w:bCs/>
         </w:rPr>
-        <w:t xml:space="preserve">  - Fundamentos del Sistema y Roles</w:t>
+        <w:t>1</w:t>
+      </w:r>
+      <w:r>
+        <w:rPr>
+          <w:b/>
+          <w:bCs/>
+        </w:rPr>
+        <w:t xml:space="preserve">  -</w:t>
+      </w:r>
+      <w:proofErr w:type="gramEnd"/>
+      <w:r>
+        <w:rPr>
+          <w:b/>
+          <w:bCs/>
+        </w:rPr>
+        <w:t xml:space="preserve"> Fundamentos del Sistema y Roles</w:t>
       </w:r>
       <w:bookmarkEnd w:id="2"/>
     </w:p>
@@ -2058,7 +2074,31 @@
         </w:drawing>
       </w:r>
       <w:r>
-        <w:t>Desde index.php se puede iniciar sesión, y desde registro.php se pueden registrar nuevos clientes. Una vez logueado, el sistema redirige al usuario según su rol.</w:t>
+        <w:t>Desde </w:t>
+      </w:r>
+      <w:proofErr w:type="spellStart"/>
+      <w:r>
+        <w:t>index.php</w:t>
+      </w:r>
+      <w:proofErr w:type="spellEnd"/>
+      <w:r>
+        <w:t> se puede iniciar sesión, y desde </w:t>
+      </w:r>
+      <w:proofErr w:type="spellStart"/>
+      <w:r>
+        <w:t>registro.php</w:t>
+      </w:r>
+      <w:proofErr w:type="spellEnd"/>
+      <w:r>
+        <w:t xml:space="preserve"> se pueden registrar nuevos clientes. Una vez </w:t>
+      </w:r>
+      <w:proofErr w:type="spellStart"/>
+      <w:r>
+        <w:t>logueado</w:t>
+      </w:r>
+      <w:proofErr w:type="spellEnd"/>
+      <w:r>
+        <w:t>, el sistema redirige al usuario según su rol.</w:t>
       </w:r>
     </w:p>
     <w:p>
@@ -2556,21 +2596,37 @@
           <w:bCs/>
         </w:rPr>
         <w:lastRenderedPageBreak/>
-        <w:t>Sprint 2</w:t>
-      </w:r>
+        <w:t xml:space="preserve">Sprint </w:t>
+      </w:r>
+      <w:proofErr w:type="gramStart"/>
       <w:r>
         <w:rPr>
           <w:b/>
           <w:bCs/>
         </w:rPr>
-        <w:t xml:space="preserve"> </w:t>
+        <w:t>2</w:t>
       </w:r>
       <w:r>
         <w:rPr>
           <w:b/>
           <w:bCs/>
         </w:rPr>
-        <w:t xml:space="preserve"> - Gestión de Mesas y toma de pedidos.</w:t>
+        <w:t xml:space="preserve"> </w:t>
+      </w:r>
+      <w:r>
+        <w:rPr>
+          <w:b/>
+          <w:bCs/>
+        </w:rPr>
+        <w:t xml:space="preserve"> -</w:t>
+      </w:r>
+      <w:proofErr w:type="gramEnd"/>
+      <w:r>
+        <w:rPr>
+          <w:b/>
+          <w:bCs/>
+        </w:rPr>
+        <w:t xml:space="preserve"> Gestión de Mesas y toma de pedidos.</w:t>
       </w:r>
       <w:bookmarkEnd w:id="10"/>
     </w:p>
@@ -2668,6 +2724,7 @@
       <w:r>
         <w:t xml:space="preserve">En </w:t>
       </w:r>
+      <w:proofErr w:type="spellStart"/>
       <w:r>
         <w:rPr>
           <w:b/>
@@ -2675,6 +2732,7 @@
         </w:rPr>
         <w:t>mesa.php</w:t>
       </w:r>
+      <w:proofErr w:type="spellEnd"/>
       <w:r>
         <w:t>:</w:t>
       </w:r>
@@ -2691,6 +2749,7 @@
       <w:r>
         <w:t xml:space="preserve">Consulta a la base de datos las mesas que existen y se pintan sobre el diseño en un sistema </w:t>
       </w:r>
+      <w:proofErr w:type="spellStart"/>
       <w:r>
         <w:rPr>
           <w:i/>
@@ -2698,6 +2757,7 @@
         </w:rPr>
         <w:t>grid</w:t>
       </w:r>
+      <w:proofErr w:type="spellEnd"/>
       <w:r>
         <w:t xml:space="preserve"> </w:t>
       </w:r>
@@ -2717,6 +2777,7 @@
       <w:r>
         <w:t xml:space="preserve">Se puede seleccionar una mesa, esto redirige a </w:t>
       </w:r>
+      <w:proofErr w:type="spellStart"/>
       <w:r>
         <w:rPr>
           <w:b/>
@@ -2724,6 +2785,7 @@
         </w:rPr>
         <w:t>eligeComensales.php</w:t>
       </w:r>
+      <w:proofErr w:type="spellEnd"/>
       <w:r>
         <w:t>.</w:t>
       </w:r>
@@ -2745,46 +2807,57 @@
           <w:b/>
           <w:bCs/>
         </w:rPr>
-        <w:t>automáticamente se realiza un insert</w:t>
-      </w:r>
-      <w:r>
-        <w:t xml:space="preserve"> en la base de datos </w:t>
-      </w:r>
+        <w:t xml:space="preserve">automáticamente se realiza un </w:t>
+      </w:r>
+      <w:proofErr w:type="spellStart"/>
       <w:r>
         <w:rPr>
           <w:b/>
           <w:bCs/>
         </w:rPr>
-        <w:t>en la tabla reserva</w:t>
-      </w:r>
-      <w:r>
-        <w:t xml:space="preserve"> poniendo a </w:t>
+        <w:t>insert</w:t>
+      </w:r>
+      <w:proofErr w:type="spellEnd"/>
+      <w:r>
+        <w:t xml:space="preserve"> en la base de datos </w:t>
       </w:r>
       <w:r>
         <w:rPr>
           <w:b/>
           <w:bCs/>
         </w:rPr>
-        <w:t>cero</w:t>
-      </w:r>
-      <w:r>
-        <w:t xml:space="preserve"> los comensales.</w:t>
-      </w:r>
-    </w:p>
-    <w:p>
-      <w:pPr>
-        <w:jc w:val="both"/>
-      </w:pPr>
-      <w:r>
-        <w:t xml:space="preserve">En </w:t>
+        <w:t>en la tabla reserva</w:t>
+      </w:r>
+      <w:r>
+        <w:t xml:space="preserve"> poniendo a </w:t>
       </w:r>
       <w:r>
         <w:rPr>
           <w:b/>
           <w:bCs/>
         </w:rPr>
+        <w:t>cero</w:t>
+      </w:r>
+      <w:r>
+        <w:t xml:space="preserve"> los comensales.</w:t>
+      </w:r>
+    </w:p>
+    <w:p>
+      <w:pPr>
+        <w:jc w:val="both"/>
+      </w:pPr>
+      <w:r>
+        <w:t xml:space="preserve">En </w:t>
+      </w:r>
+      <w:proofErr w:type="spellStart"/>
+      <w:r>
+        <w:rPr>
+          <w:b/>
+          <w:bCs/>
+        </w:rPr>
         <w:t>eligeComensales.php</w:t>
       </w:r>
+      <w:proofErr w:type="spellEnd"/>
       <w:r>
         <w:t>:</w:t>
       </w:r>
@@ -2799,7 +2872,23 @@
         <w:jc w:val="both"/>
       </w:pPr>
       <w:r>
-        <w:t xml:space="preserve">Al poner un número de comensales, como mínimo 1 y máximo 15, se realiza un update en el insert anteriormente mencionado sobre los comensales. </w:t>
+        <w:t xml:space="preserve">Al poner un número de comensales, como mínimo 1 y máximo 15, se realiza un </w:t>
+      </w:r>
+      <w:proofErr w:type="spellStart"/>
+      <w:r>
+        <w:t>update</w:t>
+      </w:r>
+      <w:proofErr w:type="spellEnd"/>
+      <w:r>
+        <w:t xml:space="preserve"> en el </w:t>
+      </w:r>
+      <w:proofErr w:type="spellStart"/>
+      <w:r>
+        <w:t>insert</w:t>
+      </w:r>
+      <w:proofErr w:type="spellEnd"/>
+      <w:r>
+        <w:t xml:space="preserve"> anteriormente mencionado sobre los comensales. </w:t>
       </w:r>
     </w:p>
     <w:p>
@@ -2814,6 +2903,7 @@
       <w:r>
         <w:t xml:space="preserve">Teniendo todos los campos cubiertos, podremos entrar a </w:t>
       </w:r>
+      <w:proofErr w:type="spellStart"/>
       <w:r>
         <w:rPr>
           <w:b/>
@@ -2821,6 +2911,7 @@
         </w:rPr>
         <w:t>carta.php</w:t>
       </w:r>
+      <w:proofErr w:type="spellEnd"/>
     </w:p>
     <w:p>
       <w:pPr>
@@ -2829,6 +2920,7 @@
       <w:r>
         <w:t xml:space="preserve">En </w:t>
       </w:r>
+      <w:proofErr w:type="spellStart"/>
       <w:r>
         <w:rPr>
           <w:b/>
@@ -2836,6 +2928,7 @@
         </w:rPr>
         <w:t>carta.php</w:t>
       </w:r>
+      <w:proofErr w:type="spellEnd"/>
       <w:r>
         <w:t>:</w:t>
       </w:r>
@@ -2852,6 +2945,7 @@
       <w:r>
         <w:t xml:space="preserve">Tenemos 2 </w:t>
       </w:r>
+      <w:proofErr w:type="spellStart"/>
       <w:r>
         <w:rPr>
           <w:i/>
@@ -2859,6 +2953,7 @@
         </w:rPr>
         <w:t>cards</w:t>
       </w:r>
+      <w:proofErr w:type="spellEnd"/>
       <w:r>
         <w:t>, en 1 tenemos la carta, y en otra el pedido actual.</w:t>
       </w:r>
@@ -2929,7 +3024,19 @@
         <w:jc w:val="both"/>
       </w:pPr>
       <w:r>
-        <w:t>Al enviar el pedido, hacemos un insert en la tabla pedidos ocupando el pedido completo del cliente.</w:t>
+        <w:t xml:space="preserve">Al enviar el pedido, hacemos un </w:t>
+      </w:r>
+      <w:proofErr w:type="spellStart"/>
+      <w:r>
+        <w:rPr>
+          <w:b/>
+          <w:bCs/>
+        </w:rPr>
+        <w:t>insert</w:t>
+      </w:r>
+      <w:proofErr w:type="spellEnd"/>
+      <w:r>
+        <w:t xml:space="preserve"> en la tabla pedidos ocupando el pedido completo del cliente.</w:t>
       </w:r>
       <w:bookmarkEnd w:id="3"/>
     </w:p>
@@ -2941,21 +3048,556 @@
       <w:r>
         <w:br w:type="page"/>
       </w:r>
-      <w:bookmarkStart w:id="12" w:name="_Toc213599771"/>
       <w:r>
         <w:lastRenderedPageBreak/>
-        <w:t>Pedidos adicionales</w:t>
-      </w:r>
-      <w:bookmarkEnd w:id="12"/>
+        <w:t>Control de stock</w:t>
+      </w:r>
     </w:p>
     <w:p>
       <w:pPr>
         <w:jc w:val="both"/>
       </w:pPr>
+      <w:r>
+        <w:drawing>
+          <wp:anchor distT="0" distB="0" distL="114300" distR="114300" simplePos="0" relativeHeight="251672576" behindDoc="0" locked="0" layoutInCell="1" allowOverlap="1" wp14:anchorId="3490905A" wp14:editId="0C9C75F4">
+            <wp:simplePos x="0" y="0"/>
+            <wp:positionH relativeFrom="margin">
+              <wp:align>right</wp:align>
+            </wp:positionH>
+            <wp:positionV relativeFrom="paragraph">
+              <wp:posOffset>299720</wp:posOffset>
+            </wp:positionV>
+            <wp:extent cx="5400040" cy="762635"/>
+            <wp:effectExtent l="0" t="0" r="0" b="0"/>
+            <wp:wrapTopAndBottom/>
+            <wp:docPr id="1469059548" name="Imagen 1"/>
+            <wp:cNvGraphicFramePr>
+              <a:graphicFrameLocks xmlns:a="http://schemas.openxmlformats.org/drawingml/2006/main" noChangeAspect="1"/>
+            </wp:cNvGraphicFramePr>
+            <a:graphic xmlns:a="http://schemas.openxmlformats.org/drawingml/2006/main">
+              <a:graphicData uri="http://schemas.openxmlformats.org/drawingml/2006/picture">
+                <pic:pic xmlns:pic="http://schemas.openxmlformats.org/drawingml/2006/picture">
+                  <pic:nvPicPr>
+                    <pic:cNvPr id="1469059548" name=""/>
+                    <pic:cNvPicPr/>
+                  </pic:nvPicPr>
+                  <pic:blipFill>
+                    <a:blip r:embed="rId19">
+                      <a:extLst>
+                        <a:ext uri="{28A0092B-C50C-407E-A947-70E740481C1C}">
+                          <a14:useLocalDpi xmlns:a14="http://schemas.microsoft.com/office/drawing/2010/main" val="0"/>
+                        </a:ext>
+                      </a:extLst>
+                    </a:blip>
+                    <a:stretch>
+                      <a:fillRect/>
+                    </a:stretch>
+                  </pic:blipFill>
+                  <pic:spPr>
+                    <a:xfrm>
+                      <a:off x="0" y="0"/>
+                      <a:ext cx="5400040" cy="762635"/>
+                    </a:xfrm>
+                    <a:prstGeom prst="rect">
+                      <a:avLst/>
+                    </a:prstGeom>
+                  </pic:spPr>
+                </pic:pic>
+              </a:graphicData>
+            </a:graphic>
+          </wp:anchor>
+        </w:drawing>
+      </w:r>
+      <w:r>
+        <w:t>He controlado el stock, restándose según la cantidad del pedido.</w:t>
+      </w:r>
+    </w:p>
+    <w:p>
+      <w:pPr>
+        <w:jc w:val="both"/>
+        <w:rPr>
+          <w:b/>
+          <w:bCs/>
+        </w:rPr>
+      </w:pPr>
+      <w:r>
+        <w:drawing>
+          <wp:anchor distT="0" distB="0" distL="114300" distR="114300" simplePos="0" relativeHeight="251673600" behindDoc="0" locked="0" layoutInCell="1" allowOverlap="1" wp14:anchorId="02B74151" wp14:editId="51822038">
+            <wp:simplePos x="0" y="0"/>
+            <wp:positionH relativeFrom="margin">
+              <wp:align>right</wp:align>
+            </wp:positionH>
+            <wp:positionV relativeFrom="paragraph">
+              <wp:posOffset>1094740</wp:posOffset>
+            </wp:positionV>
+            <wp:extent cx="5400040" cy="842645"/>
+            <wp:effectExtent l="0" t="0" r="0" b="0"/>
+            <wp:wrapTopAndBottom/>
+            <wp:docPr id="535289264" name="Imagen 1"/>
+            <wp:cNvGraphicFramePr>
+              <a:graphicFrameLocks xmlns:a="http://schemas.openxmlformats.org/drawingml/2006/main" noChangeAspect="1"/>
+            </wp:cNvGraphicFramePr>
+            <a:graphic xmlns:a="http://schemas.openxmlformats.org/drawingml/2006/main">
+              <a:graphicData uri="http://schemas.openxmlformats.org/drawingml/2006/picture">
+                <pic:pic xmlns:pic="http://schemas.openxmlformats.org/drawingml/2006/picture">
+                  <pic:nvPicPr>
+                    <pic:cNvPr id="535289264" name=""/>
+                    <pic:cNvPicPr/>
+                  </pic:nvPicPr>
+                  <pic:blipFill>
+                    <a:blip r:embed="rId20">
+                      <a:extLst>
+                        <a:ext uri="{28A0092B-C50C-407E-A947-70E740481C1C}">
+                          <a14:useLocalDpi xmlns:a14="http://schemas.microsoft.com/office/drawing/2010/main" val="0"/>
+                        </a:ext>
+                      </a:extLst>
+                    </a:blip>
+                    <a:stretch>
+                      <a:fillRect/>
+                    </a:stretch>
+                  </pic:blipFill>
+                  <pic:spPr>
+                    <a:xfrm>
+                      <a:off x="0" y="0"/>
+                      <a:ext cx="5400040" cy="842645"/>
+                    </a:xfrm>
+                    <a:prstGeom prst="rect">
+                      <a:avLst/>
+                    </a:prstGeom>
+                  </pic:spPr>
+                </pic:pic>
+              </a:graphicData>
+            </a:graphic>
+          </wp:anchor>
+        </w:drawing>
+      </w:r>
+      <w:r>
+        <w:t xml:space="preserve">Se verifica previamente añadiendo un máximo en el </w:t>
+      </w:r>
+      <w:r>
+        <w:rPr>
+          <w:b/>
+          <w:bCs/>
+        </w:rPr>
+        <w:t>input</w:t>
+      </w:r>
+      <w:r>
+        <w:rPr>
+          <w:b/>
+          <w:bCs/>
+        </w:rPr>
+        <w:t>.</w:t>
+      </w:r>
+    </w:p>
+    <w:p>
+      <w:pPr>
+        <w:jc w:val="both"/>
+      </w:pPr>
+      <w:r>
+        <w:t>El máximo está seteado al máximo stock disponible, lo cual no se puede poner más de lo que exista, además, se añade un texto de ayuda, donde indica la cantidad máxima que el usuario puede pedir.</w:t>
+      </w:r>
+    </w:p>
+    <w:p>
+      <w:pPr>
+        <w:jc w:val="both"/>
+      </w:pPr>
+    </w:p>
+    <w:p>
+      <w:pPr>
+        <w:pStyle w:val="Ttulo3"/>
+      </w:pPr>
+      <w:r>
+        <w:t>Notas específicas</w:t>
+      </w:r>
+    </w:p>
+    <w:p>
+      <w:r>
+        <w:t>He añadido un ‘</w:t>
+      </w:r>
+      <w:r>
+        <w:rPr>
+          <w:i/>
+          <w:iCs/>
+        </w:rPr>
+        <w:t>&lt;</w:t>
+      </w:r>
+      <w:proofErr w:type="spellStart"/>
+      <w:r>
+        <w:rPr>
+          <w:i/>
+          <w:iCs/>
+        </w:rPr>
+        <w:t>textarea</w:t>
+      </w:r>
+      <w:proofErr w:type="spellEnd"/>
+      <w:r>
+        <w:rPr>
+          <w:i/>
+          <w:iCs/>
+        </w:rPr>
+        <w:t>&gt;</w:t>
+      </w:r>
+      <w:r>
+        <w:rPr>
+          <w:i/>
+          <w:iCs/>
+        </w:rPr>
+        <w:t>’</w:t>
+      </w:r>
+      <w:r>
+        <w:t xml:space="preserve"> en cada apartado de productos del pedido, pudiendo así, generar un comentario por cada producto.</w:t>
+      </w:r>
+    </w:p>
+    <w:p/>
+    <w:p>
+      <w:pPr>
+        <w:pStyle w:val="Ttulo3"/>
+      </w:pPr>
+      <w:r>
+        <w:t>Filtro de la carta por búsqueda</w:t>
+      </w:r>
+    </w:p>
+    <w:p>
+      <w:r>
+        <w:drawing>
+          <wp:anchor distT="0" distB="0" distL="114300" distR="114300" simplePos="0" relativeHeight="251674624" behindDoc="0" locked="0" layoutInCell="1" allowOverlap="1" wp14:anchorId="4C27BBB5" wp14:editId="16790413">
+            <wp:simplePos x="0" y="0"/>
+            <wp:positionH relativeFrom="column">
+              <wp:posOffset>-705485</wp:posOffset>
+            </wp:positionH>
+            <wp:positionV relativeFrom="paragraph">
+              <wp:posOffset>340360</wp:posOffset>
+            </wp:positionV>
+            <wp:extent cx="2644775" cy="2507615"/>
+            <wp:effectExtent l="0" t="0" r="3175" b="6985"/>
+            <wp:wrapTopAndBottom/>
+            <wp:docPr id="1487197525" name="Imagen 1"/>
+            <wp:cNvGraphicFramePr>
+              <a:graphicFrameLocks xmlns:a="http://schemas.openxmlformats.org/drawingml/2006/main" noChangeAspect="1"/>
+            </wp:cNvGraphicFramePr>
+            <a:graphic xmlns:a="http://schemas.openxmlformats.org/drawingml/2006/main">
+              <a:graphicData uri="http://schemas.openxmlformats.org/drawingml/2006/picture">
+                <pic:pic xmlns:pic="http://schemas.openxmlformats.org/drawingml/2006/picture">
+                  <pic:nvPicPr>
+                    <pic:cNvPr id="1487197525" name=""/>
+                    <pic:cNvPicPr/>
+                  </pic:nvPicPr>
+                  <pic:blipFill>
+                    <a:blip r:embed="rId21">
+                      <a:extLst>
+                        <a:ext uri="{28A0092B-C50C-407E-A947-70E740481C1C}">
+                          <a14:useLocalDpi xmlns:a14="http://schemas.microsoft.com/office/drawing/2010/main" val="0"/>
+                        </a:ext>
+                      </a:extLst>
+                    </a:blip>
+                    <a:stretch>
+                      <a:fillRect/>
+                    </a:stretch>
+                  </pic:blipFill>
+                  <pic:spPr>
+                    <a:xfrm>
+                      <a:off x="0" y="0"/>
+                      <a:ext cx="2644775" cy="2507615"/>
+                    </a:xfrm>
+                    <a:prstGeom prst="rect">
+                      <a:avLst/>
+                    </a:prstGeom>
+                  </pic:spPr>
+                </pic:pic>
+              </a:graphicData>
+            </a:graphic>
+            <wp14:sizeRelH relativeFrom="margin">
+              <wp14:pctWidth>0</wp14:pctWidth>
+            </wp14:sizeRelH>
+            <wp14:sizeRelV relativeFrom="margin">
+              <wp14:pctHeight>0</wp14:pctHeight>
+            </wp14:sizeRelV>
+          </wp:anchor>
+        </w:drawing>
+      </w:r>
+      <w:r>
+        <w:drawing>
+          <wp:anchor distT="0" distB="0" distL="114300" distR="114300" simplePos="0" relativeHeight="251675648" behindDoc="0" locked="0" layoutInCell="1" allowOverlap="1" wp14:anchorId="756E7327" wp14:editId="4D2DBE99">
+            <wp:simplePos x="0" y="0"/>
+            <wp:positionH relativeFrom="column">
+              <wp:posOffset>2073275</wp:posOffset>
+            </wp:positionH>
+            <wp:positionV relativeFrom="paragraph">
+              <wp:posOffset>310515</wp:posOffset>
+            </wp:positionV>
+            <wp:extent cx="3988435" cy="2508885"/>
+            <wp:effectExtent l="0" t="0" r="0" b="5715"/>
+            <wp:wrapTopAndBottom/>
+            <wp:docPr id="135957085" name="Imagen 1"/>
+            <wp:cNvGraphicFramePr>
+              <a:graphicFrameLocks xmlns:a="http://schemas.openxmlformats.org/drawingml/2006/main" noChangeAspect="1"/>
+            </wp:cNvGraphicFramePr>
+            <a:graphic xmlns:a="http://schemas.openxmlformats.org/drawingml/2006/main">
+              <a:graphicData uri="http://schemas.openxmlformats.org/drawingml/2006/picture">
+                <pic:pic xmlns:pic="http://schemas.openxmlformats.org/drawingml/2006/picture">
+                  <pic:nvPicPr>
+                    <pic:cNvPr id="135957085" name=""/>
+                    <pic:cNvPicPr/>
+                  </pic:nvPicPr>
+                  <pic:blipFill>
+                    <a:blip r:embed="rId22">
+                      <a:extLst>
+                        <a:ext uri="{28A0092B-C50C-407E-A947-70E740481C1C}">
+                          <a14:useLocalDpi xmlns:a14="http://schemas.microsoft.com/office/drawing/2010/main" val="0"/>
+                        </a:ext>
+                      </a:extLst>
+                    </a:blip>
+                    <a:stretch>
+                      <a:fillRect/>
+                    </a:stretch>
+                  </pic:blipFill>
+                  <pic:spPr>
+                    <a:xfrm>
+                      <a:off x="0" y="0"/>
+                      <a:ext cx="3988435" cy="2508885"/>
+                    </a:xfrm>
+                    <a:prstGeom prst="rect">
+                      <a:avLst/>
+                    </a:prstGeom>
+                  </pic:spPr>
+                </pic:pic>
+              </a:graphicData>
+            </a:graphic>
+            <wp14:sizeRelH relativeFrom="margin">
+              <wp14:pctWidth>0</wp14:pctWidth>
+            </wp14:sizeRelH>
+            <wp14:sizeRelV relativeFrom="margin">
+              <wp14:pctHeight>0</wp14:pctHeight>
+            </wp14:sizeRelV>
+          </wp:anchor>
+        </w:drawing>
+      </w:r>
+      <w:r>
+        <w:t xml:space="preserve">He añadido un filtro en la carta que filtra por </w:t>
+      </w:r>
+      <w:r>
+        <w:rPr>
+          <w:b/>
+          <w:bCs/>
+        </w:rPr>
+        <w:t>categorías</w:t>
+      </w:r>
+      <w:r>
+        <w:t>, así es más fácil buscar los productos.</w:t>
+      </w:r>
+    </w:p>
+    <w:p>
+      <w:r>
+        <w:br w:type="page"/>
+      </w:r>
+    </w:p>
+    <w:p>
+      <w:pPr>
+        <w:pStyle w:val="Ttulo3"/>
+      </w:pPr>
+      <w:r>
+        <w:lastRenderedPageBreak/>
+        <w:t>Funcionalidad del camarero</w:t>
+      </w:r>
+    </w:p>
+    <w:p/>
+    <w:p/>
+    <w:p>
+      <w:pPr>
+        <w:pStyle w:val="Ttulo3"/>
+      </w:pPr>
+      <w:r>
+        <w:t>Controlar que el cliente no pueda seleccionar otra mesa antes de pagar</w:t>
+      </w:r>
+    </w:p>
+    <w:p>
+      <w:pPr>
+        <w:jc w:val="both"/>
+      </w:pPr>
+      <w:r>
+        <w:t xml:space="preserve">Este control se ha implementado mediante una </w:t>
+      </w:r>
+      <w:r>
+        <w:rPr>
+          <w:b/>
+          <w:bCs/>
+        </w:rPr>
+        <w:t>lógica por fases</w:t>
+      </w:r>
+      <w:r>
+        <w:t>, gestionada a través de variables de sesión booleanas.</w:t>
+      </w:r>
+    </w:p>
+    <w:p>
+      <w:pPr>
+        <w:jc w:val="both"/>
+      </w:pPr>
+      <w:r>
+        <w:t>Cada fase del proceso</w:t>
+      </w:r>
+      <w:r>
+        <w:t xml:space="preserve">, </w:t>
+      </w:r>
+      <w:r>
+        <w:t>desde el inicio de sesión hasta la finalización del pedido</w:t>
+      </w:r>
+      <w:r>
+        <w:t>,</w:t>
+      </w:r>
+      <w:r>
+        <w:t xml:space="preserve"> cuenta con su propio control, lo que permite aplicar las restricciones necesarias en cada momento.</w:t>
+      </w:r>
+    </w:p>
+    <w:p>
+      <w:pPr>
+        <w:jc w:val="both"/>
+      </w:pPr>
+      <w:r>
+        <w:t xml:space="preserve">En </w:t>
+      </w:r>
+      <w:proofErr w:type="spellStart"/>
+      <w:r>
+        <w:rPr>
+          <w:b/>
+          <w:bCs/>
+        </w:rPr>
+        <w:t>mesa.php</w:t>
+      </w:r>
+      <w:proofErr w:type="spellEnd"/>
+      <w:r>
+        <w:t xml:space="preserve">, cuando el cliente selecciona una mesa, la variable de sesión </w:t>
+      </w:r>
+      <w:proofErr w:type="spellStart"/>
+      <w:r>
+        <w:rPr>
+          <w:b/>
+          <w:bCs/>
+        </w:rPr>
+        <w:t>haElegidoMesa</w:t>
+      </w:r>
+      <w:proofErr w:type="spellEnd"/>
+      <w:r>
+        <w:t xml:space="preserve"> se establece en </w:t>
+      </w:r>
+      <w:r>
+        <w:rPr>
+          <w:b/>
+          <w:bCs/>
+        </w:rPr>
+        <w:t>true</w:t>
+      </w:r>
+      <w:r>
+        <w:t>. De esta forma, el usuario no puede volver a esta sección hasta que la mesa haya sido pagada.</w:t>
+      </w:r>
+    </w:p>
+    <w:p>
+      <w:pPr>
+        <w:jc w:val="both"/>
+      </w:pPr>
+      <w:r>
+        <w:t xml:space="preserve">En </w:t>
+      </w:r>
+      <w:proofErr w:type="spellStart"/>
+      <w:r>
+        <w:rPr>
+          <w:b/>
+          <w:bCs/>
+        </w:rPr>
+        <w:t>eligeComensales.php</w:t>
+      </w:r>
+      <w:proofErr w:type="spellEnd"/>
+      <w:r>
+        <w:t xml:space="preserve">, al indicar el número de comensales, se activa la variable de sesión </w:t>
+      </w:r>
+      <w:proofErr w:type="spellStart"/>
+      <w:r>
+        <w:rPr>
+          <w:b/>
+          <w:bCs/>
+        </w:rPr>
+        <w:t>haElegidoComensales</w:t>
+      </w:r>
+      <w:proofErr w:type="spellEnd"/>
+      <w:r>
+        <w:t xml:space="preserve">, también con valor </w:t>
+      </w:r>
+      <w:r>
+        <w:rPr>
+          <w:b/>
+          <w:bCs/>
+        </w:rPr>
+        <w:t>true</w:t>
+      </w:r>
+      <w:r>
+        <w:t>, impidiendo el acceso nuevamente a esta fase mientras la mesa siga pendiente de pago.</w:t>
+      </w:r>
+    </w:p>
+    <w:p>
+      <w:pPr>
+        <w:jc w:val="both"/>
+      </w:pPr>
+      <w:r>
+        <w:t xml:space="preserve">Finalmente, cuando el encargado marca la mesa como </w:t>
+      </w:r>
+      <w:r>
+        <w:rPr>
+          <w:b/>
+          <w:bCs/>
+        </w:rPr>
+        <w:t>“Pagada”</w:t>
+      </w:r>
+      <w:r>
+        <w:t>, ambas variables de sesión se liberan, permitiendo que el cliente pueda volver a gestionar una nueva mesa desde el inicio del proceso.</w:t>
+      </w:r>
+    </w:p>
+    <w:p>
+      <w:r>
+        <w:br w:type="page"/>
+      </w:r>
+    </w:p>
+    <w:p>
+      <w:pPr>
+        <w:pStyle w:val="Ttulo1"/>
+        <w:rPr>
+          <w:b/>
+          <w:bCs/>
+        </w:rPr>
+      </w:pPr>
+      <w:r>
+        <w:rPr>
+          <w:b/>
+          <w:bCs/>
+        </w:rPr>
+        <w:lastRenderedPageBreak/>
+        <w:t xml:space="preserve">Sprint </w:t>
+      </w:r>
+      <w:proofErr w:type="gramStart"/>
+      <w:r>
+        <w:rPr>
+          <w:b/>
+          <w:bCs/>
+        </w:rPr>
+        <w:t>3  -</w:t>
+      </w:r>
+      <w:proofErr w:type="gramEnd"/>
+      <w:r>
+        <w:rPr>
+          <w:b/>
+          <w:bCs/>
+        </w:rPr>
+        <w:t xml:space="preserve"> </w:t>
+      </w:r>
+      <w:r>
+        <w:rPr>
+          <w:b/>
+          <w:bCs/>
+        </w:rPr>
+        <w:t>Generación de cuentas y cierre de Mesas</w:t>
+      </w:r>
     </w:p>
     <w:sectPr>
-      <w:headerReference w:type="default" r:id="rId19"/>
-      <w:footerReference w:type="default" r:id="rId20"/>
+      <w:headerReference w:type="default" r:id="rId23"/>
+      <w:footerReference w:type="default" r:id="rId24"/>
       <w:pgSz w:w="11906" w:h="16838"/>
       <w:pgMar w:top="1417" w:right="1701" w:bottom="1417" w:left="1701" w:header="708" w:footer="643" w:gutter="0"/>
       <w:pgNumType w:start="0"/>
@@ -5778,7 +6420,6 @@
   <w:style w:type="character" w:default="1" w:styleId="Fuentedeprrafopredeter">
     <w:name w:val="Default Paragraph Font"/>
     <w:uiPriority w:val="1"/>
-    <w:semiHidden/>
     <w:unhideWhenUsed/>
   </w:style>
   <w:style w:type="table" w:default="1" w:styleId="Tablanormal">

--- a/memoria/ÁlvaroM - Restaurante.docx
+++ b/memoria/ÁlvaroM - Restaurante.docx
@@ -710,7 +710,7 @@
         </w:rPr>
       </w:pPr>
       <w:bookmarkStart w:id="0" w:name="_Toc213591479"/>
-      <w:bookmarkStart w:id="1" w:name="_Toc213599761"/>
+      <w:bookmarkStart w:id="1" w:name="_Toc213613578"/>
       <w:r>
         <w:rPr>
           <w:b/>
@@ -745,7 +745,6 @@
         <w:p>
           <w:pPr>
             <w:pStyle w:val="TDC1"/>
-            <w:jc w:val="both"/>
             <w:rPr>
               <w:rFonts w:eastAsiaTheme="minorEastAsia" w:cstheme="minorBidi"/>
               <w:lang w:eastAsia="es-ES"/>
@@ -760,7 +759,7 @@
           <w:r>
             <w:fldChar w:fldCharType="separate"/>
           </w:r>
-          <w:hyperlink w:anchor="_Toc213599761" w:history="1">
+          <w:hyperlink w:anchor="_Toc213613578" w:history="1">
             <w:r>
               <w:rPr>
                 <w:rStyle w:val="Hipervnculo"/>
@@ -794,7 +793,7 @@
               <w:rPr>
                 <w:webHidden/>
               </w:rPr>
-              <w:instrText xml:space="preserve"> PAGEREF _Toc213599761 \h </w:instrText>
+              <w:instrText xml:space="preserve"> PAGEREF _Toc213613578 \h </w:instrText>
             </w:r>
             <w:r>
               <w:rPr>
@@ -824,13 +823,12 @@
         <w:p>
           <w:pPr>
             <w:pStyle w:val="TDC1"/>
-            <w:jc w:val="both"/>
             <w:rPr>
               <w:rFonts w:eastAsiaTheme="minorEastAsia" w:cstheme="minorBidi"/>
               <w:lang w:eastAsia="es-ES"/>
             </w:rPr>
           </w:pPr>
-          <w:hyperlink w:anchor="_Toc213599762" w:history="1">
+          <w:hyperlink w:anchor="_Toc213613579" w:history="1">
             <w:r>
               <w:rPr>
                 <w:rStyle w:val="Hipervnculo"/>
@@ -855,7 +853,7 @@
               <w:rPr>
                 <w:webHidden/>
               </w:rPr>
-              <w:instrText xml:space="preserve"> PAGEREF _Toc213599762 \h </w:instrText>
+              <w:instrText xml:space="preserve"> PAGEREF _Toc213613579 \h </w:instrText>
             </w:r>
             <w:r>
               <w:rPr>
@@ -888,7 +886,6 @@
             <w:tabs>
               <w:tab w:val="right" w:leader="dot" w:pos="8494"/>
             </w:tabs>
-            <w:jc w:val="both"/>
             <w:rPr>
               <w:rFonts w:eastAsiaTheme="minorEastAsia" w:cstheme="minorBidi"/>
               <w:noProof/>
@@ -897,7 +894,7 @@
               <w:lang w:eastAsia="es-ES"/>
             </w:rPr>
           </w:pPr>
-          <w:hyperlink w:anchor="_Toc213599763" w:history="1">
+          <w:hyperlink w:anchor="_Toc213613580" w:history="1">
             <w:r>
               <w:rPr>
                 <w:rStyle w:val="Hipervnculo"/>
@@ -954,7 +951,7 @@
                 <w:noProof/>
                 <w:webHidden/>
               </w:rPr>
-              <w:instrText xml:space="preserve"> PAGEREF _Toc213599763 \h </w:instrText>
+              <w:instrText xml:space="preserve"> PAGEREF _Toc213613580 \h </w:instrText>
             </w:r>
             <w:r>
               <w:rPr>
@@ -991,7 +988,6 @@
             <w:tabs>
               <w:tab w:val="right" w:leader="dot" w:pos="8494"/>
             </w:tabs>
-            <w:jc w:val="both"/>
             <w:rPr>
               <w:rFonts w:eastAsiaTheme="minorEastAsia" w:cstheme="minorBidi"/>
               <w:noProof/>
@@ -1000,7 +996,7 @@
               <w:lang w:eastAsia="es-ES"/>
             </w:rPr>
           </w:pPr>
-          <w:hyperlink w:anchor="_Toc213599764" w:history="1">
+          <w:hyperlink w:anchor="_Toc213613581" w:history="1">
             <w:r>
               <w:rPr>
                 <w:rStyle w:val="Hipervnculo"/>
@@ -1027,7 +1023,7 @@
                 <w:noProof/>
                 <w:webHidden/>
               </w:rPr>
-              <w:instrText xml:space="preserve"> PAGEREF _Toc213599764 \h </w:instrText>
+              <w:instrText xml:space="preserve"> PAGEREF _Toc213613581 \h </w:instrText>
             </w:r>
             <w:r>
               <w:rPr>
@@ -1064,7 +1060,6 @@
             <w:tabs>
               <w:tab w:val="right" w:leader="dot" w:pos="8494"/>
             </w:tabs>
-            <w:jc w:val="both"/>
             <w:rPr>
               <w:rFonts w:eastAsiaTheme="minorEastAsia" w:cstheme="minorBidi"/>
               <w:noProof/>
@@ -1073,7 +1068,7 @@
               <w:lang w:eastAsia="es-ES"/>
             </w:rPr>
           </w:pPr>
-          <w:hyperlink w:anchor="_Toc213599765" w:history="1">
+          <w:hyperlink w:anchor="_Toc213613582" w:history="1">
             <w:r>
               <w:rPr>
                 <w:rStyle w:val="Hipervnculo"/>
@@ -1115,7 +1110,7 @@
                 <w:noProof/>
                 <w:webHidden/>
               </w:rPr>
-              <w:instrText xml:space="preserve"> PAGEREF _Toc213599765 \h </w:instrText>
+              <w:instrText xml:space="preserve"> PAGEREF _Toc213613582 \h </w:instrText>
             </w:r>
             <w:r>
               <w:rPr>
@@ -1152,7 +1147,6 @@
             <w:tabs>
               <w:tab w:val="right" w:leader="dot" w:pos="8494"/>
             </w:tabs>
-            <w:jc w:val="both"/>
             <w:rPr>
               <w:rFonts w:eastAsiaTheme="minorEastAsia" w:cstheme="minorBidi"/>
               <w:noProof/>
@@ -1161,7 +1155,7 @@
               <w:lang w:eastAsia="es-ES"/>
             </w:rPr>
           </w:pPr>
-          <w:hyperlink w:anchor="_Toc213599766" w:history="1">
+          <w:hyperlink w:anchor="_Toc213613583" w:history="1">
             <w:r>
               <w:rPr>
                 <w:rStyle w:val="Hipervnculo"/>
@@ -1188,7 +1182,7 @@
                 <w:noProof/>
                 <w:webHidden/>
               </w:rPr>
-              <w:instrText xml:space="preserve"> PAGEREF _Toc213599766 \h </w:instrText>
+              <w:instrText xml:space="preserve"> PAGEREF _Toc213613583 \h </w:instrText>
             </w:r>
             <w:r>
               <w:rPr>
@@ -1225,7 +1219,6 @@
             <w:tabs>
               <w:tab w:val="right" w:leader="dot" w:pos="8494"/>
             </w:tabs>
-            <w:jc w:val="both"/>
             <w:rPr>
               <w:rFonts w:eastAsiaTheme="minorEastAsia" w:cstheme="minorBidi"/>
               <w:noProof/>
@@ -1234,7 +1227,7 @@
               <w:lang w:eastAsia="es-ES"/>
             </w:rPr>
           </w:pPr>
-          <w:hyperlink w:anchor="_Toc213599767" w:history="1">
+          <w:hyperlink w:anchor="_Toc213613584" w:history="1">
             <w:r>
               <w:rPr>
                 <w:rStyle w:val="Hipervnculo"/>
@@ -1261,7 +1254,7 @@
                 <w:noProof/>
                 <w:webHidden/>
               </w:rPr>
-              <w:instrText xml:space="preserve"> PAGEREF _Toc213599767 \h </w:instrText>
+              <w:instrText xml:space="preserve"> PAGEREF _Toc213613584 \h </w:instrText>
             </w:r>
             <w:r>
               <w:rPr>
@@ -1298,7 +1291,6 @@
             <w:tabs>
               <w:tab w:val="right" w:leader="dot" w:pos="8494"/>
             </w:tabs>
-            <w:jc w:val="both"/>
             <w:rPr>
               <w:rFonts w:eastAsiaTheme="minorEastAsia" w:cstheme="minorBidi"/>
               <w:noProof/>
@@ -1307,7 +1299,7 @@
               <w:lang w:eastAsia="es-ES"/>
             </w:rPr>
           </w:pPr>
-          <w:hyperlink w:anchor="_Toc213599768" w:history="1">
+          <w:hyperlink w:anchor="_Toc213613585" w:history="1">
             <w:r>
               <w:rPr>
                 <w:rStyle w:val="Hipervnculo"/>
@@ -1379,7 +1371,7 @@
                 <w:noProof/>
                 <w:webHidden/>
               </w:rPr>
-              <w:instrText xml:space="preserve"> PAGEREF _Toc213599768 \h </w:instrText>
+              <w:instrText xml:space="preserve"> PAGEREF _Toc213613585 \h </w:instrText>
             </w:r>
             <w:r>
               <w:rPr>
@@ -1413,13 +1405,12 @@
         <w:p>
           <w:pPr>
             <w:pStyle w:val="TDC1"/>
-            <w:jc w:val="both"/>
             <w:rPr>
               <w:rFonts w:eastAsiaTheme="minorEastAsia" w:cstheme="minorBidi"/>
               <w:lang w:eastAsia="es-ES"/>
             </w:rPr>
           </w:pPr>
-          <w:hyperlink w:anchor="_Toc213599769" w:history="1">
+          <w:hyperlink w:anchor="_Toc213613586" w:history="1">
             <w:r>
               <w:rPr>
                 <w:rStyle w:val="Hipervnculo"/>
@@ -1461,7 +1452,7 @@
               <w:rPr>
                 <w:webHidden/>
               </w:rPr>
-              <w:instrText xml:space="preserve"> PAGEREF _Toc213599769 \h </w:instrText>
+              <w:instrText xml:space="preserve"> PAGEREF _Toc213613586 \h </w:instrText>
             </w:r>
             <w:r>
               <w:rPr>
@@ -1494,7 +1485,6 @@
             <w:tabs>
               <w:tab w:val="right" w:leader="dot" w:pos="8494"/>
             </w:tabs>
-            <w:jc w:val="both"/>
             <w:rPr>
               <w:rFonts w:eastAsiaTheme="minorEastAsia" w:cstheme="minorBidi"/>
               <w:noProof/>
@@ -1503,7 +1493,7 @@
               <w:lang w:eastAsia="es-ES"/>
             </w:rPr>
           </w:pPr>
-          <w:hyperlink w:anchor="_Toc213599770" w:history="1">
+          <w:hyperlink w:anchor="_Toc213613587" w:history="1">
             <w:r>
               <w:rPr>
                 <w:rStyle w:val="Hipervnculo"/>
@@ -1545,7 +1535,7 @@
                 <w:noProof/>
                 <w:webHidden/>
               </w:rPr>
-              <w:instrText xml:space="preserve"> PAGEREF _Toc213599770 \h </w:instrText>
+              <w:instrText xml:space="preserve"> PAGEREF _Toc213613587 \h </w:instrText>
             </w:r>
             <w:r>
               <w:rPr>
@@ -1582,7 +1572,6 @@
             <w:tabs>
               <w:tab w:val="right" w:leader="dot" w:pos="8494"/>
             </w:tabs>
-            <w:jc w:val="both"/>
             <w:rPr>
               <w:rFonts w:eastAsiaTheme="minorEastAsia" w:cstheme="minorBidi"/>
               <w:noProof/>
@@ -1591,13 +1580,13 @@
               <w:lang w:eastAsia="es-ES"/>
             </w:rPr>
           </w:pPr>
-          <w:hyperlink w:anchor="_Toc213599771" w:history="1">
+          <w:hyperlink w:anchor="_Toc213613588" w:history="1">
             <w:r>
               <w:rPr>
                 <w:rStyle w:val="Hipervnculo"/>
                 <w:noProof/>
               </w:rPr>
-              <w:t>Pedidos adicionales</w:t>
+              <w:t>Control de stock</w:t>
             </w:r>
             <w:r>
               <w:rPr>
@@ -1618,7 +1607,7 @@
                 <w:noProof/>
                 <w:webHidden/>
               </w:rPr>
-              <w:instrText xml:space="preserve"> PAGEREF _Toc213599771 \h </w:instrText>
+              <w:instrText xml:space="preserve"> PAGEREF _Toc213613588 \h </w:instrText>
             </w:r>
             <w:r>
               <w:rPr>
@@ -1643,6 +1632,401 @@
             <w:r>
               <w:rPr>
                 <w:noProof/>
+                <w:webHidden/>
+              </w:rPr>
+              <w:fldChar w:fldCharType="end"/>
+            </w:r>
+          </w:hyperlink>
+        </w:p>
+        <w:p>
+          <w:pPr>
+            <w:pStyle w:val="TDC3"/>
+            <w:tabs>
+              <w:tab w:val="right" w:leader="dot" w:pos="8494"/>
+            </w:tabs>
+            <w:rPr>
+              <w:rFonts w:eastAsiaTheme="minorEastAsia" w:cstheme="minorBidi"/>
+              <w:noProof/>
+              <w:sz w:val="24"/>
+              <w:szCs w:val="24"/>
+              <w:lang w:eastAsia="es-ES"/>
+            </w:rPr>
+          </w:pPr>
+          <w:hyperlink w:anchor="_Toc213613589" w:history="1">
+            <w:r>
+              <w:rPr>
+                <w:rStyle w:val="Hipervnculo"/>
+                <w:noProof/>
+              </w:rPr>
+              <w:t>Notas espec</w:t>
+            </w:r>
+            <w:r>
+              <w:rPr>
+                <w:rStyle w:val="Hipervnculo"/>
+                <w:rFonts w:hint="eastAsia"/>
+                <w:noProof/>
+              </w:rPr>
+              <w:t>í</w:t>
+            </w:r>
+            <w:r>
+              <w:rPr>
+                <w:rStyle w:val="Hipervnculo"/>
+                <w:noProof/>
+              </w:rPr>
+              <w:t>ficas</w:t>
+            </w:r>
+            <w:r>
+              <w:rPr>
+                <w:noProof/>
+                <w:webHidden/>
+              </w:rPr>
+              <w:tab/>
+            </w:r>
+            <w:r>
+              <w:rPr>
+                <w:noProof/>
+                <w:webHidden/>
+              </w:rPr>
+              <w:fldChar w:fldCharType="begin"/>
+            </w:r>
+            <w:r>
+              <w:rPr>
+                <w:noProof/>
+                <w:webHidden/>
+              </w:rPr>
+              <w:instrText xml:space="preserve"> PAGEREF _Toc213613589 \h </w:instrText>
+            </w:r>
+            <w:r>
+              <w:rPr>
+                <w:noProof/>
+                <w:webHidden/>
+              </w:rPr>
+            </w:r>
+            <w:r>
+              <w:rPr>
+                <w:noProof/>
+                <w:webHidden/>
+              </w:rPr>
+              <w:fldChar w:fldCharType="separate"/>
+            </w:r>
+            <w:r>
+              <w:rPr>
+                <w:noProof/>
+                <w:webHidden/>
+              </w:rPr>
+              <w:t>6</w:t>
+            </w:r>
+            <w:r>
+              <w:rPr>
+                <w:noProof/>
+                <w:webHidden/>
+              </w:rPr>
+              <w:fldChar w:fldCharType="end"/>
+            </w:r>
+          </w:hyperlink>
+        </w:p>
+        <w:p>
+          <w:pPr>
+            <w:pStyle w:val="TDC3"/>
+            <w:tabs>
+              <w:tab w:val="right" w:leader="dot" w:pos="8494"/>
+            </w:tabs>
+            <w:rPr>
+              <w:rFonts w:eastAsiaTheme="minorEastAsia" w:cstheme="minorBidi"/>
+              <w:noProof/>
+              <w:sz w:val="24"/>
+              <w:szCs w:val="24"/>
+              <w:lang w:eastAsia="es-ES"/>
+            </w:rPr>
+          </w:pPr>
+          <w:hyperlink w:anchor="_Toc213613590" w:history="1">
+            <w:r>
+              <w:rPr>
+                <w:rStyle w:val="Hipervnculo"/>
+                <w:noProof/>
+              </w:rPr>
+              <w:t>Filtro de la carta por b</w:t>
+            </w:r>
+            <w:r>
+              <w:rPr>
+                <w:rStyle w:val="Hipervnculo"/>
+                <w:rFonts w:hint="eastAsia"/>
+                <w:noProof/>
+              </w:rPr>
+              <w:t>ú</w:t>
+            </w:r>
+            <w:r>
+              <w:rPr>
+                <w:rStyle w:val="Hipervnculo"/>
+                <w:noProof/>
+              </w:rPr>
+              <w:t>squeda</w:t>
+            </w:r>
+            <w:r>
+              <w:rPr>
+                <w:noProof/>
+                <w:webHidden/>
+              </w:rPr>
+              <w:tab/>
+            </w:r>
+            <w:r>
+              <w:rPr>
+                <w:noProof/>
+                <w:webHidden/>
+              </w:rPr>
+              <w:fldChar w:fldCharType="begin"/>
+            </w:r>
+            <w:r>
+              <w:rPr>
+                <w:noProof/>
+                <w:webHidden/>
+              </w:rPr>
+              <w:instrText xml:space="preserve"> PAGEREF _Toc213613590 \h </w:instrText>
+            </w:r>
+            <w:r>
+              <w:rPr>
+                <w:noProof/>
+                <w:webHidden/>
+              </w:rPr>
+            </w:r>
+            <w:r>
+              <w:rPr>
+                <w:noProof/>
+                <w:webHidden/>
+              </w:rPr>
+              <w:fldChar w:fldCharType="separate"/>
+            </w:r>
+            <w:r>
+              <w:rPr>
+                <w:noProof/>
+                <w:webHidden/>
+              </w:rPr>
+              <w:t>6</w:t>
+            </w:r>
+            <w:r>
+              <w:rPr>
+                <w:noProof/>
+                <w:webHidden/>
+              </w:rPr>
+              <w:fldChar w:fldCharType="end"/>
+            </w:r>
+          </w:hyperlink>
+        </w:p>
+        <w:p>
+          <w:pPr>
+            <w:pStyle w:val="TDC3"/>
+            <w:tabs>
+              <w:tab w:val="right" w:leader="dot" w:pos="8494"/>
+            </w:tabs>
+            <w:rPr>
+              <w:rFonts w:eastAsiaTheme="minorEastAsia" w:cstheme="minorBidi"/>
+              <w:noProof/>
+              <w:sz w:val="24"/>
+              <w:szCs w:val="24"/>
+              <w:lang w:eastAsia="es-ES"/>
+            </w:rPr>
+          </w:pPr>
+          <w:hyperlink w:anchor="_Toc213613591" w:history="1">
+            <w:r>
+              <w:rPr>
+                <w:rStyle w:val="Hipervnculo"/>
+                <w:noProof/>
+              </w:rPr>
+              <w:t>Funcionalidad del camarero</w:t>
+            </w:r>
+            <w:r>
+              <w:rPr>
+                <w:noProof/>
+                <w:webHidden/>
+              </w:rPr>
+              <w:tab/>
+            </w:r>
+            <w:r>
+              <w:rPr>
+                <w:noProof/>
+                <w:webHidden/>
+              </w:rPr>
+              <w:fldChar w:fldCharType="begin"/>
+            </w:r>
+            <w:r>
+              <w:rPr>
+                <w:noProof/>
+                <w:webHidden/>
+              </w:rPr>
+              <w:instrText xml:space="preserve"> PAGEREF _Toc213613591 \h </w:instrText>
+            </w:r>
+            <w:r>
+              <w:rPr>
+                <w:noProof/>
+                <w:webHidden/>
+              </w:rPr>
+            </w:r>
+            <w:r>
+              <w:rPr>
+                <w:noProof/>
+                <w:webHidden/>
+              </w:rPr>
+              <w:fldChar w:fldCharType="separate"/>
+            </w:r>
+            <w:r>
+              <w:rPr>
+                <w:noProof/>
+                <w:webHidden/>
+              </w:rPr>
+              <w:t>7</w:t>
+            </w:r>
+            <w:r>
+              <w:rPr>
+                <w:noProof/>
+                <w:webHidden/>
+              </w:rPr>
+              <w:fldChar w:fldCharType="end"/>
+            </w:r>
+          </w:hyperlink>
+        </w:p>
+        <w:p>
+          <w:pPr>
+            <w:pStyle w:val="TDC3"/>
+            <w:tabs>
+              <w:tab w:val="right" w:leader="dot" w:pos="8494"/>
+            </w:tabs>
+            <w:rPr>
+              <w:rFonts w:eastAsiaTheme="minorEastAsia" w:cstheme="minorBidi"/>
+              <w:noProof/>
+              <w:sz w:val="24"/>
+              <w:szCs w:val="24"/>
+              <w:lang w:eastAsia="es-ES"/>
+            </w:rPr>
+          </w:pPr>
+          <w:hyperlink w:anchor="_Toc213613592" w:history="1">
+            <w:r>
+              <w:rPr>
+                <w:rStyle w:val="Hipervnculo"/>
+                <w:noProof/>
+              </w:rPr>
+              <w:t>Controlar que el cliente no pueda seleccionar otra mesa antes de pagar</w:t>
+            </w:r>
+            <w:r>
+              <w:rPr>
+                <w:noProof/>
+                <w:webHidden/>
+              </w:rPr>
+              <w:tab/>
+            </w:r>
+            <w:r>
+              <w:rPr>
+                <w:noProof/>
+                <w:webHidden/>
+              </w:rPr>
+              <w:fldChar w:fldCharType="begin"/>
+            </w:r>
+            <w:r>
+              <w:rPr>
+                <w:noProof/>
+                <w:webHidden/>
+              </w:rPr>
+              <w:instrText xml:space="preserve"> PAGEREF _Toc213613592 \h </w:instrText>
+            </w:r>
+            <w:r>
+              <w:rPr>
+                <w:noProof/>
+                <w:webHidden/>
+              </w:rPr>
+            </w:r>
+            <w:r>
+              <w:rPr>
+                <w:noProof/>
+                <w:webHidden/>
+              </w:rPr>
+              <w:fldChar w:fldCharType="separate"/>
+            </w:r>
+            <w:r>
+              <w:rPr>
+                <w:noProof/>
+                <w:webHidden/>
+              </w:rPr>
+              <w:t>7</w:t>
+            </w:r>
+            <w:r>
+              <w:rPr>
+                <w:noProof/>
+                <w:webHidden/>
+              </w:rPr>
+              <w:fldChar w:fldCharType="end"/>
+            </w:r>
+          </w:hyperlink>
+        </w:p>
+        <w:p>
+          <w:pPr>
+            <w:pStyle w:val="TDC1"/>
+            <w:rPr>
+              <w:rFonts w:eastAsiaTheme="minorEastAsia" w:cstheme="minorBidi"/>
+              <w:lang w:eastAsia="es-ES"/>
+            </w:rPr>
+          </w:pPr>
+          <w:hyperlink w:anchor="_Toc213613593" w:history="1">
+            <w:r>
+              <w:rPr>
+                <w:rStyle w:val="Hipervnculo"/>
+                <w:b/>
+                <w:bCs/>
+              </w:rPr>
+              <w:t>Sprint 3  - Generaci</w:t>
+            </w:r>
+            <w:r>
+              <w:rPr>
+                <w:rStyle w:val="Hipervnculo"/>
+                <w:rFonts w:hint="eastAsia"/>
+                <w:b/>
+                <w:bCs/>
+              </w:rPr>
+              <w:t>ó</w:t>
+            </w:r>
+            <w:r>
+              <w:rPr>
+                <w:rStyle w:val="Hipervnculo"/>
+                <w:b/>
+                <w:bCs/>
+              </w:rPr>
+              <w:t>n de cuentas y cierre de Mesas</w:t>
+            </w:r>
+            <w:r>
+              <w:rPr>
+                <w:webHidden/>
+              </w:rPr>
+              <w:tab/>
+            </w:r>
+            <w:r>
+              <w:rPr>
+                <w:webHidden/>
+              </w:rPr>
+              <w:fldChar w:fldCharType="begin"/>
+            </w:r>
+            <w:r>
+              <w:rPr>
+                <w:webHidden/>
+              </w:rPr>
+              <w:instrText xml:space="preserve"> PAGEREF _Toc213613593 \h </w:instrText>
+            </w:r>
+            <w:r>
+              <w:rPr>
+                <w:webHidden/>
+              </w:rPr>
+            </w:r>
+            <w:r>
+              <w:rPr>
+                <w:webHidden/>
+              </w:rPr>
+              <w:fldChar w:fldCharType="separate"/>
+            </w:r>
+            <w:r>
+              <w:rPr>
+                <w:webHidden/>
+              </w:rPr>
+              <w:t>8</w:t>
+            </w:r>
+            <w:r>
+              <w:rPr>
                 <w:webHidden/>
               </w:rPr>
               <w:fldChar w:fldCharType="end"/>
@@ -1689,8 +2073,8 @@
         </w:rPr>
         <w:br w:type="page"/>
       </w:r>
-      <w:bookmarkStart w:id="2" w:name="_Toc213599762"/>
-      <w:bookmarkStart w:id="3" w:name="_Toc179231847"/>
+      <w:bookmarkStart w:id="2" w:name="_Toc179231847"/>
+      <w:bookmarkStart w:id="3" w:name="_Toc213613579"/>
       <w:r>
         <w:rPr>
           <w:b/>
@@ -1722,7 +2106,7 @@
         </w:rPr>
         <w:t xml:space="preserve"> Fundamentos del Sistema y Roles</w:t>
       </w:r>
-      <w:bookmarkEnd w:id="2"/>
+      <w:bookmarkEnd w:id="3"/>
     </w:p>
     <w:p>
       <w:pPr>
@@ -1737,7 +2121,7 @@
           <w:rFonts w:cstheme="minorHAnsi"/>
         </w:rPr>
       </w:pPr>
-      <w:bookmarkStart w:id="4" w:name="_Toc213599763"/>
+      <w:bookmarkStart w:id="4" w:name="_Toc213613580"/>
       <w:r>
         <w:rPr>
           <w:rStyle w:val="Ttulo3Car"/>
@@ -1958,7 +2342,7 @@
           </wp:anchor>
         </w:drawing>
       </w:r>
-      <w:bookmarkStart w:id="5" w:name="_Toc213599764"/>
+      <w:bookmarkStart w:id="5" w:name="_Toc213613581"/>
       <w:r>
         <w:rPr>
           <w:rStyle w:val="Ttulo3Car"/>
@@ -1994,7 +2378,7 @@
           <w:szCs w:val="24"/>
         </w:rPr>
       </w:pPr>
-      <w:bookmarkStart w:id="6" w:name="_Toc213599765"/>
+      <w:bookmarkStart w:id="6" w:name="_Toc213613582"/>
       <w:r>
         <w:rPr>
           <w:rStyle w:val="Ttulo3Car"/>
@@ -2110,7 +2494,7 @@
       <w:pPr>
         <w:jc w:val="both"/>
       </w:pPr>
-      <w:bookmarkStart w:id="7" w:name="_Toc213599766"/>
+      <w:bookmarkStart w:id="7" w:name="_Toc213613583"/>
       <w:r>
         <w:rPr>
           <w:rStyle w:val="Ttulo3Car"/>
@@ -2203,7 +2587,7 @@
       <w:pPr>
         <w:jc w:val="both"/>
       </w:pPr>
-      <w:bookmarkStart w:id="8" w:name="_Toc213599767"/>
+      <w:bookmarkStart w:id="8" w:name="_Toc213613584"/>
       <w:r>
         <w:rPr>
           <w:rStyle w:val="Ttulo3Car"/>
@@ -2249,7 +2633,7 @@
         <w:pStyle w:val="Ttulo3"/>
         <w:jc w:val="both"/>
       </w:pPr>
-      <w:bookmarkStart w:id="9" w:name="_Toc213599768"/>
+      <w:bookmarkStart w:id="9" w:name="_Toc213613585"/>
       <w:r>
         <w:lastRenderedPageBreak/>
         <w:t>Creación y modificación de categorías, productos y stock de la parte de encargado</w:t>
@@ -2589,7 +2973,7 @@
           <w:bCs/>
         </w:rPr>
       </w:pPr>
-      <w:bookmarkStart w:id="10" w:name="_Toc213599769"/>
+      <w:bookmarkStart w:id="10" w:name="_Toc213613586"/>
       <w:r>
         <w:rPr>
           <w:b/>
@@ -2640,7 +3024,7 @@
         <w:pStyle w:val="Ttulo3"/>
         <w:jc w:val="both"/>
       </w:pPr>
-      <w:bookmarkStart w:id="11" w:name="_Toc213599770"/>
+      <w:bookmarkStart w:id="11" w:name="_Toc213613587"/>
       <w:r>
         <w:t>Interfaz para los clientes</w:t>
       </w:r>
@@ -3038,7 +3422,7 @@
       <w:r>
         <w:t xml:space="preserve"> en la tabla pedidos ocupando el pedido completo del cliente.</w:t>
       </w:r>
-      <w:bookmarkEnd w:id="3"/>
+      <w:bookmarkEnd w:id="2"/>
     </w:p>
     <w:p>
       <w:pPr>
@@ -3048,16 +3432,21 @@
       <w:r>
         <w:br w:type="page"/>
       </w:r>
+      <w:bookmarkStart w:id="12" w:name="_Toc213613588"/>
       <w:r>
         <w:lastRenderedPageBreak/>
         <w:t>Control de stock</w:t>
       </w:r>
+      <w:bookmarkEnd w:id="12"/>
     </w:p>
     <w:p>
       <w:pPr>
         <w:jc w:val="both"/>
       </w:pPr>
       <w:r>
+        <w:rPr>
+          <w:noProof/>
+        </w:rPr>
         <w:drawing>
           <wp:anchor distT="0" distB="0" distL="114300" distR="114300" simplePos="0" relativeHeight="251672576" behindDoc="0" locked="0" layoutInCell="1" allowOverlap="1" wp14:anchorId="3490905A" wp14:editId="0C9C75F4">
             <wp:simplePos x="0" y="0"/>
@@ -3121,6 +3510,9 @@
         </w:rPr>
       </w:pPr>
       <w:r>
+        <w:rPr>
+          <w:noProof/>
+        </w:rPr>
         <w:drawing>
           <wp:anchor distT="0" distB="0" distL="114300" distR="114300" simplePos="0" relativeHeight="251673600" behindDoc="0" locked="0" layoutInCell="1" allowOverlap="1" wp14:anchorId="02B74151" wp14:editId="51822038">
             <wp:simplePos x="0" y="0"/>
@@ -3206,9 +3598,11 @@
       <w:pPr>
         <w:pStyle w:val="Ttulo3"/>
       </w:pPr>
+      <w:bookmarkStart w:id="13" w:name="_Toc213613589"/>
       <w:r>
         <w:t>Notas específicas</w:t>
       </w:r>
+      <w:bookmarkEnd w:id="13"/>
     </w:p>
     <w:p>
       <w:r>
@@ -3253,12 +3647,17 @@
       <w:pPr>
         <w:pStyle w:val="Ttulo3"/>
       </w:pPr>
+      <w:bookmarkStart w:id="14" w:name="_Toc213613590"/>
       <w:r>
         <w:t>Filtro de la carta por búsqueda</w:t>
       </w:r>
+      <w:bookmarkEnd w:id="14"/>
     </w:p>
     <w:p>
       <w:r>
+        <w:rPr>
+          <w:noProof/>
+        </w:rPr>
         <w:drawing>
           <wp:anchor distT="0" distB="0" distL="114300" distR="114300" simplePos="0" relativeHeight="251674624" behindDoc="0" locked="0" layoutInCell="1" allowOverlap="1" wp14:anchorId="4C27BBB5" wp14:editId="16790413">
             <wp:simplePos x="0" y="0"/>
@@ -3316,6 +3715,9 @@
         </w:drawing>
       </w:r>
       <w:r>
+        <w:rPr>
+          <w:noProof/>
+        </w:rPr>
         <w:drawing>
           <wp:anchor distT="0" distB="0" distL="114300" distR="114300" simplePos="0" relativeHeight="251675648" behindDoc="0" locked="0" layoutInCell="1" allowOverlap="1" wp14:anchorId="756E7327" wp14:editId="4D2DBE99">
             <wp:simplePos x="0" y="0"/>
@@ -3395,10 +3797,12 @@
       <w:pPr>
         <w:pStyle w:val="Ttulo3"/>
       </w:pPr>
+      <w:bookmarkStart w:id="15" w:name="_Toc213613591"/>
       <w:r>
         <w:lastRenderedPageBreak/>
         <w:t>Funcionalidad del camarero</w:t>
       </w:r>
+      <w:bookmarkEnd w:id="15"/>
     </w:p>
     <w:p/>
     <w:p/>
@@ -3406,9 +3810,11 @@
       <w:pPr>
         <w:pStyle w:val="Ttulo3"/>
       </w:pPr>
+      <w:bookmarkStart w:id="16" w:name="_Toc213613592"/>
       <w:r>
         <w:t>Controlar que el cliente no pueda seleccionar otra mesa antes de pagar</w:t>
       </w:r>
+      <w:bookmarkEnd w:id="16"/>
     </w:p>
     <w:p>
       <w:pPr>
@@ -3563,6 +3969,7 @@
           <w:bCs/>
         </w:rPr>
       </w:pPr>
+      <w:bookmarkStart w:id="17" w:name="_Toc213613593"/>
       <w:r>
         <w:rPr>
           <w:b/>
@@ -3585,15 +3992,9 @@
           <w:b/>
           <w:bCs/>
         </w:rPr>
-        <w:t xml:space="preserve"> </w:t>
-      </w:r>
-      <w:r>
-        <w:rPr>
-          <w:b/>
-          <w:bCs/>
-        </w:rPr>
-        <w:t>Generación de cuentas y cierre de Mesas</w:t>
-      </w:r>
+        <w:t xml:space="preserve"> Generación de cuentas y cierre de Mesas</w:t>
+      </w:r>
+      <w:bookmarkEnd w:id="17"/>
     </w:p>
     <w:sectPr>
       <w:headerReference w:type="default" r:id="rId23"/>
@@ -6420,6 +6821,7 @@
   <w:style w:type="character" w:default="1" w:styleId="Fuentedeprrafopredeter">
     <w:name w:val="Default Paragraph Font"/>
     <w:uiPriority w:val="1"/>
+    <w:semiHidden/>
     <w:unhideWhenUsed/>
   </w:style>
   <w:style w:type="table" w:default="1" w:styleId="Tablanormal">

--- a/memoria/ÁlvaroM - Restaurante.docx
+++ b/memoria/ÁlvaroM - Restaurante.docx
@@ -2073,8 +2073,8 @@
         </w:rPr>
         <w:br w:type="page"/>
       </w:r>
-      <w:bookmarkStart w:id="2" w:name="_Toc179231847"/>
-      <w:bookmarkStart w:id="3" w:name="_Toc213613579"/>
+      <w:bookmarkStart w:id="2" w:name="_Toc213613579"/>
+      <w:bookmarkStart w:id="3" w:name="_Toc179231847"/>
       <w:r>
         <w:rPr>
           <w:b/>
@@ -2106,7 +2106,7 @@
         </w:rPr>
         <w:t xml:space="preserve"> Fundamentos del Sistema y Roles</w:t>
       </w:r>
-      <w:bookmarkEnd w:id="3"/>
+      <w:bookmarkEnd w:id="2"/>
     </w:p>
     <w:p>
       <w:pPr>
@@ -3422,7 +3422,7 @@
       <w:r>
         <w:t xml:space="preserve"> en la tabla pedidos ocupando el pedido completo del cliente.</w:t>
       </w:r>
-      <w:bookmarkEnd w:id="2"/>
+      <w:bookmarkEnd w:id="3"/>
     </w:p>
     <w:p>
       <w:pPr>
@@ -3606,6 +3606,63 @@
     </w:p>
     <w:p>
       <w:r>
+        <w:drawing>
+          <wp:anchor distT="0" distB="0" distL="114300" distR="114300" simplePos="0" relativeHeight="251676672" behindDoc="0" locked="0" layoutInCell="1" allowOverlap="1" wp14:anchorId="08C0F635" wp14:editId="0F807A56">
+            <wp:simplePos x="0" y="0"/>
+            <wp:positionH relativeFrom="margin">
+              <wp:posOffset>882650</wp:posOffset>
+            </wp:positionH>
+            <wp:positionV relativeFrom="paragraph">
+              <wp:posOffset>354965</wp:posOffset>
+            </wp:positionV>
+            <wp:extent cx="3637280" cy="1725295"/>
+            <wp:effectExtent l="0" t="0" r="1270" b="8255"/>
+            <wp:wrapTopAndBottom/>
+            <wp:docPr id="433496145" name="Imagen 1"/>
+            <wp:cNvGraphicFramePr>
+              <a:graphicFrameLocks xmlns:a="http://schemas.openxmlformats.org/drawingml/2006/main" noChangeAspect="1"/>
+            </wp:cNvGraphicFramePr>
+            <a:graphic xmlns:a="http://schemas.openxmlformats.org/drawingml/2006/main">
+              <a:graphicData uri="http://schemas.openxmlformats.org/drawingml/2006/picture">
+                <pic:pic xmlns:pic="http://schemas.openxmlformats.org/drawingml/2006/picture">
+                  <pic:nvPicPr>
+                    <pic:cNvPr id="433496145" name=""/>
+                    <pic:cNvPicPr/>
+                  </pic:nvPicPr>
+                  <pic:blipFill>
+                    <a:blip r:embed="rId21">
+                      <a:extLst>
+                        <a:ext uri="{28A0092B-C50C-407E-A947-70E740481C1C}">
+                          <a14:useLocalDpi xmlns:a14="http://schemas.microsoft.com/office/drawing/2010/main" val="0"/>
+                        </a:ext>
+                      </a:extLst>
+                    </a:blip>
+                    <a:stretch>
+                      <a:fillRect/>
+                    </a:stretch>
+                  </pic:blipFill>
+                  <pic:spPr>
+                    <a:xfrm>
+                      <a:off x="0" y="0"/>
+                      <a:ext cx="3637280" cy="1725295"/>
+                    </a:xfrm>
+                    <a:prstGeom prst="rect">
+                      <a:avLst/>
+                    </a:prstGeom>
+                  </pic:spPr>
+                </pic:pic>
+              </a:graphicData>
+            </a:graphic>
+            <wp14:sizeRelH relativeFrom="margin">
+              <wp14:pctWidth>0</wp14:pctWidth>
+            </wp14:sizeRelH>
+            <wp14:sizeRelV relativeFrom="margin">
+              <wp14:pctHeight>0</wp14:pctHeight>
+            </wp14:sizeRelV>
+          </wp:anchor>
+        </w:drawing>
+      </w:r>
+      <w:r>
         <w:t>He añadido un ‘</w:t>
       </w:r>
       <w:r>
@@ -3641,8 +3698,13 @@
       <w:r>
         <w:t xml:space="preserve"> en cada apartado de productos del pedido, pudiendo así, generar un comentario por cada producto.</w:t>
       </w:r>
+      <w:r>
+        <w:rPr>
+          <w:noProof/>
+        </w:rPr>
+        <w:t xml:space="preserve"> </w:t>
+      </w:r>
     </w:p>
-    <w:p/>
     <w:p>
       <w:pPr>
         <w:pStyle w:val="Ttulo3"/>
@@ -3682,7 +3744,7 @@
                     <pic:cNvPicPr/>
                   </pic:nvPicPr>
                   <pic:blipFill>
-                    <a:blip r:embed="rId21">
+                    <a:blip r:embed="rId22">
                       <a:extLst>
                         <a:ext uri="{28A0092B-C50C-407E-A947-70E740481C1C}">
                           <a14:useLocalDpi xmlns:a14="http://schemas.microsoft.com/office/drawing/2010/main" val="0"/>
@@ -3742,7 +3804,7 @@
                     <pic:cNvPicPr/>
                   </pic:nvPicPr>
                   <pic:blipFill>
-                    <a:blip r:embed="rId22">
+                    <a:blip r:embed="rId23">
                       <a:extLst>
                         <a:ext uri="{28A0092B-C50C-407E-A947-70E740481C1C}">
                           <a14:useLocalDpi xmlns:a14="http://schemas.microsoft.com/office/drawing/2010/main" val="0"/>
@@ -3997,8 +4059,8 @@
       <w:bookmarkEnd w:id="17"/>
     </w:p>
     <w:sectPr>
-      <w:headerReference w:type="default" r:id="rId23"/>
-      <w:footerReference w:type="default" r:id="rId24"/>
+      <w:headerReference w:type="default" r:id="rId24"/>
+      <w:footerReference w:type="default" r:id="rId25"/>
       <w:pgSz w:w="11906" w:h="16838"/>
       <w:pgMar w:top="1417" w:right="1701" w:bottom="1417" w:left="1701" w:header="708" w:footer="643" w:gutter="0"/>
       <w:pgNumType w:start="0"/>

--- a/memoria/ÁlvaroM - Restaurante.docx
+++ b/memoria/ÁlvaroM - Restaurante.docx
@@ -710,7 +710,7 @@
         </w:rPr>
       </w:pPr>
       <w:bookmarkStart w:id="0" w:name="_Toc213591479"/>
-      <w:bookmarkStart w:id="1" w:name="_Toc213613578"/>
+      <w:bookmarkStart w:id="1" w:name="_Toc213890019"/>
       <w:r>
         <w:rPr>
           <w:b/>
@@ -759,7 +759,7 @@
           <w:r>
             <w:fldChar w:fldCharType="separate"/>
           </w:r>
-          <w:hyperlink w:anchor="_Toc213613578" w:history="1">
+          <w:hyperlink w:anchor="_Toc213890019" w:history="1">
             <w:r>
               <w:rPr>
                 <w:rStyle w:val="Hipervnculo"/>
@@ -793,7 +793,7 @@
               <w:rPr>
                 <w:webHidden/>
               </w:rPr>
-              <w:instrText xml:space="preserve"> PAGEREF _Toc213613578 \h </w:instrText>
+              <w:instrText xml:space="preserve"> PAGEREF _Toc213890019 \h </w:instrText>
             </w:r>
             <w:r>
               <w:rPr>
@@ -828,7 +828,7 @@
               <w:lang w:eastAsia="es-ES"/>
             </w:rPr>
           </w:pPr>
-          <w:hyperlink w:anchor="_Toc213613579" w:history="1">
+          <w:hyperlink w:anchor="_Toc213890020" w:history="1">
             <w:r>
               <w:rPr>
                 <w:rStyle w:val="Hipervnculo"/>
@@ -853,7 +853,7 @@
               <w:rPr>
                 <w:webHidden/>
               </w:rPr>
-              <w:instrText xml:space="preserve"> PAGEREF _Toc213613579 \h </w:instrText>
+              <w:instrText xml:space="preserve"> PAGEREF _Toc213890020 \h </w:instrText>
             </w:r>
             <w:r>
               <w:rPr>
@@ -894,7 +894,7 @@
               <w:lang w:eastAsia="es-ES"/>
             </w:rPr>
           </w:pPr>
-          <w:hyperlink w:anchor="_Toc213613580" w:history="1">
+          <w:hyperlink w:anchor="_Toc213890021" w:history="1">
             <w:r>
               <w:rPr>
                 <w:rStyle w:val="Hipervnculo"/>
@@ -951,7 +951,7 @@
                 <w:noProof/>
                 <w:webHidden/>
               </w:rPr>
-              <w:instrText xml:space="preserve"> PAGEREF _Toc213613580 \h </w:instrText>
+              <w:instrText xml:space="preserve"> PAGEREF _Toc213890021 \h </w:instrText>
             </w:r>
             <w:r>
               <w:rPr>
@@ -996,7 +996,7 @@
               <w:lang w:eastAsia="es-ES"/>
             </w:rPr>
           </w:pPr>
-          <w:hyperlink w:anchor="_Toc213613581" w:history="1">
+          <w:hyperlink w:anchor="_Toc213890022" w:history="1">
             <w:r>
               <w:rPr>
                 <w:rStyle w:val="Hipervnculo"/>
@@ -1023,7 +1023,7 @@
                 <w:noProof/>
                 <w:webHidden/>
               </w:rPr>
-              <w:instrText xml:space="preserve"> PAGEREF _Toc213613581 \h </w:instrText>
+              <w:instrText xml:space="preserve"> PAGEREF _Toc213890022 \h </w:instrText>
             </w:r>
             <w:r>
               <w:rPr>
@@ -1068,7 +1068,7 @@
               <w:lang w:eastAsia="es-ES"/>
             </w:rPr>
           </w:pPr>
-          <w:hyperlink w:anchor="_Toc213613582" w:history="1">
+          <w:hyperlink w:anchor="_Toc213890023" w:history="1">
             <w:r>
               <w:rPr>
                 <w:rStyle w:val="Hipervnculo"/>
@@ -1110,7 +1110,7 @@
                 <w:noProof/>
                 <w:webHidden/>
               </w:rPr>
-              <w:instrText xml:space="preserve"> PAGEREF _Toc213613582 \h </w:instrText>
+              <w:instrText xml:space="preserve"> PAGEREF _Toc213890023 \h </w:instrText>
             </w:r>
             <w:r>
               <w:rPr>
@@ -1155,7 +1155,7 @@
               <w:lang w:eastAsia="es-ES"/>
             </w:rPr>
           </w:pPr>
-          <w:hyperlink w:anchor="_Toc213613583" w:history="1">
+          <w:hyperlink w:anchor="_Toc213890024" w:history="1">
             <w:r>
               <w:rPr>
                 <w:rStyle w:val="Hipervnculo"/>
@@ -1182,7 +1182,7 @@
                 <w:noProof/>
                 <w:webHidden/>
               </w:rPr>
-              <w:instrText xml:space="preserve"> PAGEREF _Toc213613583 \h </w:instrText>
+              <w:instrText xml:space="preserve"> PAGEREF _Toc213890024 \h </w:instrText>
             </w:r>
             <w:r>
               <w:rPr>
@@ -1227,7 +1227,7 @@
               <w:lang w:eastAsia="es-ES"/>
             </w:rPr>
           </w:pPr>
-          <w:hyperlink w:anchor="_Toc213613584" w:history="1">
+          <w:hyperlink w:anchor="_Toc213890025" w:history="1">
             <w:r>
               <w:rPr>
                 <w:rStyle w:val="Hipervnculo"/>
@@ -1254,7 +1254,7 @@
                 <w:noProof/>
                 <w:webHidden/>
               </w:rPr>
-              <w:instrText xml:space="preserve"> PAGEREF _Toc213613584 \h </w:instrText>
+              <w:instrText xml:space="preserve"> PAGEREF _Toc213890025 \h </w:instrText>
             </w:r>
             <w:r>
               <w:rPr>
@@ -1299,7 +1299,7 @@
               <w:lang w:eastAsia="es-ES"/>
             </w:rPr>
           </w:pPr>
-          <w:hyperlink w:anchor="_Toc213613585" w:history="1">
+          <w:hyperlink w:anchor="_Toc213890026" w:history="1">
             <w:r>
               <w:rPr>
                 <w:rStyle w:val="Hipervnculo"/>
@@ -1371,7 +1371,7 @@
                 <w:noProof/>
                 <w:webHidden/>
               </w:rPr>
-              <w:instrText xml:space="preserve"> PAGEREF _Toc213613585 \h </w:instrText>
+              <w:instrText xml:space="preserve"> PAGEREF _Toc213890026 \h </w:instrText>
             </w:r>
             <w:r>
               <w:rPr>
@@ -1410,7 +1410,7 @@
               <w:lang w:eastAsia="es-ES"/>
             </w:rPr>
           </w:pPr>
-          <w:hyperlink w:anchor="_Toc213613586" w:history="1">
+          <w:hyperlink w:anchor="_Toc213890027" w:history="1">
             <w:r>
               <w:rPr>
                 <w:rStyle w:val="Hipervnculo"/>
@@ -1452,7 +1452,7 @@
               <w:rPr>
                 <w:webHidden/>
               </w:rPr>
-              <w:instrText xml:space="preserve"> PAGEREF _Toc213613586 \h </w:instrText>
+              <w:instrText xml:space="preserve"> PAGEREF _Toc213890027 \h </w:instrText>
             </w:r>
             <w:r>
               <w:rPr>
@@ -1493,7 +1493,7 @@
               <w:lang w:eastAsia="es-ES"/>
             </w:rPr>
           </w:pPr>
-          <w:hyperlink w:anchor="_Toc213613587" w:history="1">
+          <w:hyperlink w:anchor="_Toc213890028" w:history="1">
             <w:r>
               <w:rPr>
                 <w:rStyle w:val="Hipervnculo"/>
@@ -1535,7 +1535,7 @@
                 <w:noProof/>
                 <w:webHidden/>
               </w:rPr>
-              <w:instrText xml:space="preserve"> PAGEREF _Toc213613587 \h </w:instrText>
+              <w:instrText xml:space="preserve"> PAGEREF _Toc213890028 \h </w:instrText>
             </w:r>
             <w:r>
               <w:rPr>
@@ -1580,7 +1580,7 @@
               <w:lang w:eastAsia="es-ES"/>
             </w:rPr>
           </w:pPr>
-          <w:hyperlink w:anchor="_Toc213613588" w:history="1">
+          <w:hyperlink w:anchor="_Toc213890029" w:history="1">
             <w:r>
               <w:rPr>
                 <w:rStyle w:val="Hipervnculo"/>
@@ -1607,7 +1607,7 @@
                 <w:noProof/>
                 <w:webHidden/>
               </w:rPr>
-              <w:instrText xml:space="preserve"> PAGEREF _Toc213613588 \h </w:instrText>
+              <w:instrText xml:space="preserve"> PAGEREF _Toc213890029 \h </w:instrText>
             </w:r>
             <w:r>
               <w:rPr>
@@ -1652,7 +1652,7 @@
               <w:lang w:eastAsia="es-ES"/>
             </w:rPr>
           </w:pPr>
-          <w:hyperlink w:anchor="_Toc213613589" w:history="1">
+          <w:hyperlink w:anchor="_Toc213890030" w:history="1">
             <w:r>
               <w:rPr>
                 <w:rStyle w:val="Hipervnculo"/>
@@ -1694,7 +1694,7 @@
                 <w:noProof/>
                 <w:webHidden/>
               </w:rPr>
-              <w:instrText xml:space="preserve"> PAGEREF _Toc213613589 \h </w:instrText>
+              <w:instrText xml:space="preserve"> PAGEREF _Toc213890030 \h </w:instrText>
             </w:r>
             <w:r>
               <w:rPr>
@@ -1739,7 +1739,7 @@
               <w:lang w:eastAsia="es-ES"/>
             </w:rPr>
           </w:pPr>
-          <w:hyperlink w:anchor="_Toc213613590" w:history="1">
+          <w:hyperlink w:anchor="_Toc213890031" w:history="1">
             <w:r>
               <w:rPr>
                 <w:rStyle w:val="Hipervnculo"/>
@@ -1781,7 +1781,7 @@
                 <w:noProof/>
                 <w:webHidden/>
               </w:rPr>
-              <w:instrText xml:space="preserve"> PAGEREF _Toc213613590 \h </w:instrText>
+              <w:instrText xml:space="preserve"> PAGEREF _Toc213890031 \h </w:instrText>
             </w:r>
             <w:r>
               <w:rPr>
@@ -1826,7 +1826,7 @@
               <w:lang w:eastAsia="es-ES"/>
             </w:rPr>
           </w:pPr>
-          <w:hyperlink w:anchor="_Toc213613591" w:history="1">
+          <w:hyperlink w:anchor="_Toc213890032" w:history="1">
             <w:r>
               <w:rPr>
                 <w:rStyle w:val="Hipervnculo"/>
@@ -1853,7 +1853,7 @@
                 <w:noProof/>
                 <w:webHidden/>
               </w:rPr>
-              <w:instrText xml:space="preserve"> PAGEREF _Toc213613591 \h </w:instrText>
+              <w:instrText xml:space="preserve"> PAGEREF _Toc213890032 \h </w:instrText>
             </w:r>
             <w:r>
               <w:rPr>
@@ -1898,7 +1898,7 @@
               <w:lang w:eastAsia="es-ES"/>
             </w:rPr>
           </w:pPr>
-          <w:hyperlink w:anchor="_Toc213613592" w:history="1">
+          <w:hyperlink w:anchor="_Toc213890033" w:history="1">
             <w:r>
               <w:rPr>
                 <w:rStyle w:val="Hipervnculo"/>
@@ -1925,7 +1925,7 @@
                 <w:noProof/>
                 <w:webHidden/>
               </w:rPr>
-              <w:instrText xml:space="preserve"> PAGEREF _Toc213613592 \h </w:instrText>
+              <w:instrText xml:space="preserve"> PAGEREF _Toc213890033 \h </w:instrText>
             </w:r>
             <w:r>
               <w:rPr>
@@ -1945,7 +1945,7 @@
                 <w:noProof/>
                 <w:webHidden/>
               </w:rPr>
-              <w:t>7</w:t>
+              <w:t>8</w:t>
             </w:r>
             <w:r>
               <w:rPr>
@@ -1964,7 +1964,7 @@
               <w:lang w:eastAsia="es-ES"/>
             </w:rPr>
           </w:pPr>
-          <w:hyperlink w:anchor="_Toc213613593" w:history="1">
+          <w:hyperlink w:anchor="_Toc213890034" w:history="1">
             <w:r>
               <w:rPr>
                 <w:rStyle w:val="Hipervnculo"/>
@@ -2006,7 +2006,7 @@
               <w:rPr>
                 <w:webHidden/>
               </w:rPr>
-              <w:instrText xml:space="preserve"> PAGEREF _Toc213613593 \h </w:instrText>
+              <w:instrText xml:space="preserve"> PAGEREF _Toc213890034 \h </w:instrText>
             </w:r>
             <w:r>
               <w:rPr>
@@ -2023,7 +2023,7 @@
               <w:rPr>
                 <w:webHidden/>
               </w:rPr>
-              <w:t>8</w:t>
+              <w:t>10</w:t>
             </w:r>
             <w:r>
               <w:rPr>
@@ -2073,8 +2073,8 @@
         </w:rPr>
         <w:br w:type="page"/>
       </w:r>
-      <w:bookmarkStart w:id="2" w:name="_Toc213613579"/>
-      <w:bookmarkStart w:id="3" w:name="_Toc179231847"/>
+      <w:bookmarkStart w:id="2" w:name="_Toc179231847"/>
+      <w:bookmarkStart w:id="3" w:name="_Toc213890020"/>
       <w:r>
         <w:rPr>
           <w:b/>
@@ -2106,7 +2106,7 @@
         </w:rPr>
         <w:t xml:space="preserve"> Fundamentos del Sistema y Roles</w:t>
       </w:r>
-      <w:bookmarkEnd w:id="2"/>
+      <w:bookmarkEnd w:id="3"/>
     </w:p>
     <w:p>
       <w:pPr>
@@ -2121,7 +2121,7 @@
           <w:rFonts w:cstheme="minorHAnsi"/>
         </w:rPr>
       </w:pPr>
-      <w:bookmarkStart w:id="4" w:name="_Toc213613580"/>
+      <w:bookmarkStart w:id="4" w:name="_Toc213890021"/>
       <w:r>
         <w:rPr>
           <w:rStyle w:val="Ttulo3Car"/>
@@ -2342,7 +2342,7 @@
           </wp:anchor>
         </w:drawing>
       </w:r>
-      <w:bookmarkStart w:id="5" w:name="_Toc213613581"/>
+      <w:bookmarkStart w:id="5" w:name="_Toc213890022"/>
       <w:r>
         <w:rPr>
           <w:rStyle w:val="Ttulo3Car"/>
@@ -2378,7 +2378,7 @@
           <w:szCs w:val="24"/>
         </w:rPr>
       </w:pPr>
-      <w:bookmarkStart w:id="6" w:name="_Toc213613582"/>
+      <w:bookmarkStart w:id="6" w:name="_Toc213890023"/>
       <w:r>
         <w:rPr>
           <w:rStyle w:val="Ttulo3Car"/>
@@ -2462,6 +2462,10 @@
       </w:r>
       <w:proofErr w:type="spellStart"/>
       <w:r>
+        <w:rPr>
+          <w:b/>
+          <w:bCs/>
+        </w:rPr>
         <w:t>index.php</w:t>
       </w:r>
       <w:proofErr w:type="spellEnd"/>
@@ -2470,6 +2474,10 @@
       </w:r>
       <w:proofErr w:type="spellStart"/>
       <w:r>
+        <w:rPr>
+          <w:b/>
+          <w:bCs/>
+        </w:rPr>
         <w:t>registro.php</w:t>
       </w:r>
       <w:proofErr w:type="spellEnd"/>
@@ -2494,7 +2502,7 @@
       <w:pPr>
         <w:jc w:val="both"/>
       </w:pPr>
-      <w:bookmarkStart w:id="7" w:name="_Toc213613583"/>
+      <w:bookmarkStart w:id="7" w:name="_Toc213890024"/>
       <w:r>
         <w:rPr>
           <w:rStyle w:val="Ttulo3Car"/>
@@ -2587,7 +2595,7 @@
       <w:pPr>
         <w:jc w:val="both"/>
       </w:pPr>
-      <w:bookmarkStart w:id="8" w:name="_Toc213613584"/>
+      <w:bookmarkStart w:id="8" w:name="_Toc213890025"/>
       <w:r>
         <w:rPr>
           <w:rStyle w:val="Ttulo3Car"/>
@@ -2633,7 +2641,7 @@
         <w:pStyle w:val="Ttulo3"/>
         <w:jc w:val="both"/>
       </w:pPr>
-      <w:bookmarkStart w:id="9" w:name="_Toc213613585"/>
+      <w:bookmarkStart w:id="9" w:name="_Toc213890026"/>
       <w:r>
         <w:lastRenderedPageBreak/>
         <w:t>Creación y modificación de categorías, productos y stock de la parte de encargado</w:t>
@@ -2781,13 +2789,77 @@
           <w:noProof/>
         </w:rPr>
         <w:drawing>
-          <wp:anchor distT="0" distB="0" distL="114300" distR="114300" simplePos="0" relativeHeight="251668480" behindDoc="0" locked="0" layoutInCell="1" allowOverlap="1" wp14:anchorId="42318559" wp14:editId="0E47692C">
+          <wp:anchor distT="0" distB="0" distL="114300" distR="114300" simplePos="0" relativeHeight="251665408" behindDoc="0" locked="0" layoutInCell="1" allowOverlap="1" wp14:anchorId="0B86EE1B" wp14:editId="6E1D2AB0">
+            <wp:simplePos x="0" y="0"/>
+            <wp:positionH relativeFrom="margin">
+              <wp:align>right</wp:align>
+            </wp:positionH>
+            <wp:positionV relativeFrom="paragraph">
+              <wp:posOffset>244475</wp:posOffset>
+            </wp:positionV>
+            <wp:extent cx="5400040" cy="2199640"/>
+            <wp:effectExtent l="0" t="0" r="0" b="0"/>
+            <wp:wrapTopAndBottom/>
+            <wp:docPr id="357266308" name="Imagen 1"/>
+            <wp:cNvGraphicFramePr>
+              <a:graphicFrameLocks xmlns:a="http://schemas.openxmlformats.org/drawingml/2006/main" noChangeAspect="1"/>
+            </wp:cNvGraphicFramePr>
+            <a:graphic xmlns:a="http://schemas.openxmlformats.org/drawingml/2006/main">
+              <a:graphicData uri="http://schemas.openxmlformats.org/drawingml/2006/picture">
+                <pic:pic xmlns:pic="http://schemas.openxmlformats.org/drawingml/2006/picture">
+                  <pic:nvPicPr>
+                    <pic:cNvPr id="357266308" name=""/>
+                    <pic:cNvPicPr/>
+                  </pic:nvPicPr>
+                  <pic:blipFill>
+                    <a:blip r:embed="rId15">
+                      <a:extLst>
+                        <a:ext uri="{28A0092B-C50C-407E-A947-70E740481C1C}">
+                          <a14:useLocalDpi xmlns:a14="http://schemas.microsoft.com/office/drawing/2010/main" val="0"/>
+                        </a:ext>
+                      </a:extLst>
+                    </a:blip>
+                    <a:stretch>
+                      <a:fillRect/>
+                    </a:stretch>
+                  </pic:blipFill>
+                  <pic:spPr>
+                    <a:xfrm>
+                      <a:off x="0" y="0"/>
+                      <a:ext cx="5400040" cy="2199640"/>
+                    </a:xfrm>
+                    <a:prstGeom prst="rect">
+                      <a:avLst/>
+                    </a:prstGeom>
+                  </pic:spPr>
+                </pic:pic>
+              </a:graphicData>
+            </a:graphic>
+          </wp:anchor>
+        </w:drawing>
+      </w:r>
+    </w:p>
+    <w:p>
+      <w:pPr>
+        <w:jc w:val="both"/>
+      </w:pPr>
+    </w:p>
+    <w:p>
+      <w:pPr>
+        <w:jc w:val="both"/>
+      </w:pPr>
+      <w:r>
+        <w:rPr>
+          <w:noProof/>
+        </w:rPr>
+        <w:drawing>
+          <wp:anchor distT="0" distB="0" distL="114300" distR="114300" simplePos="0" relativeHeight="251668480" behindDoc="0" locked="0" layoutInCell="1" allowOverlap="1" wp14:anchorId="42318559" wp14:editId="7BFCA517">
             <wp:simplePos x="0" y="0"/>
             <wp:positionH relativeFrom="column">
-              <wp:posOffset>2664460</wp:posOffset>
+              <wp:posOffset>2702560</wp:posOffset>
             </wp:positionH>
             <wp:positionV relativeFrom="paragraph">
-              <wp:posOffset>2687955</wp:posOffset>
+              <wp:posOffset>777240</wp:posOffset>
             </wp:positionV>
             <wp:extent cx="3440356" cy="1801496"/>
             <wp:effectExtent l="0" t="0" r="8255" b="8255"/>
@@ -2804,7 +2876,7 @@
                     <pic:cNvPicPr/>
                   </pic:nvPicPr>
                   <pic:blipFill>
-                    <a:blip r:embed="rId15" cstate="print">
+                    <a:blip r:embed="rId16" cstate="print">
                       <a:extLst>
                         <a:ext uri="{28A0092B-C50C-407E-A947-70E740481C1C}">
                           <a14:useLocalDpi xmlns:a14="http://schemas.microsoft.com/office/drawing/2010/main" val="0"/>
@@ -2841,13 +2913,13 @@
           <w:noProof/>
         </w:rPr>
         <w:drawing>
-          <wp:anchor distT="0" distB="0" distL="114300" distR="114300" simplePos="0" relativeHeight="251667456" behindDoc="0" locked="0" layoutInCell="1" allowOverlap="1" wp14:anchorId="58E204B3" wp14:editId="48780EA7">
+          <wp:anchor distT="0" distB="0" distL="114300" distR="114300" simplePos="0" relativeHeight="251667456" behindDoc="0" locked="0" layoutInCell="1" allowOverlap="1" wp14:anchorId="58E204B3" wp14:editId="10D4B276">
             <wp:simplePos x="0" y="0"/>
             <wp:positionH relativeFrom="margin">
               <wp:posOffset>-438785</wp:posOffset>
             </wp:positionH>
             <wp:positionV relativeFrom="paragraph">
-              <wp:posOffset>2607945</wp:posOffset>
+              <wp:posOffset>687705</wp:posOffset>
             </wp:positionV>
             <wp:extent cx="2849245" cy="1967865"/>
             <wp:effectExtent l="0" t="0" r="8255" b="0"/>
@@ -2864,7 +2936,7 @@
                     <pic:cNvPicPr/>
                   </pic:nvPicPr>
                   <pic:blipFill>
-                    <a:blip r:embed="rId16">
+                    <a:blip r:embed="rId17">
                       <a:extLst>
                         <a:ext uri="{28A0092B-C50C-407E-A947-70E740481C1C}">
                           <a14:useLocalDpi xmlns:a14="http://schemas.microsoft.com/office/drawing/2010/main" val="0"/>
@@ -2897,75 +2969,14 @@
         </w:drawing>
       </w:r>
       <w:r>
-        <w:rPr>
-          <w:noProof/>
-        </w:rPr>
-        <w:drawing>
-          <wp:anchor distT="0" distB="0" distL="114300" distR="114300" simplePos="0" relativeHeight="251665408" behindDoc="0" locked="0" layoutInCell="1" allowOverlap="1" wp14:anchorId="0B86EE1B" wp14:editId="5312F789">
-            <wp:simplePos x="0" y="0"/>
-            <wp:positionH relativeFrom="margin">
-              <wp:align>right</wp:align>
-            </wp:positionH>
-            <wp:positionV relativeFrom="paragraph">
-              <wp:posOffset>244475</wp:posOffset>
-            </wp:positionV>
-            <wp:extent cx="5400040" cy="2199640"/>
-            <wp:effectExtent l="0" t="0" r="0" b="0"/>
-            <wp:wrapTopAndBottom/>
-            <wp:docPr id="357266308" name="Imagen 1"/>
-            <wp:cNvGraphicFramePr>
-              <a:graphicFrameLocks xmlns:a="http://schemas.openxmlformats.org/drawingml/2006/main" noChangeAspect="1"/>
-            </wp:cNvGraphicFramePr>
-            <a:graphic xmlns:a="http://schemas.openxmlformats.org/drawingml/2006/main">
-              <a:graphicData uri="http://schemas.openxmlformats.org/drawingml/2006/picture">
-                <pic:pic xmlns:pic="http://schemas.openxmlformats.org/drawingml/2006/picture">
-                  <pic:nvPicPr>
-                    <pic:cNvPr id="357266308" name=""/>
-                    <pic:cNvPicPr/>
-                  </pic:nvPicPr>
-                  <pic:blipFill>
-                    <a:blip r:embed="rId17">
-                      <a:extLst>
-                        <a:ext uri="{28A0092B-C50C-407E-A947-70E740481C1C}">
-                          <a14:useLocalDpi xmlns:a14="http://schemas.microsoft.com/office/drawing/2010/main" val="0"/>
-                        </a:ext>
-                      </a:extLst>
-                    </a:blip>
-                    <a:stretch>
-                      <a:fillRect/>
-                    </a:stretch>
-                  </pic:blipFill>
-                  <pic:spPr>
-                    <a:xfrm>
-                      <a:off x="0" y="0"/>
-                      <a:ext cx="5400040" cy="2199640"/>
-                    </a:xfrm>
-                    <a:prstGeom prst="rect">
-                      <a:avLst/>
-                    </a:prstGeom>
-                  </pic:spPr>
-                </pic:pic>
-              </a:graphicData>
-            </a:graphic>
-          </wp:anchor>
-        </w:drawing>
+        <w:t>Si se bloquea un producto, éste no será visible para el cliente.</w:t>
+      </w:r>
+      <w:r>
+        <w:br w:type="page"/>
       </w:r>
     </w:p>
     <w:p>
       <w:pPr>
-        <w:jc w:val="both"/>
-      </w:pPr>
-    </w:p>
-    <w:p>
-      <w:pPr>
-        <w:jc w:val="both"/>
-      </w:pPr>
-      <w:r>
-        <w:br w:type="page"/>
-      </w:r>
-    </w:p>
-    <w:p>
-      <w:pPr>
         <w:pStyle w:val="Ttulo1"/>
         <w:jc w:val="both"/>
         <w:rPr>
@@ -2973,7 +2984,7 @@
           <w:bCs/>
         </w:rPr>
       </w:pPr>
-      <w:bookmarkStart w:id="10" w:name="_Toc213613586"/>
+      <w:bookmarkStart w:id="10" w:name="_Toc213890027"/>
       <w:r>
         <w:rPr>
           <w:b/>
@@ -3024,7 +3035,7 @@
         <w:pStyle w:val="Ttulo3"/>
         <w:jc w:val="both"/>
       </w:pPr>
-      <w:bookmarkStart w:id="11" w:name="_Toc213613587"/>
+      <w:bookmarkStart w:id="11" w:name="_Toc213890028"/>
       <w:r>
         <w:t>Interfaz para los clientes</w:t>
       </w:r>
@@ -3378,6 +3389,13 @@
     <w:p>
       <w:pPr>
         <w:pStyle w:val="Prrafodelista"/>
+        <w:ind w:left="1440"/>
+        <w:jc w:val="both"/>
+      </w:pPr>
+    </w:p>
+    <w:p>
+      <w:pPr>
+        <w:pStyle w:val="Prrafodelista"/>
         <w:numPr>
           <w:ilvl w:val="1"/>
           <w:numId w:val="16"/>
@@ -3397,6 +3415,12 @@
       <w:r>
         <w:t xml:space="preserve"> Podemos ver el pedido, actualizando las cantidades hasta el límite del stock que haya en ese momento y podemos ver el precio de todo el completo.</w:t>
       </w:r>
+    </w:p>
+    <w:p>
+      <w:pPr>
+        <w:pStyle w:val="Prrafodelista"/>
+        <w:jc w:val="both"/>
+      </w:pPr>
     </w:p>
     <w:p>
       <w:pPr>
@@ -3422,7 +3446,7 @@
       <w:r>
         <w:t xml:space="preserve"> en la tabla pedidos ocupando el pedido completo del cliente.</w:t>
       </w:r>
-      <w:bookmarkEnd w:id="3"/>
+      <w:bookmarkEnd w:id="2"/>
     </w:p>
     <w:p>
       <w:pPr>
@@ -3432,7 +3456,7 @@
       <w:r>
         <w:br w:type="page"/>
       </w:r>
-      <w:bookmarkStart w:id="12" w:name="_Toc213613588"/>
+      <w:bookmarkStart w:id="12" w:name="_Toc213890029"/>
       <w:r>
         <w:lastRenderedPageBreak/>
         <w:t>Control de stock</w:t>
@@ -3598,7 +3622,7 @@
       <w:pPr>
         <w:pStyle w:val="Ttulo3"/>
       </w:pPr>
-      <w:bookmarkStart w:id="13" w:name="_Toc213613589"/>
+      <w:bookmarkStart w:id="13" w:name="_Toc213890030"/>
       <w:r>
         <w:t>Notas específicas</w:t>
       </w:r>
@@ -3606,14 +3630,77 @@
     </w:p>
     <w:p>
       <w:r>
+        <w:rPr>
+          <w:noProof/>
+        </w:rPr>
         <w:drawing>
-          <wp:anchor distT="0" distB="0" distL="114300" distR="114300" simplePos="0" relativeHeight="251676672" behindDoc="0" locked="0" layoutInCell="1" allowOverlap="1" wp14:anchorId="08C0F635" wp14:editId="0F807A56">
+          <wp:anchor distT="0" distB="0" distL="114300" distR="114300" simplePos="0" relativeHeight="251678720" behindDoc="0" locked="0" layoutInCell="1" allowOverlap="1" wp14:anchorId="61C4CDEA" wp14:editId="6A44A0A1">
+            <wp:simplePos x="0" y="0"/>
+            <wp:positionH relativeFrom="column">
+              <wp:posOffset>3704590</wp:posOffset>
+            </wp:positionH>
+            <wp:positionV relativeFrom="paragraph">
+              <wp:posOffset>278765</wp:posOffset>
+            </wp:positionV>
+            <wp:extent cx="2139950" cy="2050208"/>
+            <wp:effectExtent l="0" t="0" r="0" b="7620"/>
+            <wp:wrapNone/>
+            <wp:docPr id="544457386" name="Imagen 1"/>
+            <wp:cNvGraphicFramePr>
+              <a:graphicFrameLocks xmlns:a="http://schemas.openxmlformats.org/drawingml/2006/main" noChangeAspect="1"/>
+            </wp:cNvGraphicFramePr>
+            <a:graphic xmlns:a="http://schemas.openxmlformats.org/drawingml/2006/main">
+              <a:graphicData uri="http://schemas.openxmlformats.org/drawingml/2006/picture">
+                <pic:pic xmlns:pic="http://schemas.openxmlformats.org/drawingml/2006/picture">
+                  <pic:nvPicPr>
+                    <pic:cNvPr id="544457386" name=""/>
+                    <pic:cNvPicPr/>
+                  </pic:nvPicPr>
+                  <pic:blipFill>
+                    <a:blip r:embed="rId21" cstate="print">
+                      <a:extLst>
+                        <a:ext uri="{28A0092B-C50C-407E-A947-70E740481C1C}">
+                          <a14:useLocalDpi xmlns:a14="http://schemas.microsoft.com/office/drawing/2010/main" val="0"/>
+                        </a:ext>
+                      </a:extLst>
+                    </a:blip>
+                    <a:stretch>
+                      <a:fillRect/>
+                    </a:stretch>
+                  </pic:blipFill>
+                  <pic:spPr>
+                    <a:xfrm>
+                      <a:off x="0" y="0"/>
+                      <a:ext cx="2139950" cy="2050208"/>
+                    </a:xfrm>
+                    <a:prstGeom prst="rect">
+                      <a:avLst/>
+                    </a:prstGeom>
+                  </pic:spPr>
+                </pic:pic>
+              </a:graphicData>
+            </a:graphic>
+            <wp14:sizeRelH relativeFrom="margin">
+              <wp14:pctWidth>0</wp14:pctWidth>
+            </wp14:sizeRelH>
+            <wp14:sizeRelV relativeFrom="margin">
+              <wp14:pctHeight>0</wp14:pctHeight>
+            </wp14:sizeRelV>
+          </wp:anchor>
+        </w:drawing>
+      </w:r>
+      <w:r>
+        <w:rPr>
+          <w:noProof/>
+        </w:rPr>
+        <w:drawing>
+          <wp:anchor distT="0" distB="0" distL="114300" distR="114300" simplePos="0" relativeHeight="251676672" behindDoc="0" locked="0" layoutInCell="1" allowOverlap="1" wp14:anchorId="08C0F635" wp14:editId="7CDD3D0B">
             <wp:simplePos x="0" y="0"/>
             <wp:positionH relativeFrom="margin">
-              <wp:posOffset>882650</wp:posOffset>
+              <wp:posOffset>-346075</wp:posOffset>
             </wp:positionH>
             <wp:positionV relativeFrom="paragraph">
-              <wp:posOffset>354965</wp:posOffset>
+              <wp:posOffset>450215</wp:posOffset>
             </wp:positionV>
             <wp:extent cx="3637280" cy="1725295"/>
             <wp:effectExtent l="0" t="0" r="1270" b="8255"/>
@@ -3630,7 +3717,7 @@
                     <pic:cNvPicPr/>
                   </pic:nvPicPr>
                   <pic:blipFill>
-                    <a:blip r:embed="rId21">
+                    <a:blip r:embed="rId22">
                       <a:extLst>
                         <a:ext uri="{28A0092B-C50C-407E-A947-70E740481C1C}">
                           <a14:useLocalDpi xmlns:a14="http://schemas.microsoft.com/office/drawing/2010/main" val="0"/>
@@ -3709,7 +3796,7 @@
       <w:pPr>
         <w:pStyle w:val="Ttulo3"/>
       </w:pPr>
-      <w:bookmarkStart w:id="14" w:name="_Toc213613590"/>
+      <w:bookmarkStart w:id="14" w:name="_Toc213890031"/>
       <w:r>
         <w:t>Filtro de la carta por búsqueda</w:t>
       </w:r>
@@ -3744,7 +3831,7 @@
                     <pic:cNvPicPr/>
                   </pic:nvPicPr>
                   <pic:blipFill>
-                    <a:blip r:embed="rId22">
+                    <a:blip r:embed="rId23">
                       <a:extLst>
                         <a:ext uri="{28A0092B-C50C-407E-A947-70E740481C1C}">
                           <a14:useLocalDpi xmlns:a14="http://schemas.microsoft.com/office/drawing/2010/main" val="0"/>
@@ -3804,7 +3891,7 @@
                     <pic:cNvPicPr/>
                   </pic:nvPicPr>
                   <pic:blipFill>
-                    <a:blip r:embed="rId23">
+                    <a:blip r:embed="rId24">
                       <a:extLst>
                         <a:ext uri="{28A0092B-C50C-407E-A947-70E740481C1C}">
                           <a14:useLocalDpi xmlns:a14="http://schemas.microsoft.com/office/drawing/2010/main" val="0"/>
@@ -3850,30 +3937,349 @@
         <w:t>, así es más fácil buscar los productos.</w:t>
       </w:r>
     </w:p>
+    <w:p/>
     <w:p>
-      <w:r>
-        <w:br w:type="page"/>
-      </w:r>
+      <w:pPr>
+        <w:pStyle w:val="Ttulo3"/>
+      </w:pPr>
+      <w:bookmarkStart w:id="15" w:name="_Toc213890032"/>
+      <w:r>
+        <w:t>Funcionalidad del camarero</w:t>
+      </w:r>
+      <w:bookmarkEnd w:id="15"/>
     </w:p>
     <w:p>
-      <w:pPr>
-        <w:pStyle w:val="Ttulo3"/>
-      </w:pPr>
-      <w:bookmarkStart w:id="15" w:name="_Toc213613591"/>
-      <w:r>
-        <w:lastRenderedPageBreak/>
-        <w:t>Funcionalidad del camarero</w:t>
-      </w:r>
-      <w:bookmarkEnd w:id="15"/>
+      <w:r>
+        <w:t xml:space="preserve">Al introducir sus credenciales, el camarero entra en </w:t>
+      </w:r>
+      <w:proofErr w:type="spellStart"/>
+      <w:r>
+        <w:rPr>
+          <w:b/>
+          <w:bCs/>
+        </w:rPr>
+        <w:t>camarero.php</w:t>
+      </w:r>
+      <w:proofErr w:type="spellEnd"/>
+      <w:r>
+        <w:t xml:space="preserve">, una página de inicio donde se indica si hay o no pedidos pendientes. </w:t>
+      </w:r>
+      <w:r>
+        <w:rPr>
+          <w:b/>
+          <w:bCs/>
+        </w:rPr>
+        <w:t>Esta página se recarga cada 5 segundos</w:t>
+      </w:r>
+      <w:r>
+        <w:t xml:space="preserve"> por esta función de JavaScript, así, podremos ver en tiempo real si se ha registrado un nuevo pedido.</w:t>
+      </w:r>
+    </w:p>
+    <w:p>
+      <w:r>
+        <w:drawing>
+          <wp:anchor distT="0" distB="0" distL="114300" distR="114300" simplePos="0" relativeHeight="251679744" behindDoc="0" locked="0" layoutInCell="1" allowOverlap="1" wp14:anchorId="7AF32708" wp14:editId="78B5697B">
+            <wp:simplePos x="0" y="0"/>
+            <wp:positionH relativeFrom="margin">
+              <wp:align>center</wp:align>
+            </wp:positionH>
+            <wp:positionV relativeFrom="paragraph">
+              <wp:posOffset>1463040</wp:posOffset>
+            </wp:positionV>
+            <wp:extent cx="4544060" cy="1496695"/>
+            <wp:effectExtent l="0" t="0" r="8890" b="8255"/>
+            <wp:wrapTopAndBottom/>
+            <wp:docPr id="1393206283" name="Imagen 1"/>
+            <wp:cNvGraphicFramePr>
+              <a:graphicFrameLocks xmlns:a="http://schemas.openxmlformats.org/drawingml/2006/main" noChangeAspect="1"/>
+            </wp:cNvGraphicFramePr>
+            <a:graphic xmlns:a="http://schemas.openxmlformats.org/drawingml/2006/main">
+              <a:graphicData uri="http://schemas.openxmlformats.org/drawingml/2006/picture">
+                <pic:pic xmlns:pic="http://schemas.openxmlformats.org/drawingml/2006/picture">
+                  <pic:nvPicPr>
+                    <pic:cNvPr id="1393206283" name=""/>
+                    <pic:cNvPicPr/>
+                  </pic:nvPicPr>
+                  <pic:blipFill>
+                    <a:blip r:embed="rId25">
+                      <a:extLst>
+                        <a:ext uri="{28A0092B-C50C-407E-A947-70E740481C1C}">
+                          <a14:useLocalDpi xmlns:a14="http://schemas.microsoft.com/office/drawing/2010/main" val="0"/>
+                        </a:ext>
+                      </a:extLst>
+                    </a:blip>
+                    <a:stretch>
+                      <a:fillRect/>
+                    </a:stretch>
+                  </pic:blipFill>
+                  <pic:spPr>
+                    <a:xfrm>
+                      <a:off x="0" y="0"/>
+                      <a:ext cx="4544060" cy="1496695"/>
+                    </a:xfrm>
+                    <a:prstGeom prst="rect">
+                      <a:avLst/>
+                    </a:prstGeom>
+                  </pic:spPr>
+                </pic:pic>
+              </a:graphicData>
+            </a:graphic>
+            <wp14:sizeRelH relativeFrom="margin">
+              <wp14:pctWidth>0</wp14:pctWidth>
+            </wp14:sizeRelH>
+            <wp14:sizeRelV relativeFrom="margin">
+              <wp14:pctHeight>0</wp14:pctHeight>
+            </wp14:sizeRelV>
+          </wp:anchor>
+        </w:drawing>
+      </w:r>
+      <w:r>
+        <w:drawing>
+          <wp:inline distT="0" distB="0" distL="0" distR="0" wp14:anchorId="60934BB9" wp14:editId="6394CEF5">
+            <wp:extent cx="5400040" cy="1437640"/>
+            <wp:effectExtent l="0" t="0" r="0" b="0"/>
+            <wp:docPr id="1447312861" name="Imagen 1"/>
+            <wp:cNvGraphicFramePr>
+              <a:graphicFrameLocks xmlns:a="http://schemas.openxmlformats.org/drawingml/2006/main" noChangeAspect="1"/>
+            </wp:cNvGraphicFramePr>
+            <a:graphic xmlns:a="http://schemas.openxmlformats.org/drawingml/2006/main">
+              <a:graphicData uri="http://schemas.openxmlformats.org/drawingml/2006/picture">
+                <pic:pic xmlns:pic="http://schemas.openxmlformats.org/drawingml/2006/picture">
+                  <pic:nvPicPr>
+                    <pic:cNvPr id="1447312861" name=""/>
+                    <pic:cNvPicPr/>
+                  </pic:nvPicPr>
+                  <pic:blipFill>
+                    <a:blip r:embed="rId26"/>
+                    <a:stretch>
+                      <a:fillRect/>
+                    </a:stretch>
+                  </pic:blipFill>
+                  <pic:spPr>
+                    <a:xfrm>
+                      <a:off x="0" y="0"/>
+                      <a:ext cx="5400040" cy="1437640"/>
+                    </a:xfrm>
+                    <a:prstGeom prst="rect">
+                      <a:avLst/>
+                    </a:prstGeom>
+                  </pic:spPr>
+                </pic:pic>
+              </a:graphicData>
+            </a:graphic>
+          </wp:inline>
+        </w:drawing>
+      </w:r>
+    </w:p>
+    <w:p>
+      <w:r>
+        <w:drawing>
+          <wp:anchor distT="0" distB="0" distL="114300" distR="114300" simplePos="0" relativeHeight="251681792" behindDoc="0" locked="0" layoutInCell="1" allowOverlap="1" wp14:anchorId="41208982" wp14:editId="3ADA622F">
+            <wp:simplePos x="0" y="0"/>
+            <wp:positionH relativeFrom="column">
+              <wp:posOffset>2743200</wp:posOffset>
+            </wp:positionH>
+            <wp:positionV relativeFrom="paragraph">
+              <wp:posOffset>1796415</wp:posOffset>
+            </wp:positionV>
+            <wp:extent cx="3141672" cy="2005200"/>
+            <wp:effectExtent l="0" t="0" r="1905" b="0"/>
+            <wp:wrapNone/>
+            <wp:docPr id="216286014" name="Imagen 1"/>
+            <wp:cNvGraphicFramePr>
+              <a:graphicFrameLocks xmlns:a="http://schemas.openxmlformats.org/drawingml/2006/main" noChangeAspect="1"/>
+            </wp:cNvGraphicFramePr>
+            <a:graphic xmlns:a="http://schemas.openxmlformats.org/drawingml/2006/main">
+              <a:graphicData uri="http://schemas.openxmlformats.org/drawingml/2006/picture">
+                <pic:pic xmlns:pic="http://schemas.openxmlformats.org/drawingml/2006/picture">
+                  <pic:nvPicPr>
+                    <pic:cNvPr id="216286014" name=""/>
+                    <pic:cNvPicPr/>
+                  </pic:nvPicPr>
+                  <pic:blipFill>
+                    <a:blip r:embed="rId27">
+                      <a:extLst>
+                        <a:ext uri="{28A0092B-C50C-407E-A947-70E740481C1C}">
+                          <a14:useLocalDpi xmlns:a14="http://schemas.microsoft.com/office/drawing/2010/main" val="0"/>
+                        </a:ext>
+                      </a:extLst>
+                    </a:blip>
+                    <a:stretch>
+                      <a:fillRect/>
+                    </a:stretch>
+                  </pic:blipFill>
+                  <pic:spPr>
+                    <a:xfrm>
+                      <a:off x="0" y="0"/>
+                      <a:ext cx="3141672" cy="2005200"/>
+                    </a:xfrm>
+                    <a:prstGeom prst="rect">
+                      <a:avLst/>
+                    </a:prstGeom>
+                  </pic:spPr>
+                </pic:pic>
+              </a:graphicData>
+            </a:graphic>
+            <wp14:sizeRelH relativeFrom="margin">
+              <wp14:pctWidth>0</wp14:pctWidth>
+            </wp14:sizeRelH>
+            <wp14:sizeRelV relativeFrom="margin">
+              <wp14:pctHeight>0</wp14:pctHeight>
+            </wp14:sizeRelV>
+          </wp:anchor>
+        </w:drawing>
+      </w:r>
+      <w:r>
+        <w:drawing>
+          <wp:anchor distT="0" distB="0" distL="114300" distR="114300" simplePos="0" relativeHeight="251680768" behindDoc="0" locked="0" layoutInCell="1" allowOverlap="1" wp14:anchorId="40DECD5D" wp14:editId="2AB6DB0F">
+            <wp:simplePos x="0" y="0"/>
+            <wp:positionH relativeFrom="column">
+              <wp:posOffset>-415925</wp:posOffset>
+            </wp:positionH>
+            <wp:positionV relativeFrom="paragraph">
+              <wp:posOffset>1790700</wp:posOffset>
+            </wp:positionV>
+            <wp:extent cx="2860040" cy="2004060"/>
+            <wp:effectExtent l="0" t="0" r="0" b="0"/>
+            <wp:wrapTopAndBottom/>
+            <wp:docPr id="342750318" name="Imagen 1"/>
+            <wp:cNvGraphicFramePr>
+              <a:graphicFrameLocks xmlns:a="http://schemas.openxmlformats.org/drawingml/2006/main" noChangeAspect="1"/>
+            </wp:cNvGraphicFramePr>
+            <a:graphic xmlns:a="http://schemas.openxmlformats.org/drawingml/2006/main">
+              <a:graphicData uri="http://schemas.openxmlformats.org/drawingml/2006/picture">
+                <pic:pic xmlns:pic="http://schemas.openxmlformats.org/drawingml/2006/picture">
+                  <pic:nvPicPr>
+                    <pic:cNvPr id="342750318" name=""/>
+                    <pic:cNvPicPr/>
+                  </pic:nvPicPr>
+                  <pic:blipFill>
+                    <a:blip r:embed="rId28">
+                      <a:extLst>
+                        <a:ext uri="{28A0092B-C50C-407E-A947-70E740481C1C}">
+                          <a14:useLocalDpi xmlns:a14="http://schemas.microsoft.com/office/drawing/2010/main" val="0"/>
+                        </a:ext>
+                      </a:extLst>
+                    </a:blip>
+                    <a:stretch>
+                      <a:fillRect/>
+                    </a:stretch>
+                  </pic:blipFill>
+                  <pic:spPr>
+                    <a:xfrm>
+                      <a:off x="0" y="0"/>
+                      <a:ext cx="2860040" cy="2004060"/>
+                    </a:xfrm>
+                    <a:prstGeom prst="rect">
+                      <a:avLst/>
+                    </a:prstGeom>
+                  </pic:spPr>
+                </pic:pic>
+              </a:graphicData>
+            </a:graphic>
+            <wp14:sizeRelH relativeFrom="margin">
+              <wp14:pctWidth>0</wp14:pctWidth>
+            </wp14:sizeRelH>
+            <wp14:sizeRelV relativeFrom="margin">
+              <wp14:pctHeight>0</wp14:pctHeight>
+            </wp14:sizeRelV>
+          </wp:anchor>
+        </w:drawing>
+      </w:r>
+      <w:r>
+        <w:t xml:space="preserve">Una vez que haya un pedido, si accedemos a </w:t>
+      </w:r>
+      <w:proofErr w:type="spellStart"/>
+      <w:r>
+        <w:rPr>
+          <w:b/>
+          <w:bCs/>
+        </w:rPr>
+        <w:t>pedidos.php</w:t>
+      </w:r>
+      <w:proofErr w:type="spellEnd"/>
+      <w:r>
+        <w:t>, nos encontramos con lo siguiente:</w:t>
+      </w:r>
     </w:p>
     <w:p/>
-    <w:p/>
     <w:p>
+      <w:r>
+        <w:drawing>
+          <wp:anchor distT="0" distB="0" distL="114300" distR="114300" simplePos="0" relativeHeight="251682816" behindDoc="0" locked="0" layoutInCell="1" allowOverlap="1" wp14:anchorId="25A33BE1" wp14:editId="29E49208">
+            <wp:simplePos x="0" y="0"/>
+            <wp:positionH relativeFrom="margin">
+              <wp:align>center</wp:align>
+            </wp:positionH>
+            <wp:positionV relativeFrom="paragraph">
+              <wp:posOffset>415290</wp:posOffset>
+            </wp:positionV>
+            <wp:extent cx="3162935" cy="1694180"/>
+            <wp:effectExtent l="0" t="0" r="0" b="1270"/>
+            <wp:wrapTopAndBottom/>
+            <wp:docPr id="1513119919" name="Imagen 1"/>
+            <wp:cNvGraphicFramePr>
+              <a:graphicFrameLocks xmlns:a="http://schemas.openxmlformats.org/drawingml/2006/main" noChangeAspect="1"/>
+            </wp:cNvGraphicFramePr>
+            <a:graphic xmlns:a="http://schemas.openxmlformats.org/drawingml/2006/main">
+              <a:graphicData uri="http://schemas.openxmlformats.org/drawingml/2006/picture">
+                <pic:pic xmlns:pic="http://schemas.openxmlformats.org/drawingml/2006/picture">
+                  <pic:nvPicPr>
+                    <pic:cNvPr id="1513119919" name=""/>
+                    <pic:cNvPicPr/>
+                  </pic:nvPicPr>
+                  <pic:blipFill>
+                    <a:blip r:embed="rId29">
+                      <a:extLst>
+                        <a:ext uri="{28A0092B-C50C-407E-A947-70E740481C1C}">
+                          <a14:useLocalDpi xmlns:a14="http://schemas.microsoft.com/office/drawing/2010/main" val="0"/>
+                        </a:ext>
+                      </a:extLst>
+                    </a:blip>
+                    <a:stretch>
+                      <a:fillRect/>
+                    </a:stretch>
+                  </pic:blipFill>
+                  <pic:spPr>
+                    <a:xfrm>
+                      <a:off x="0" y="0"/>
+                      <a:ext cx="3162935" cy="1694180"/>
+                    </a:xfrm>
+                    <a:prstGeom prst="rect">
+                      <a:avLst/>
+                    </a:prstGeom>
+                  </pic:spPr>
+                </pic:pic>
+              </a:graphicData>
+            </a:graphic>
+            <wp14:sizeRelH relativeFrom="margin">
+              <wp14:pctWidth>0</wp14:pctWidth>
+            </wp14:sizeRelH>
+            <wp14:sizeRelV relativeFrom="margin">
+              <wp14:pctHeight>0</wp14:pctHeight>
+            </wp14:sizeRelV>
+          </wp:anchor>
+        </w:drawing>
+      </w:r>
+      <w:r>
+        <w:t xml:space="preserve">Donde obligatoriamente debemos de marcar todos los </w:t>
+      </w:r>
+      <w:proofErr w:type="spellStart"/>
+      <w:r>
+        <w:t>check</w:t>
+      </w:r>
+      <w:proofErr w:type="spellEnd"/>
+      <w:r>
+        <w:t>, y después, darle a Pedido servido y se quitará de la vista del camarero, esperando a que el encargado lo cobre.</w:t>
+      </w:r>
+    </w:p>
+    <w:p>
       <w:pPr>
         <w:pStyle w:val="Ttulo3"/>
       </w:pPr>
-      <w:bookmarkStart w:id="16" w:name="_Toc213613592"/>
-      <w:r>
+      <w:bookmarkStart w:id="16" w:name="_Toc213890033"/>
+      <w:r>
+        <w:lastRenderedPageBreak/>
         <w:t>Controlar que el cliente no pueda seleccionar otra mesa antes de pagar</w:t>
       </w:r>
       <w:bookmarkEnd w:id="16"/>
@@ -4020,6 +4426,67 @@
     </w:p>
     <w:p>
       <w:r>
+        <w:lastRenderedPageBreak/>
+        <w:drawing>
+          <wp:anchor distT="0" distB="0" distL="114300" distR="114300" simplePos="0" relativeHeight="251677696" behindDoc="0" locked="0" layoutInCell="1" allowOverlap="1" wp14:anchorId="29CAE154" wp14:editId="00461531">
+            <wp:simplePos x="0" y="0"/>
+            <wp:positionH relativeFrom="margin">
+              <wp:align>center</wp:align>
+            </wp:positionH>
+            <wp:positionV relativeFrom="paragraph">
+              <wp:posOffset>386715</wp:posOffset>
+            </wp:positionV>
+            <wp:extent cx="4888230" cy="8114030"/>
+            <wp:effectExtent l="0" t="0" r="7620" b="1270"/>
+            <wp:wrapTopAndBottom/>
+            <wp:docPr id="1522283544" name="Imagen 1"/>
+            <wp:cNvGraphicFramePr>
+              <a:graphicFrameLocks xmlns:a="http://schemas.openxmlformats.org/drawingml/2006/main" noChangeAspect="1"/>
+            </wp:cNvGraphicFramePr>
+            <a:graphic xmlns:a="http://schemas.openxmlformats.org/drawingml/2006/main">
+              <a:graphicData uri="http://schemas.openxmlformats.org/drawingml/2006/picture">
+                <pic:pic xmlns:pic="http://schemas.openxmlformats.org/drawingml/2006/picture">
+                  <pic:nvPicPr>
+                    <pic:cNvPr id="1522283544" name=""/>
+                    <pic:cNvPicPr/>
+                  </pic:nvPicPr>
+                  <pic:blipFill>
+                    <a:blip r:embed="rId30">
+                      <a:extLst>
+                        <a:ext uri="{28A0092B-C50C-407E-A947-70E740481C1C}">
+                          <a14:useLocalDpi xmlns:a14="http://schemas.microsoft.com/office/drawing/2010/main" val="0"/>
+                        </a:ext>
+                      </a:extLst>
+                    </a:blip>
+                    <a:stretch>
+                      <a:fillRect/>
+                    </a:stretch>
+                  </pic:blipFill>
+                  <pic:spPr>
+                    <a:xfrm>
+                      <a:off x="0" y="0"/>
+                      <a:ext cx="4888230" cy="8114030"/>
+                    </a:xfrm>
+                    <a:prstGeom prst="rect">
+                      <a:avLst/>
+                    </a:prstGeom>
+                  </pic:spPr>
+                </pic:pic>
+              </a:graphicData>
+            </a:graphic>
+            <wp14:sizeRelH relativeFrom="margin">
+              <wp14:pctWidth>0</wp14:pctWidth>
+            </wp14:sizeRelH>
+            <wp14:sizeRelV relativeFrom="margin">
+              <wp14:pctHeight>0</wp14:pctHeight>
+            </wp14:sizeRelV>
+          </wp:anchor>
+        </w:drawing>
+      </w:r>
+      <w:r>
+        <w:t xml:space="preserve">Estructura del proyecto (por ahora) </w:t>
+      </w:r>
+      <w:r>
         <w:br w:type="page"/>
       </w:r>
     </w:p>
@@ -4031,7 +4498,7 @@
           <w:bCs/>
         </w:rPr>
       </w:pPr>
-      <w:bookmarkStart w:id="17" w:name="_Toc213613593"/>
+      <w:bookmarkStart w:id="17" w:name="_Toc213890034"/>
       <w:r>
         <w:rPr>
           <w:b/>
@@ -4059,8 +4526,8 @@
       <w:bookmarkEnd w:id="17"/>
     </w:p>
     <w:sectPr>
-      <w:headerReference w:type="default" r:id="rId24"/>
-      <w:footerReference w:type="default" r:id="rId25"/>
+      <w:headerReference w:type="default" r:id="rId31"/>
+      <w:footerReference w:type="default" r:id="rId32"/>
       <w:pgSz w:w="11906" w:h="16838"/>
       <w:pgMar w:top="1417" w:right="1701" w:bottom="1417" w:left="1701" w:header="708" w:footer="643" w:gutter="0"/>
       <w:pgNumType w:start="0"/>
@@ -6804,7 +7271,7 @@
     <w:uiPriority w:val="9"/>
     <w:unhideWhenUsed/>
     <w:qFormat/>
-    <w:rsid w:val="00BB1CFE"/>
+    <w:rsid w:val="00F764EB"/>
     <w:pPr>
       <w:keepNext/>
       <w:keepLines/>
@@ -6813,6 +7280,7 @@
     </w:pPr>
     <w:rPr>
       <w:rFonts w:asciiTheme="majorHAnsi" w:eastAsiaTheme="majorEastAsia" w:hAnsiTheme="majorHAnsi" w:cstheme="majorBidi"/>
+      <w:b/>
       <w:color w:val="1F3763" w:themeColor="accent1" w:themeShade="7F"/>
       <w:sz w:val="24"/>
       <w:szCs w:val="24"/>
@@ -6936,9 +7404,10 @@
     <w:basedOn w:val="Fuentedeprrafopredeter"/>
     <w:link w:val="Ttulo3"/>
     <w:uiPriority w:val="9"/>
-    <w:rsid w:val="00BB1CFE"/>
+    <w:rsid w:val="00F764EB"/>
     <w:rPr>
       <w:rFonts w:asciiTheme="majorHAnsi" w:eastAsiaTheme="majorEastAsia" w:hAnsiTheme="majorHAnsi" w:cstheme="majorBidi"/>
+      <w:b/>
       <w:color w:val="1F3763" w:themeColor="accent1" w:themeShade="7F"/>
       <w:sz w:val="24"/>
       <w:szCs w:val="24"/>

--- a/memoria/ÁlvaroM - Restaurante.docx
+++ b/memoria/ÁlvaroM - Restaurante.docx
@@ -2073,8 +2073,8 @@
         </w:rPr>
         <w:br w:type="page"/>
       </w:r>
-      <w:bookmarkStart w:id="2" w:name="_Toc179231847"/>
-      <w:bookmarkStart w:id="3" w:name="_Toc213890020"/>
+      <w:bookmarkStart w:id="2" w:name="_Toc213890020"/>
+      <w:bookmarkStart w:id="3" w:name="_Toc179231847"/>
       <w:r>
         <w:rPr>
           <w:b/>
@@ -2106,7 +2106,7 @@
         </w:rPr>
         <w:t xml:space="preserve"> Fundamentos del Sistema y Roles</w:t>
       </w:r>
-      <w:bookmarkEnd w:id="3"/>
+      <w:bookmarkEnd w:id="2"/>
     </w:p>
     <w:p>
       <w:pPr>
@@ -3446,7 +3446,7 @@
       <w:r>
         <w:t xml:space="preserve"> en la tabla pedidos ocupando el pedido completo del cliente.</w:t>
       </w:r>
-      <w:bookmarkEnd w:id="2"/>
+      <w:bookmarkEnd w:id="3"/>
     </w:p>
     <w:p>
       <w:pPr>
@@ -3634,7 +3634,7 @@
           <w:noProof/>
         </w:rPr>
         <w:drawing>
-          <wp:anchor distT="0" distB="0" distL="114300" distR="114300" simplePos="0" relativeHeight="251678720" behindDoc="0" locked="0" layoutInCell="1" allowOverlap="1" wp14:anchorId="61C4CDEA" wp14:editId="6A44A0A1">
+          <wp:anchor distT="0" distB="0" distL="114300" distR="114300" simplePos="0" relativeHeight="251678720" behindDoc="0" locked="0" layoutInCell="1" allowOverlap="1" wp14:anchorId="61C4CDEA" wp14:editId="13CF8D0B">
             <wp:simplePos x="0" y="0"/>
             <wp:positionH relativeFrom="column">
               <wp:posOffset>3704590</wp:posOffset>
@@ -3937,13 +3937,13 @@
         <w:t>, así es más fácil buscar los productos.</w:t>
       </w:r>
     </w:p>
-    <w:p/>
     <w:p>
       <w:pPr>
         <w:pStyle w:val="Ttulo3"/>
       </w:pPr>
       <w:bookmarkStart w:id="15" w:name="_Toc213890032"/>
       <w:r>
+        <w:lastRenderedPageBreak/>
         <w:t>Funcionalidad del camarero</w:t>
       </w:r>
       <w:bookmarkEnd w:id="15"/>
@@ -3977,6 +3977,9 @@
     </w:p>
     <w:p>
       <w:r>
+        <w:rPr>
+          <w:noProof/>
+        </w:rPr>
         <w:drawing>
           <wp:anchor distT="0" distB="0" distL="114300" distR="114300" simplePos="0" relativeHeight="251679744" behindDoc="0" locked="0" layoutInCell="1" allowOverlap="1" wp14:anchorId="7AF32708" wp14:editId="78B5697B">
             <wp:simplePos x="0" y="0"/>
@@ -4034,6 +4037,9 @@
         </w:drawing>
       </w:r>
       <w:r>
+        <w:rPr>
+          <w:noProof/>
+        </w:rPr>
         <w:drawing>
           <wp:inline distT="0" distB="0" distL="0" distR="0" wp14:anchorId="60934BB9" wp14:editId="6394CEF5">
             <wp:extent cx="5400040" cy="1437640"/>
@@ -4073,6 +4079,9 @@
     </w:p>
     <w:p>
       <w:r>
+        <w:rPr>
+          <w:noProof/>
+        </w:rPr>
         <w:drawing>
           <wp:anchor distT="0" distB="0" distL="114300" distR="114300" simplePos="0" relativeHeight="251681792" behindDoc="0" locked="0" layoutInCell="1" allowOverlap="1" wp14:anchorId="41208982" wp14:editId="3ADA622F">
             <wp:simplePos x="0" y="0"/>
@@ -4130,6 +4139,9 @@
         </w:drawing>
       </w:r>
       <w:r>
+        <w:rPr>
+          <w:noProof/>
+        </w:rPr>
         <w:drawing>
           <wp:anchor distT="0" distB="0" distL="114300" distR="114300" simplePos="0" relativeHeight="251680768" behindDoc="0" locked="0" layoutInCell="1" allowOverlap="1" wp14:anchorId="40DECD5D" wp14:editId="2AB6DB0F">
             <wp:simplePos x="0" y="0"/>
@@ -4205,6 +4217,9 @@
     <w:p/>
     <w:p>
       <w:r>
+        <w:rPr>
+          <w:noProof/>
+        </w:rPr>
         <w:drawing>
           <wp:anchor distT="0" distB="0" distL="114300" distR="114300" simplePos="0" relativeHeight="251682816" behindDoc="0" locked="0" layoutInCell="1" allowOverlap="1" wp14:anchorId="25A33BE1" wp14:editId="29E49208">
             <wp:simplePos x="0" y="0"/>
@@ -4274,12 +4289,82 @@
       </w:r>
     </w:p>
     <w:p>
+      <w:bookmarkStart w:id="16" w:name="_Toc213890033"/>
+    </w:p>
+    <w:p>
+      <w:r>
+        <w:lastRenderedPageBreak/>
+        <w:drawing>
+          <wp:anchor distT="0" distB="0" distL="114300" distR="114300" simplePos="0" relativeHeight="251683840" behindDoc="0" locked="0" layoutInCell="1" allowOverlap="1" wp14:anchorId="79081F0A" wp14:editId="6A4649D3">
+            <wp:simplePos x="0" y="0"/>
+            <wp:positionH relativeFrom="margin">
+              <wp:align>center</wp:align>
+            </wp:positionH>
+            <wp:positionV relativeFrom="paragraph">
+              <wp:posOffset>309245</wp:posOffset>
+            </wp:positionV>
+            <wp:extent cx="4791710" cy="1500505"/>
+            <wp:effectExtent l="0" t="0" r="8890" b="4445"/>
+            <wp:wrapTopAndBottom/>
+            <wp:docPr id="306585126" name="Imagen 1"/>
+            <wp:cNvGraphicFramePr>
+              <a:graphicFrameLocks xmlns:a="http://schemas.openxmlformats.org/drawingml/2006/main" noChangeAspect="1"/>
+            </wp:cNvGraphicFramePr>
+            <a:graphic xmlns:a="http://schemas.openxmlformats.org/drawingml/2006/main">
+              <a:graphicData uri="http://schemas.openxmlformats.org/drawingml/2006/picture">
+                <pic:pic xmlns:pic="http://schemas.openxmlformats.org/drawingml/2006/picture">
+                  <pic:nvPicPr>
+                    <pic:cNvPr id="306585126" name=""/>
+                    <pic:cNvPicPr/>
+                  </pic:nvPicPr>
+                  <pic:blipFill>
+                    <a:blip r:embed="rId30">
+                      <a:extLst>
+                        <a:ext uri="{28A0092B-C50C-407E-A947-70E740481C1C}">
+                          <a14:useLocalDpi xmlns:a14="http://schemas.microsoft.com/office/drawing/2010/main" val="0"/>
+                        </a:ext>
+                      </a:extLst>
+                    </a:blip>
+                    <a:stretch>
+                      <a:fillRect/>
+                    </a:stretch>
+                  </pic:blipFill>
+                  <pic:spPr>
+                    <a:xfrm>
+                      <a:off x="0" y="0"/>
+                      <a:ext cx="4791710" cy="1500505"/>
+                    </a:xfrm>
+                    <a:prstGeom prst="rect">
+                      <a:avLst/>
+                    </a:prstGeom>
+                  </pic:spPr>
+                </pic:pic>
+              </a:graphicData>
+            </a:graphic>
+            <wp14:sizeRelH relativeFrom="margin">
+              <wp14:pctWidth>0</wp14:pctWidth>
+            </wp14:sizeRelH>
+            <wp14:sizeRelV relativeFrom="margin">
+              <wp14:pctHeight>0</wp14:pctHeight>
+            </wp14:sizeRelV>
+          </wp:anchor>
+        </w:drawing>
+      </w:r>
+      <w:r>
+        <w:t>Después de haber servido el producto, al cliente le aparecerá el siguiente texto de ayuda:</w:t>
+      </w:r>
+    </w:p>
+    <w:p/>
+    <w:p>
+      <w:r>
+        <w:t>Si el cliente vuelve a realizar otro pedido, este se volverá a poner como Pendiente.</w:t>
+      </w:r>
+    </w:p>
+    <w:p>
       <w:pPr>
         <w:pStyle w:val="Ttulo3"/>
       </w:pPr>
-      <w:bookmarkStart w:id="16" w:name="_Toc213890033"/>
-      <w:r>
-        <w:lastRenderedPageBreak/>
+      <w:r>
         <w:t>Controlar que el cliente no pueda seleccionar otra mesa antes de pagar</w:t>
       </w:r>
       <w:bookmarkEnd w:id="16"/>
@@ -4426,6 +4511,9 @@
     </w:p>
     <w:p>
       <w:r>
+        <w:rPr>
+          <w:noProof/>
+        </w:rPr>
         <w:lastRenderedPageBreak/>
         <w:drawing>
           <wp:anchor distT="0" distB="0" distL="114300" distR="114300" simplePos="0" relativeHeight="251677696" behindDoc="0" locked="0" layoutInCell="1" allowOverlap="1" wp14:anchorId="29CAE154" wp14:editId="00461531">
@@ -4451,7 +4539,7 @@
                     <pic:cNvPicPr/>
                   </pic:nvPicPr>
                   <pic:blipFill>
-                    <a:blip r:embed="rId30">
+                    <a:blip r:embed="rId31">
                       <a:extLst>
                         <a:ext uri="{28A0092B-C50C-407E-A947-70E740481C1C}">
                           <a14:useLocalDpi xmlns:a14="http://schemas.microsoft.com/office/drawing/2010/main" val="0"/>
@@ -4526,8 +4614,8 @@
       <w:bookmarkEnd w:id="17"/>
     </w:p>
     <w:sectPr>
-      <w:headerReference w:type="default" r:id="rId31"/>
-      <w:footerReference w:type="default" r:id="rId32"/>
+      <w:headerReference w:type="default" r:id="rId32"/>
+      <w:footerReference w:type="default" r:id="rId33"/>
       <w:pgSz w:w="11906" w:h="16838"/>
       <w:pgMar w:top="1417" w:right="1701" w:bottom="1417" w:left="1701" w:header="708" w:footer="643" w:gutter="0"/>
       <w:pgNumType w:start="0"/>

--- a/memoria/ÁlvaroM - Restaurante.docx
+++ b/memoria/ÁlvaroM - Restaurante.docx
@@ -3634,7 +3634,7 @@
           <w:noProof/>
         </w:rPr>
         <w:drawing>
-          <wp:anchor distT="0" distB="0" distL="114300" distR="114300" simplePos="0" relativeHeight="251678720" behindDoc="0" locked="0" layoutInCell="1" allowOverlap="1" wp14:anchorId="61C4CDEA" wp14:editId="13CF8D0B">
+          <wp:anchor distT="0" distB="0" distL="114300" distR="114300" simplePos="0" relativeHeight="251678720" behindDoc="0" locked="0" layoutInCell="1" allowOverlap="1" wp14:anchorId="61C4CDEA" wp14:editId="3F09EF7A">
             <wp:simplePos x="0" y="0"/>
             <wp:positionH relativeFrom="column">
               <wp:posOffset>3704590</wp:posOffset>
@@ -4293,6 +4293,9 @@
     </w:p>
     <w:p>
       <w:r>
+        <w:rPr>
+          <w:noProof/>
+        </w:rPr>
         <w:lastRenderedPageBreak/>
         <w:drawing>
           <wp:anchor distT="0" distB="0" distL="114300" distR="114300" simplePos="0" relativeHeight="251683840" behindDoc="0" locked="0" layoutInCell="1" allowOverlap="1" wp14:anchorId="79081F0A" wp14:editId="6A4649D3">
@@ -4613,9 +4616,168 @@
       </w:r>
       <w:bookmarkEnd w:id="17"/>
     </w:p>
+    <w:p>
+      <w:r>
+        <w:rPr>
+          <w:noProof/>
+        </w:rPr>
+        <w:drawing>
+          <wp:anchor distT="0" distB="0" distL="114300" distR="114300" simplePos="0" relativeHeight="251684864" behindDoc="0" locked="0" layoutInCell="1" allowOverlap="1" wp14:anchorId="430913C6" wp14:editId="17C8A146">
+            <wp:simplePos x="0" y="0"/>
+            <wp:positionH relativeFrom="margin">
+              <wp:align>right</wp:align>
+            </wp:positionH>
+            <wp:positionV relativeFrom="paragraph">
+              <wp:posOffset>384810</wp:posOffset>
+            </wp:positionV>
+            <wp:extent cx="5400040" cy="1967865"/>
+            <wp:effectExtent l="0" t="0" r="0" b="0"/>
+            <wp:wrapTopAndBottom/>
+            <wp:docPr id="508967157" name="Imagen 1"/>
+            <wp:cNvGraphicFramePr>
+              <a:graphicFrameLocks xmlns:a="http://schemas.openxmlformats.org/drawingml/2006/main" noChangeAspect="1"/>
+            </wp:cNvGraphicFramePr>
+            <a:graphic xmlns:a="http://schemas.openxmlformats.org/drawingml/2006/main">
+              <a:graphicData uri="http://schemas.openxmlformats.org/drawingml/2006/picture">
+                <pic:pic xmlns:pic="http://schemas.openxmlformats.org/drawingml/2006/picture">
+                  <pic:nvPicPr>
+                    <pic:cNvPr id="508967157" name=""/>
+                    <pic:cNvPicPr/>
+                  </pic:nvPicPr>
+                  <pic:blipFill>
+                    <a:blip r:embed="rId32">
+                      <a:extLst>
+                        <a:ext uri="{28A0092B-C50C-407E-A947-70E740481C1C}">
+                          <a14:useLocalDpi xmlns:a14="http://schemas.microsoft.com/office/drawing/2010/main" val="0"/>
+                        </a:ext>
+                      </a:extLst>
+                    </a:blip>
+                    <a:stretch>
+                      <a:fillRect/>
+                    </a:stretch>
+                  </pic:blipFill>
+                  <pic:spPr>
+                    <a:xfrm>
+                      <a:off x="0" y="0"/>
+                      <a:ext cx="5400040" cy="1967865"/>
+                    </a:xfrm>
+                    <a:prstGeom prst="rect">
+                      <a:avLst/>
+                    </a:prstGeom>
+                  </pic:spPr>
+                </pic:pic>
+              </a:graphicData>
+            </a:graphic>
+          </wp:anchor>
+        </w:drawing>
+      </w:r>
+    </w:p>
+    <w:p>
+      <w:r>
+        <w:rPr>
+          <w:noProof/>
+        </w:rPr>
+        <w:drawing>
+          <wp:anchor distT="0" distB="0" distL="114300" distR="114300" simplePos="0" relativeHeight="251685888" behindDoc="0" locked="0" layoutInCell="1" allowOverlap="1" wp14:anchorId="77014AA0" wp14:editId="19240265">
+            <wp:simplePos x="0" y="0"/>
+            <wp:positionH relativeFrom="margin">
+              <wp:align>center</wp:align>
+            </wp:positionH>
+            <wp:positionV relativeFrom="paragraph">
+              <wp:posOffset>2423795</wp:posOffset>
+            </wp:positionV>
+            <wp:extent cx="5001260" cy="3347720"/>
+            <wp:effectExtent l="0" t="0" r="8890" b="5080"/>
+            <wp:wrapTopAndBottom/>
+            <wp:docPr id="434054803" name="Imagen 1"/>
+            <wp:cNvGraphicFramePr>
+              <a:graphicFrameLocks xmlns:a="http://schemas.openxmlformats.org/drawingml/2006/main" noChangeAspect="1"/>
+            </wp:cNvGraphicFramePr>
+            <a:graphic xmlns:a="http://schemas.openxmlformats.org/drawingml/2006/main">
+              <a:graphicData uri="http://schemas.openxmlformats.org/drawingml/2006/picture">
+                <pic:pic xmlns:pic="http://schemas.openxmlformats.org/drawingml/2006/picture">
+                  <pic:nvPicPr>
+                    <pic:cNvPr id="434054803" name=""/>
+                    <pic:cNvPicPr/>
+                  </pic:nvPicPr>
+                  <pic:blipFill>
+                    <a:blip r:embed="rId33">
+                      <a:extLst>
+                        <a:ext uri="{28A0092B-C50C-407E-A947-70E740481C1C}">
+                          <a14:useLocalDpi xmlns:a14="http://schemas.microsoft.com/office/drawing/2010/main" val="0"/>
+                        </a:ext>
+                      </a:extLst>
+                    </a:blip>
+                    <a:stretch>
+                      <a:fillRect/>
+                    </a:stretch>
+                  </pic:blipFill>
+                  <pic:spPr>
+                    <a:xfrm>
+                      <a:off x="0" y="0"/>
+                      <a:ext cx="5001260" cy="3347720"/>
+                    </a:xfrm>
+                    <a:prstGeom prst="rect">
+                      <a:avLst/>
+                    </a:prstGeom>
+                  </pic:spPr>
+                </pic:pic>
+              </a:graphicData>
+            </a:graphic>
+            <wp14:sizeRelH relativeFrom="margin">
+              <wp14:pctWidth>0</wp14:pctWidth>
+            </wp14:sizeRelH>
+            <wp14:sizeRelV relativeFrom="margin">
+              <wp14:pctHeight>0</wp14:pctHeight>
+            </wp14:sizeRelV>
+          </wp:anchor>
+        </w:drawing>
+      </w:r>
+    </w:p>
+    <w:p/>
+    <w:p>
+      <w:r>
+        <w:lastRenderedPageBreak/>
+        <w:drawing>
+          <wp:inline distT="0" distB="0" distL="0" distR="0" wp14:anchorId="22626642" wp14:editId="665AA8C8">
+            <wp:extent cx="5400040" cy="3084830"/>
+            <wp:effectExtent l="0" t="0" r="0" b="1270"/>
+            <wp:docPr id="892006852" name="Imagen 1"/>
+            <wp:cNvGraphicFramePr>
+              <a:graphicFrameLocks xmlns:a="http://schemas.openxmlformats.org/drawingml/2006/main" noChangeAspect="1"/>
+            </wp:cNvGraphicFramePr>
+            <a:graphic xmlns:a="http://schemas.openxmlformats.org/drawingml/2006/main">
+              <a:graphicData uri="http://schemas.openxmlformats.org/drawingml/2006/picture">
+                <pic:pic xmlns:pic="http://schemas.openxmlformats.org/drawingml/2006/picture">
+                  <pic:nvPicPr>
+                    <pic:cNvPr id="892006852" name=""/>
+                    <pic:cNvPicPr/>
+                  </pic:nvPicPr>
+                  <pic:blipFill>
+                    <a:blip r:embed="rId34"/>
+                    <a:stretch>
+                      <a:fillRect/>
+                    </a:stretch>
+                  </pic:blipFill>
+                  <pic:spPr>
+                    <a:xfrm>
+                      <a:off x="0" y="0"/>
+                      <a:ext cx="5400040" cy="3084830"/>
+                    </a:xfrm>
+                    <a:prstGeom prst="rect">
+                      <a:avLst/>
+                    </a:prstGeom>
+                  </pic:spPr>
+                </pic:pic>
+              </a:graphicData>
+            </a:graphic>
+          </wp:inline>
+        </w:drawing>
+      </w:r>
+    </w:p>
     <w:sectPr>
-      <w:headerReference w:type="default" r:id="rId32"/>
-      <w:footerReference w:type="default" r:id="rId33"/>
+      <w:headerReference w:type="default" r:id="rId35"/>
+      <w:footerReference w:type="default" r:id="rId36"/>
       <w:pgSz w:w="11906" w:h="16838"/>
       <w:pgMar w:top="1417" w:right="1701" w:bottom="1417" w:left="1701" w:header="708" w:footer="643" w:gutter="0"/>
       <w:pgNumType w:start="0"/>

--- a/memoria/ÁlvaroM - Restaurante.docx
+++ b/memoria/ÁlvaroM - Restaurante.docx
@@ -3634,7 +3634,7 @@
           <w:noProof/>
         </w:rPr>
         <w:drawing>
-          <wp:anchor distT="0" distB="0" distL="114300" distR="114300" simplePos="0" relativeHeight="251678720" behindDoc="0" locked="0" layoutInCell="1" allowOverlap="1" wp14:anchorId="61C4CDEA" wp14:editId="3F09EF7A">
+          <wp:anchor distT="0" distB="0" distL="114300" distR="114300" simplePos="0" relativeHeight="251678720" behindDoc="0" locked="0" layoutInCell="1" allowOverlap="1" wp14:anchorId="61C4CDEA" wp14:editId="090D1D85">
             <wp:simplePos x="0" y="0"/>
             <wp:positionH relativeFrom="column">
               <wp:posOffset>3704590</wp:posOffset>
@@ -4617,74 +4617,72 @@
       <w:bookmarkEnd w:id="17"/>
     </w:p>
     <w:p>
+      <w:pPr>
+        <w:pStyle w:val="Ttulo3"/>
+      </w:pPr>
+    </w:p>
+    <w:p>
+      <w:pPr>
+        <w:pStyle w:val="Ttulo3"/>
+      </w:pPr>
+      <w:r>
+        <w:t>Generación automática de cuentas en formato PDF.</w:t>
+      </w:r>
+    </w:p>
+    <w:p>
+      <w:r>
+        <w:t xml:space="preserve">Para ello, he instalado la última versión con </w:t>
+      </w:r>
+      <w:proofErr w:type="spellStart"/>
+      <w:r>
+        <w:rPr>
+          <w:i/>
+          <w:iCs/>
+        </w:rPr>
+        <w:t>Composer</w:t>
+      </w:r>
+      <w:proofErr w:type="spellEnd"/>
+      <w:r>
+        <w:rPr>
+          <w:i/>
+          <w:iCs/>
+        </w:rPr>
+        <w:t xml:space="preserve"> </w:t>
+      </w:r>
+      <w:r>
+        <w:t xml:space="preserve">de </w:t>
+      </w:r>
+      <w:proofErr w:type="spellStart"/>
+      <w:r>
+        <w:rPr>
+          <w:i/>
+          <w:iCs/>
+        </w:rPr>
+        <w:t>mPDF</w:t>
+      </w:r>
+      <w:proofErr w:type="spellEnd"/>
+      <w:r>
+        <w:rPr>
+          <w:i/>
+          <w:iCs/>
+        </w:rPr>
+        <w:t xml:space="preserve"> </w:t>
+      </w:r>
+    </w:p>
+    <w:p/>
+    <w:p>
       <w:r>
         <w:rPr>
           <w:noProof/>
         </w:rPr>
         <w:drawing>
-          <wp:anchor distT="0" distB="0" distL="114300" distR="114300" simplePos="0" relativeHeight="251684864" behindDoc="0" locked="0" layoutInCell="1" allowOverlap="1" wp14:anchorId="430913C6" wp14:editId="17C8A146">
+          <wp:anchor distT="0" distB="0" distL="114300" distR="114300" simplePos="0" relativeHeight="251685888" behindDoc="0" locked="0" layoutInCell="1" allowOverlap="1" wp14:anchorId="77014AA0" wp14:editId="34028E6B">
             <wp:simplePos x="0" y="0"/>
             <wp:positionH relativeFrom="margin">
-              <wp:align>right</wp:align>
+              <wp:posOffset>52070</wp:posOffset>
             </wp:positionH>
             <wp:positionV relativeFrom="paragraph">
-              <wp:posOffset>384810</wp:posOffset>
-            </wp:positionV>
-            <wp:extent cx="5400040" cy="1967865"/>
-            <wp:effectExtent l="0" t="0" r="0" b="0"/>
-            <wp:wrapTopAndBottom/>
-            <wp:docPr id="508967157" name="Imagen 1"/>
-            <wp:cNvGraphicFramePr>
-              <a:graphicFrameLocks xmlns:a="http://schemas.openxmlformats.org/drawingml/2006/main" noChangeAspect="1"/>
-            </wp:cNvGraphicFramePr>
-            <a:graphic xmlns:a="http://schemas.openxmlformats.org/drawingml/2006/main">
-              <a:graphicData uri="http://schemas.openxmlformats.org/drawingml/2006/picture">
-                <pic:pic xmlns:pic="http://schemas.openxmlformats.org/drawingml/2006/picture">
-                  <pic:nvPicPr>
-                    <pic:cNvPr id="508967157" name=""/>
-                    <pic:cNvPicPr/>
-                  </pic:nvPicPr>
-                  <pic:blipFill>
-                    <a:blip r:embed="rId32">
-                      <a:extLst>
-                        <a:ext uri="{28A0092B-C50C-407E-A947-70E740481C1C}">
-                          <a14:useLocalDpi xmlns:a14="http://schemas.microsoft.com/office/drawing/2010/main" val="0"/>
-                        </a:ext>
-                      </a:extLst>
-                    </a:blip>
-                    <a:stretch>
-                      <a:fillRect/>
-                    </a:stretch>
-                  </pic:blipFill>
-                  <pic:spPr>
-                    <a:xfrm>
-                      <a:off x="0" y="0"/>
-                      <a:ext cx="5400040" cy="1967865"/>
-                    </a:xfrm>
-                    <a:prstGeom prst="rect">
-                      <a:avLst/>
-                    </a:prstGeom>
-                  </pic:spPr>
-                </pic:pic>
-              </a:graphicData>
-            </a:graphic>
-          </wp:anchor>
-        </w:drawing>
-      </w:r>
-    </w:p>
-    <w:p>
-      <w:r>
-        <w:rPr>
-          <w:noProof/>
-        </w:rPr>
-        <w:drawing>
-          <wp:anchor distT="0" distB="0" distL="114300" distR="114300" simplePos="0" relativeHeight="251685888" behindDoc="0" locked="0" layoutInCell="1" allowOverlap="1" wp14:anchorId="77014AA0" wp14:editId="19240265">
-            <wp:simplePos x="0" y="0"/>
-            <wp:positionH relativeFrom="margin">
-              <wp:align>center</wp:align>
-            </wp:positionH>
-            <wp:positionV relativeFrom="paragraph">
-              <wp:posOffset>2423795</wp:posOffset>
+              <wp:posOffset>3576320</wp:posOffset>
             </wp:positionV>
             <wp:extent cx="5001260" cy="3347720"/>
             <wp:effectExtent l="0" t="0" r="8890" b="5080"/>
@@ -4701,7 +4699,7 @@
                     <pic:cNvPicPr/>
                   </pic:nvPicPr>
                   <pic:blipFill>
-                    <a:blip r:embed="rId33">
+                    <a:blip r:embed="rId32">
                       <a:extLst>
                         <a:ext uri="{28A0092B-C50C-407E-A947-70E740481C1C}">
                           <a14:useLocalDpi xmlns:a14="http://schemas.microsoft.com/office/drawing/2010/main" val="0"/>
@@ -4733,10 +4731,66 @@
           </wp:anchor>
         </w:drawing>
       </w:r>
-    </w:p>
-    <w:p/>
-    <w:p>
-      <w:r>
+      <w:r>
+        <w:rPr>
+          <w:noProof/>
+        </w:rPr>
+        <w:drawing>
+          <wp:anchor distT="0" distB="0" distL="114300" distR="114300" simplePos="0" relativeHeight="251684864" behindDoc="0" locked="0" layoutInCell="1" allowOverlap="1" wp14:anchorId="430913C6" wp14:editId="24C29CE7">
+            <wp:simplePos x="0" y="0"/>
+            <wp:positionH relativeFrom="margin">
+              <wp:posOffset>-19050</wp:posOffset>
+            </wp:positionH>
+            <wp:positionV relativeFrom="paragraph">
+              <wp:posOffset>1082675</wp:posOffset>
+            </wp:positionV>
+            <wp:extent cx="5400040" cy="1967865"/>
+            <wp:effectExtent l="0" t="0" r="0" b="0"/>
+            <wp:wrapTopAndBottom/>
+            <wp:docPr id="508967157" name="Imagen 1"/>
+            <wp:cNvGraphicFramePr>
+              <a:graphicFrameLocks xmlns:a="http://schemas.openxmlformats.org/drawingml/2006/main" noChangeAspect="1"/>
+            </wp:cNvGraphicFramePr>
+            <a:graphic xmlns:a="http://schemas.openxmlformats.org/drawingml/2006/main">
+              <a:graphicData uri="http://schemas.openxmlformats.org/drawingml/2006/picture">
+                <pic:pic xmlns:pic="http://schemas.openxmlformats.org/drawingml/2006/picture">
+                  <pic:nvPicPr>
+                    <pic:cNvPr id="508967157" name=""/>
+                    <pic:cNvPicPr/>
+                  </pic:nvPicPr>
+                  <pic:blipFill>
+                    <a:blip r:embed="rId33">
+                      <a:extLst>
+                        <a:ext uri="{28A0092B-C50C-407E-A947-70E740481C1C}">
+                          <a14:useLocalDpi xmlns:a14="http://schemas.microsoft.com/office/drawing/2010/main" val="0"/>
+                        </a:ext>
+                      </a:extLst>
+                    </a:blip>
+                    <a:stretch>
+                      <a:fillRect/>
+                    </a:stretch>
+                  </pic:blipFill>
+                  <pic:spPr>
+                    <a:xfrm>
+                      <a:off x="0" y="0"/>
+                      <a:ext cx="5400040" cy="1967865"/>
+                    </a:xfrm>
+                    <a:prstGeom prst="rect">
+                      <a:avLst/>
+                    </a:prstGeom>
+                  </pic:spPr>
+                </pic:pic>
+              </a:graphicData>
+            </a:graphic>
+          </wp:anchor>
+        </w:drawing>
+      </w:r>
+    </w:p>
+    <w:p>
+      <w:r>
+        <w:rPr>
+          <w:noProof/>
+        </w:rPr>
         <w:lastRenderedPageBreak/>
         <w:drawing>
           <wp:inline distT="0" distB="0" distL="0" distR="0" wp14:anchorId="22626642" wp14:editId="665AA8C8">

--- a/memoria/ÁlvaroM - Restaurante.docx
+++ b/memoria/ÁlvaroM - Restaurante.docx
@@ -316,7 +316,7 @@
                                 <w:sdtContent>
                                   <w:p>
                                     <w:pPr>
-                                      <w:pStyle w:val="Sinespaciado"/>
+                                      <w:pStyle w:val="NoSpacing"/>
                                       <w:jc w:val="center"/>
                                       <w:rPr>
                                         <w:color w:val="FFFFFF" w:themeColor="background1"/>
@@ -372,7 +372,7 @@
                           <w:sdtContent>
                             <w:p>
                               <w:pPr>
-                                <w:pStyle w:val="Sinespaciado"/>
+                                <w:pStyle w:val="NoSpacing"/>
                                 <w:jc w:val="center"/>
                                 <w:rPr>
                                   <w:color w:val="FFFFFF" w:themeColor="background1"/>
@@ -702,7 +702,7 @@
     </w:p>
     <w:p>
       <w:pPr>
-        <w:pStyle w:val="Ttulo1"/>
+        <w:pStyle w:val="Heading1"/>
         <w:jc w:val="both"/>
         <w:rPr>
           <w:sz w:val="36"/>
@@ -744,7 +744,8 @@
       <w:sdtContent>
         <w:p>
           <w:pPr>
-            <w:pStyle w:val="TDC1"/>
+            <w:pStyle w:val="TOC1"/>
+            <w:jc w:val="both"/>
             <w:rPr>
               <w:rFonts w:eastAsiaTheme="minorEastAsia" w:cstheme="minorBidi"/>
               <w:lang w:eastAsia="es-ES"/>
@@ -762,7 +763,7 @@
           <w:hyperlink w:anchor="_Toc213890019" w:history="1">
             <w:r>
               <w:rPr>
-                <w:rStyle w:val="Hipervnculo"/>
+                <w:rStyle w:val="Hyperlink"/>
                 <w:rFonts w:hint="eastAsia"/>
                 <w:b/>
                 <w:bCs/>
@@ -771,7 +772,7 @@
             </w:r>
             <w:r>
               <w:rPr>
-                <w:rStyle w:val="Hipervnculo"/>
+                <w:rStyle w:val="Hyperlink"/>
                 <w:b/>
                 <w:bCs/>
               </w:rPr>
@@ -822,7 +823,8 @@
         </w:p>
         <w:p>
           <w:pPr>
-            <w:pStyle w:val="TDC1"/>
+            <w:pStyle w:val="TOC1"/>
+            <w:jc w:val="both"/>
             <w:rPr>
               <w:rFonts w:eastAsiaTheme="minorEastAsia" w:cstheme="minorBidi"/>
               <w:lang w:eastAsia="es-ES"/>
@@ -831,7 +833,7 @@
           <w:hyperlink w:anchor="_Toc213890020" w:history="1">
             <w:r>
               <w:rPr>
-                <w:rStyle w:val="Hipervnculo"/>
+                <w:rStyle w:val="Hyperlink"/>
                 <w:b/>
                 <w:bCs/>
               </w:rPr>
@@ -882,10 +884,11 @@
         </w:p>
         <w:p>
           <w:pPr>
-            <w:pStyle w:val="TDC3"/>
+            <w:pStyle w:val="TOC3"/>
             <w:tabs>
               <w:tab w:val="right" w:leader="dot" w:pos="8494"/>
             </w:tabs>
+            <w:jc w:val="both"/>
             <w:rPr>
               <w:rFonts w:eastAsiaTheme="minorEastAsia" w:cstheme="minorBidi"/>
               <w:noProof/>
@@ -897,14 +900,14 @@
           <w:hyperlink w:anchor="_Toc213890021" w:history="1">
             <w:r>
               <w:rPr>
-                <w:rStyle w:val="Hipervnculo"/>
+                <w:rStyle w:val="Hyperlink"/>
                 <w:noProof/>
               </w:rPr>
               <w:t>Estructura b</w:t>
             </w:r>
             <w:r>
               <w:rPr>
-                <w:rStyle w:val="Hipervnculo"/>
+                <w:rStyle w:val="Hyperlink"/>
                 <w:rFonts w:hint="eastAsia"/>
                 <w:noProof/>
               </w:rPr>
@@ -912,14 +915,14 @@
             </w:r>
             <w:r>
               <w:rPr>
-                <w:rStyle w:val="Hipervnculo"/>
+                <w:rStyle w:val="Hyperlink"/>
                 <w:noProof/>
               </w:rPr>
               <w:t>sica del sistema y dise</w:t>
             </w:r>
             <w:r>
               <w:rPr>
-                <w:rStyle w:val="Hipervnculo"/>
+                <w:rStyle w:val="Hyperlink"/>
                 <w:rFonts w:hint="eastAsia"/>
                 <w:noProof/>
               </w:rPr>
@@ -927,7 +930,7 @@
             </w:r>
             <w:r>
               <w:rPr>
-                <w:rStyle w:val="Hipervnculo"/>
+                <w:rStyle w:val="Hyperlink"/>
                 <w:noProof/>
               </w:rPr>
               <w:t>o responsive</w:t>
@@ -984,10 +987,11 @@
         </w:p>
         <w:p>
           <w:pPr>
-            <w:pStyle w:val="TDC3"/>
+            <w:pStyle w:val="TOC3"/>
             <w:tabs>
               <w:tab w:val="right" w:leader="dot" w:pos="8494"/>
             </w:tabs>
+            <w:jc w:val="both"/>
             <w:rPr>
               <w:rFonts w:eastAsiaTheme="minorEastAsia" w:cstheme="minorBidi"/>
               <w:noProof/>
@@ -999,7 +1003,7 @@
           <w:hyperlink w:anchor="_Toc213890022" w:history="1">
             <w:r>
               <w:rPr>
-                <w:rStyle w:val="Hipervnculo"/>
+                <w:rStyle w:val="Hyperlink"/>
                 <w:noProof/>
               </w:rPr>
               <w:t>Base de datos funcional</w:t>
@@ -1056,10 +1060,11 @@
         </w:p>
         <w:p>
           <w:pPr>
-            <w:pStyle w:val="TDC3"/>
+            <w:pStyle w:val="TOC3"/>
             <w:tabs>
               <w:tab w:val="right" w:leader="dot" w:pos="8494"/>
             </w:tabs>
+            <w:jc w:val="both"/>
             <w:rPr>
               <w:rFonts w:eastAsiaTheme="minorEastAsia" w:cstheme="minorBidi"/>
               <w:noProof/>
@@ -1071,14 +1076,14 @@
           <w:hyperlink w:anchor="_Toc213890023" w:history="1">
             <w:r>
               <w:rPr>
-                <w:rStyle w:val="Hipervnculo"/>
+                <w:rStyle w:val="Hyperlink"/>
                 <w:noProof/>
               </w:rPr>
               <w:t>Sistema de autenticaci</w:t>
             </w:r>
             <w:r>
               <w:rPr>
-                <w:rStyle w:val="Hipervnculo"/>
+                <w:rStyle w:val="Hyperlink"/>
                 <w:rFonts w:hint="eastAsia"/>
                 <w:noProof/>
               </w:rPr>
@@ -1086,7 +1091,7 @@
             </w:r>
             <w:r>
               <w:rPr>
-                <w:rStyle w:val="Hipervnculo"/>
+                <w:rStyle w:val="Hyperlink"/>
                 <w:noProof/>
               </w:rPr>
               <w:t>n y registro</w:t>
@@ -1143,10 +1148,11 @@
         </w:p>
         <w:p>
           <w:pPr>
-            <w:pStyle w:val="TDC3"/>
+            <w:pStyle w:val="TOC3"/>
             <w:tabs>
               <w:tab w:val="right" w:leader="dot" w:pos="8494"/>
             </w:tabs>
+            <w:jc w:val="both"/>
             <w:rPr>
               <w:rFonts w:eastAsiaTheme="minorEastAsia" w:cstheme="minorBidi"/>
               <w:noProof/>
@@ -1158,7 +1164,7 @@
           <w:hyperlink w:anchor="_Toc213890024" w:history="1">
             <w:r>
               <w:rPr>
-                <w:rStyle w:val="Hipervnculo"/>
+                <w:rStyle w:val="Hyperlink"/>
                 <w:noProof/>
               </w:rPr>
               <w:t>Roles diferenciados</w:t>
@@ -1215,10 +1221,11 @@
         </w:p>
         <w:p>
           <w:pPr>
-            <w:pStyle w:val="TDC3"/>
+            <w:pStyle w:val="TOC3"/>
             <w:tabs>
               <w:tab w:val="right" w:leader="dot" w:pos="8494"/>
             </w:tabs>
+            <w:jc w:val="both"/>
             <w:rPr>
               <w:rFonts w:eastAsiaTheme="minorEastAsia" w:cstheme="minorBidi"/>
               <w:noProof/>
@@ -1230,7 +1237,7 @@
           <w:hyperlink w:anchor="_Toc213890025" w:history="1">
             <w:r>
               <w:rPr>
-                <w:rStyle w:val="Hipervnculo"/>
+                <w:rStyle w:val="Hyperlink"/>
                 <w:noProof/>
               </w:rPr>
               <w:t>Seguridad</w:t>
@@ -1287,10 +1294,11 @@
         </w:p>
         <w:p>
           <w:pPr>
-            <w:pStyle w:val="TDC3"/>
+            <w:pStyle w:val="TOC3"/>
             <w:tabs>
               <w:tab w:val="right" w:leader="dot" w:pos="8494"/>
             </w:tabs>
+            <w:jc w:val="both"/>
             <w:rPr>
               <w:rFonts w:eastAsiaTheme="minorEastAsia" w:cstheme="minorBidi"/>
               <w:noProof/>
@@ -1302,14 +1310,14 @@
           <w:hyperlink w:anchor="_Toc213890026" w:history="1">
             <w:r>
               <w:rPr>
-                <w:rStyle w:val="Hipervnculo"/>
+                <w:rStyle w:val="Hyperlink"/>
                 <w:noProof/>
               </w:rPr>
               <w:t>Creaci</w:t>
             </w:r>
             <w:r>
               <w:rPr>
-                <w:rStyle w:val="Hipervnculo"/>
+                <w:rStyle w:val="Hyperlink"/>
                 <w:rFonts w:hint="eastAsia"/>
                 <w:noProof/>
               </w:rPr>
@@ -1317,14 +1325,14 @@
             </w:r>
             <w:r>
               <w:rPr>
-                <w:rStyle w:val="Hipervnculo"/>
+                <w:rStyle w:val="Hyperlink"/>
                 <w:noProof/>
               </w:rPr>
               <w:t>n y modificaci</w:t>
             </w:r>
             <w:r>
               <w:rPr>
-                <w:rStyle w:val="Hipervnculo"/>
+                <w:rStyle w:val="Hyperlink"/>
                 <w:rFonts w:hint="eastAsia"/>
                 <w:noProof/>
               </w:rPr>
@@ -1332,14 +1340,14 @@
             </w:r>
             <w:r>
               <w:rPr>
-                <w:rStyle w:val="Hipervnculo"/>
+                <w:rStyle w:val="Hyperlink"/>
                 <w:noProof/>
               </w:rPr>
               <w:t>n de categor</w:t>
             </w:r>
             <w:r>
               <w:rPr>
-                <w:rStyle w:val="Hipervnculo"/>
+                <w:rStyle w:val="Hyperlink"/>
                 <w:rFonts w:hint="eastAsia"/>
                 <w:noProof/>
               </w:rPr>
@@ -1347,7 +1355,7 @@
             </w:r>
             <w:r>
               <w:rPr>
-                <w:rStyle w:val="Hipervnculo"/>
+                <w:rStyle w:val="Hyperlink"/>
                 <w:noProof/>
               </w:rPr>
               <w:t>as, productos y stock de la parte de encargado</w:t>
@@ -1404,7 +1412,8 @@
         </w:p>
         <w:p>
           <w:pPr>
-            <w:pStyle w:val="TDC1"/>
+            <w:pStyle w:val="TOC1"/>
+            <w:jc w:val="both"/>
             <w:rPr>
               <w:rFonts w:eastAsiaTheme="minorEastAsia" w:cstheme="minorBidi"/>
               <w:lang w:eastAsia="es-ES"/>
@@ -1413,7 +1422,7 @@
           <w:hyperlink w:anchor="_Toc213890027" w:history="1">
             <w:r>
               <w:rPr>
-                <w:rStyle w:val="Hipervnculo"/>
+                <w:rStyle w:val="Hyperlink"/>
                 <w:b/>
                 <w:bCs/>
               </w:rPr>
@@ -1421,7 +1430,7 @@
             </w:r>
             <w:r>
               <w:rPr>
-                <w:rStyle w:val="Hipervnculo"/>
+                <w:rStyle w:val="Hyperlink"/>
                 <w:rFonts w:hint="eastAsia"/>
                 <w:b/>
                 <w:bCs/>
@@ -1430,7 +1439,7 @@
             </w:r>
             <w:r>
               <w:rPr>
-                <w:rStyle w:val="Hipervnculo"/>
+                <w:rStyle w:val="Hyperlink"/>
                 <w:b/>
                 <w:bCs/>
               </w:rPr>
@@ -1481,10 +1490,11 @@
         </w:p>
         <w:p>
           <w:pPr>
-            <w:pStyle w:val="TDC3"/>
+            <w:pStyle w:val="TOC3"/>
             <w:tabs>
               <w:tab w:val="right" w:leader="dot" w:pos="8494"/>
             </w:tabs>
+            <w:jc w:val="both"/>
             <w:rPr>
               <w:rFonts w:eastAsiaTheme="minorEastAsia" w:cstheme="minorBidi"/>
               <w:noProof/>
@@ -1496,14 +1506,14 @@
           <w:hyperlink w:anchor="_Toc213890028" w:history="1">
             <w:r>
               <w:rPr>
-                <w:rStyle w:val="Hipervnculo"/>
+                <w:rStyle w:val="Hyperlink"/>
                 <w:noProof/>
               </w:rPr>
               <w:t>Interfaz para los clientes e implementaci</w:t>
             </w:r>
             <w:r>
               <w:rPr>
-                <w:rStyle w:val="Hipervnculo"/>
+                <w:rStyle w:val="Hyperlink"/>
                 <w:rFonts w:hint="eastAsia"/>
                 <w:noProof/>
               </w:rPr>
@@ -1511,7 +1521,7 @@
             </w:r>
             <w:r>
               <w:rPr>
-                <w:rStyle w:val="Hipervnculo"/>
+                <w:rStyle w:val="Hyperlink"/>
                 <w:noProof/>
               </w:rPr>
               <w:t>n de control de stock</w:t>
@@ -1568,10 +1578,11 @@
         </w:p>
         <w:p>
           <w:pPr>
-            <w:pStyle w:val="TDC3"/>
+            <w:pStyle w:val="TOC3"/>
             <w:tabs>
               <w:tab w:val="right" w:leader="dot" w:pos="8494"/>
             </w:tabs>
+            <w:jc w:val="both"/>
             <w:rPr>
               <w:rFonts w:eastAsiaTheme="minorEastAsia" w:cstheme="minorBidi"/>
               <w:noProof/>
@@ -1583,7 +1594,7 @@
           <w:hyperlink w:anchor="_Toc213890029" w:history="1">
             <w:r>
               <w:rPr>
-                <w:rStyle w:val="Hipervnculo"/>
+                <w:rStyle w:val="Hyperlink"/>
                 <w:noProof/>
               </w:rPr>
               <w:t>Control de stock</w:t>
@@ -1640,10 +1651,11 @@
         </w:p>
         <w:p>
           <w:pPr>
-            <w:pStyle w:val="TDC3"/>
+            <w:pStyle w:val="TOC3"/>
             <w:tabs>
               <w:tab w:val="right" w:leader="dot" w:pos="8494"/>
             </w:tabs>
+            <w:jc w:val="both"/>
             <w:rPr>
               <w:rFonts w:eastAsiaTheme="minorEastAsia" w:cstheme="minorBidi"/>
               <w:noProof/>
@@ -1655,14 +1667,14 @@
           <w:hyperlink w:anchor="_Toc213890030" w:history="1">
             <w:r>
               <w:rPr>
-                <w:rStyle w:val="Hipervnculo"/>
+                <w:rStyle w:val="Hyperlink"/>
                 <w:noProof/>
               </w:rPr>
               <w:t>Notas espec</w:t>
             </w:r>
             <w:r>
               <w:rPr>
-                <w:rStyle w:val="Hipervnculo"/>
+                <w:rStyle w:val="Hyperlink"/>
                 <w:rFonts w:hint="eastAsia"/>
                 <w:noProof/>
               </w:rPr>
@@ -1670,7 +1682,7 @@
             </w:r>
             <w:r>
               <w:rPr>
-                <w:rStyle w:val="Hipervnculo"/>
+                <w:rStyle w:val="Hyperlink"/>
                 <w:noProof/>
               </w:rPr>
               <w:t>ficas</w:t>
@@ -1727,10 +1739,11 @@
         </w:p>
         <w:p>
           <w:pPr>
-            <w:pStyle w:val="TDC3"/>
+            <w:pStyle w:val="TOC3"/>
             <w:tabs>
               <w:tab w:val="right" w:leader="dot" w:pos="8494"/>
             </w:tabs>
+            <w:jc w:val="both"/>
             <w:rPr>
               <w:rFonts w:eastAsiaTheme="minorEastAsia" w:cstheme="minorBidi"/>
               <w:noProof/>
@@ -1742,14 +1755,14 @@
           <w:hyperlink w:anchor="_Toc213890031" w:history="1">
             <w:r>
               <w:rPr>
-                <w:rStyle w:val="Hipervnculo"/>
+                <w:rStyle w:val="Hyperlink"/>
                 <w:noProof/>
               </w:rPr>
               <w:t>Filtro de la carta por b</w:t>
             </w:r>
             <w:r>
               <w:rPr>
-                <w:rStyle w:val="Hipervnculo"/>
+                <w:rStyle w:val="Hyperlink"/>
                 <w:rFonts w:hint="eastAsia"/>
                 <w:noProof/>
               </w:rPr>
@@ -1757,7 +1770,7 @@
             </w:r>
             <w:r>
               <w:rPr>
-                <w:rStyle w:val="Hipervnculo"/>
+                <w:rStyle w:val="Hyperlink"/>
                 <w:noProof/>
               </w:rPr>
               <w:t>squeda</w:t>
@@ -1814,10 +1827,11 @@
         </w:p>
         <w:p>
           <w:pPr>
-            <w:pStyle w:val="TDC3"/>
+            <w:pStyle w:val="TOC3"/>
             <w:tabs>
               <w:tab w:val="right" w:leader="dot" w:pos="8494"/>
             </w:tabs>
+            <w:jc w:val="both"/>
             <w:rPr>
               <w:rFonts w:eastAsiaTheme="minorEastAsia" w:cstheme="minorBidi"/>
               <w:noProof/>
@@ -1829,7 +1843,7 @@
           <w:hyperlink w:anchor="_Toc213890032" w:history="1">
             <w:r>
               <w:rPr>
-                <w:rStyle w:val="Hipervnculo"/>
+                <w:rStyle w:val="Hyperlink"/>
                 <w:noProof/>
               </w:rPr>
               <w:t>Funcionalidad del camarero</w:t>
@@ -1886,10 +1900,11 @@
         </w:p>
         <w:p>
           <w:pPr>
-            <w:pStyle w:val="TDC3"/>
+            <w:pStyle w:val="TOC3"/>
             <w:tabs>
               <w:tab w:val="right" w:leader="dot" w:pos="8494"/>
             </w:tabs>
+            <w:jc w:val="both"/>
             <w:rPr>
               <w:rFonts w:eastAsiaTheme="minorEastAsia" w:cstheme="minorBidi"/>
               <w:noProof/>
@@ -1901,7 +1916,7 @@
           <w:hyperlink w:anchor="_Toc213890033" w:history="1">
             <w:r>
               <w:rPr>
-                <w:rStyle w:val="Hipervnculo"/>
+                <w:rStyle w:val="Hyperlink"/>
                 <w:noProof/>
               </w:rPr>
               <w:t>Controlar que el cliente no pueda seleccionar otra mesa antes de pagar</w:t>
@@ -1958,7 +1973,8 @@
         </w:p>
         <w:p>
           <w:pPr>
-            <w:pStyle w:val="TDC1"/>
+            <w:pStyle w:val="TOC1"/>
+            <w:jc w:val="both"/>
             <w:rPr>
               <w:rFonts w:eastAsiaTheme="minorEastAsia" w:cstheme="minorBidi"/>
               <w:lang w:eastAsia="es-ES"/>
@@ -1967,7 +1983,7 @@
           <w:hyperlink w:anchor="_Toc213890034" w:history="1">
             <w:r>
               <w:rPr>
-                <w:rStyle w:val="Hipervnculo"/>
+                <w:rStyle w:val="Hyperlink"/>
                 <w:b/>
                 <w:bCs/>
               </w:rPr>
@@ -1975,7 +1991,7 @@
             </w:r>
             <w:r>
               <w:rPr>
-                <w:rStyle w:val="Hipervnculo"/>
+                <w:rStyle w:val="Hyperlink"/>
                 <w:rFonts w:hint="eastAsia"/>
                 <w:b/>
                 <w:bCs/>
@@ -1984,7 +2000,7 @@
             </w:r>
             <w:r>
               <w:rPr>
-                <w:rStyle w:val="Hipervnculo"/>
+                <w:rStyle w:val="Hyperlink"/>
                 <w:b/>
                 <w:bCs/>
               </w:rPr>
@@ -2049,7 +2065,7 @@
     </w:sdt>
     <w:p>
       <w:pPr>
-        <w:pStyle w:val="Ttulo2"/>
+        <w:pStyle w:val="Heading2"/>
         <w:jc w:val="both"/>
         <w:rPr>
           <w:sz w:val="36"/>
@@ -2059,7 +2075,7 @@
     </w:p>
     <w:p>
       <w:pPr>
-        <w:pStyle w:val="Ttulo1"/>
+        <w:pStyle w:val="Heading1"/>
         <w:jc w:val="both"/>
         <w:rPr>
           <w:b/>
@@ -2115,7 +2131,7 @@
     </w:p>
     <w:p>
       <w:pPr>
-        <w:pStyle w:val="Ttulo3"/>
+        <w:pStyle w:val="Heading3"/>
         <w:jc w:val="both"/>
         <w:rPr>
           <w:rFonts w:cstheme="minorHAnsi"/>
@@ -2124,7 +2140,7 @@
       <w:bookmarkStart w:id="4" w:name="_Toc213890021"/>
       <w:r>
         <w:rPr>
-          <w:rStyle w:val="Ttulo3Car"/>
+          <w:rStyle w:val="Heading3Char"/>
         </w:rPr>
         <w:t>Estructura básica del sistema y diseño responsive</w:t>
       </w:r>
@@ -2132,7 +2148,7 @@
     </w:p>
     <w:p>
       <w:pPr>
-        <w:pStyle w:val="Prrafodelista"/>
+        <w:pStyle w:val="ListParagraph"/>
         <w:numPr>
           <w:ilvl w:val="0"/>
           <w:numId w:val="7"/>
@@ -2155,7 +2171,7 @@
     </w:p>
     <w:p>
       <w:pPr>
-        <w:pStyle w:val="Prrafodelista"/>
+        <w:pStyle w:val="ListParagraph"/>
         <w:numPr>
           <w:ilvl w:val="0"/>
           <w:numId w:val="7"/>
@@ -2178,7 +2194,7 @@
     </w:p>
     <w:p>
       <w:pPr>
-        <w:pStyle w:val="Prrafodelista"/>
+        <w:pStyle w:val="ListParagraph"/>
         <w:numPr>
           <w:ilvl w:val="0"/>
           <w:numId w:val="7"/>
@@ -2283,7 +2299,7 @@
       </w:pPr>
       <w:r>
         <w:rPr>
-          <w:rStyle w:val="Ttulo3Car"/>
+          <w:rStyle w:val="Heading3Char"/>
           <w:noProof/>
         </w:rPr>
         <w:drawing>
@@ -2345,7 +2361,7 @@
       <w:bookmarkStart w:id="5" w:name="_Toc213890022"/>
       <w:r>
         <w:rPr>
-          <w:rStyle w:val="Ttulo3Car"/>
+          <w:rStyle w:val="Heading3Char"/>
         </w:rPr>
         <w:t>Base de datos funcional</w:t>
       </w:r>
@@ -2381,7 +2397,7 @@
       <w:bookmarkStart w:id="6" w:name="_Toc213890023"/>
       <w:r>
         <w:rPr>
-          <w:rStyle w:val="Ttulo3Car"/>
+          <w:rStyle w:val="Heading3Char"/>
         </w:rPr>
         <w:lastRenderedPageBreak/>
         <w:t>Sistema de autenticación y registro</w:t>
@@ -2390,7 +2406,7 @@
     </w:p>
     <w:p>
       <w:pPr>
-        <w:pStyle w:val="Prrafodelista"/>
+        <w:pStyle w:val="ListParagraph"/>
         <w:numPr>
           <w:ilvl w:val="0"/>
           <w:numId w:val="10"/>
@@ -2505,7 +2521,7 @@
       <w:bookmarkStart w:id="7" w:name="_Toc213890024"/>
       <w:r>
         <w:rPr>
-          <w:rStyle w:val="Ttulo3Car"/>
+          <w:rStyle w:val="Heading3Char"/>
         </w:rPr>
         <w:t>Roles diferenciados</w:t>
       </w:r>
@@ -2513,7 +2529,7 @@
     </w:p>
     <w:p>
       <w:pPr>
-        <w:pStyle w:val="Prrafodelista"/>
+        <w:pStyle w:val="ListParagraph"/>
         <w:numPr>
           <w:ilvl w:val="0"/>
           <w:numId w:val="10"/>
@@ -2532,7 +2548,7 @@
     </w:p>
     <w:p>
       <w:pPr>
-        <w:pStyle w:val="Prrafodelista"/>
+        <w:pStyle w:val="ListParagraph"/>
         <w:numPr>
           <w:ilvl w:val="0"/>
           <w:numId w:val="10"/>
@@ -2560,7 +2576,7 @@
     </w:p>
     <w:p>
       <w:pPr>
-        <w:pStyle w:val="Prrafodelista"/>
+        <w:pStyle w:val="ListParagraph"/>
         <w:numPr>
           <w:ilvl w:val="0"/>
           <w:numId w:val="10"/>
@@ -2598,7 +2614,7 @@
       <w:bookmarkStart w:id="8" w:name="_Toc213890025"/>
       <w:r>
         <w:rPr>
-          <w:rStyle w:val="Ttulo3Car"/>
+          <w:rStyle w:val="Heading3Char"/>
         </w:rPr>
         <w:t>Seguridad</w:t>
       </w:r>
@@ -2606,7 +2622,7 @@
     </w:p>
     <w:p>
       <w:pPr>
-        <w:pStyle w:val="Prrafodelista"/>
+        <w:pStyle w:val="ListParagraph"/>
         <w:numPr>
           <w:ilvl w:val="0"/>
           <w:numId w:val="13"/>
@@ -2638,7 +2654,7 @@
     </w:p>
     <w:p>
       <w:pPr>
-        <w:pStyle w:val="Ttulo3"/>
+        <w:pStyle w:val="Heading3"/>
         <w:jc w:val="both"/>
       </w:pPr>
       <w:bookmarkStart w:id="9" w:name="_Toc213890026"/>
@@ -2717,7 +2733,7 @@
     </w:p>
     <w:p>
       <w:pPr>
-        <w:pStyle w:val="Prrafodelista"/>
+        <w:pStyle w:val="ListParagraph"/>
         <w:numPr>
           <w:ilvl w:val="0"/>
           <w:numId w:val="11"/>
@@ -2730,7 +2746,7 @@
     </w:p>
     <w:p>
       <w:pPr>
-        <w:pStyle w:val="Prrafodelista"/>
+        <w:pStyle w:val="ListParagraph"/>
         <w:numPr>
           <w:ilvl w:val="0"/>
           <w:numId w:val="11"/>
@@ -2743,7 +2759,7 @@
     </w:p>
     <w:p>
       <w:pPr>
-        <w:pStyle w:val="Prrafodelista"/>
+        <w:pStyle w:val="ListParagraph"/>
         <w:numPr>
           <w:ilvl w:val="0"/>
           <w:numId w:val="11"/>
@@ -2756,7 +2772,7 @@
     </w:p>
     <w:p>
       <w:pPr>
-        <w:pStyle w:val="Prrafodelista"/>
+        <w:pStyle w:val="ListParagraph"/>
         <w:numPr>
           <w:ilvl w:val="0"/>
           <w:numId w:val="11"/>
@@ -2769,7 +2785,7 @@
     </w:p>
     <w:p>
       <w:pPr>
-        <w:pStyle w:val="Prrafodelista"/>
+        <w:pStyle w:val="ListParagraph"/>
         <w:numPr>
           <w:ilvl w:val="0"/>
           <w:numId w:val="11"/>
@@ -2977,7 +2993,7 @@
     </w:p>
     <w:p>
       <w:pPr>
-        <w:pStyle w:val="Ttulo1"/>
+        <w:pStyle w:val="Heading1"/>
         <w:jc w:val="both"/>
         <w:rPr>
           <w:b/>
@@ -3032,7 +3048,7 @@
     </w:p>
     <w:p>
       <w:pPr>
-        <w:pStyle w:val="Ttulo3"/>
+        <w:pStyle w:val="Heading3"/>
         <w:jc w:val="both"/>
       </w:pPr>
       <w:bookmarkStart w:id="11" w:name="_Toc213890028"/>
@@ -3134,7 +3150,7 @@
     </w:p>
     <w:p>
       <w:pPr>
-        <w:pStyle w:val="Prrafodelista"/>
+        <w:pStyle w:val="ListParagraph"/>
         <w:numPr>
           <w:ilvl w:val="0"/>
           <w:numId w:val="13"/>
@@ -3162,7 +3178,7 @@
     </w:p>
     <w:p>
       <w:pPr>
-        <w:pStyle w:val="Prrafodelista"/>
+        <w:pStyle w:val="ListParagraph"/>
         <w:numPr>
           <w:ilvl w:val="0"/>
           <w:numId w:val="13"/>
@@ -3187,7 +3203,7 @@
     </w:p>
     <w:p>
       <w:pPr>
-        <w:pStyle w:val="Prrafodelista"/>
+        <w:pStyle w:val="ListParagraph"/>
         <w:numPr>
           <w:ilvl w:val="0"/>
           <w:numId w:val="13"/>
@@ -3259,7 +3275,7 @@
     </w:p>
     <w:p>
       <w:pPr>
-        <w:pStyle w:val="Prrafodelista"/>
+        <w:pStyle w:val="ListParagraph"/>
         <w:numPr>
           <w:ilvl w:val="0"/>
           <w:numId w:val="15"/>
@@ -3288,7 +3304,7 @@
     </w:p>
     <w:p>
       <w:pPr>
-        <w:pStyle w:val="Prrafodelista"/>
+        <w:pStyle w:val="ListParagraph"/>
         <w:numPr>
           <w:ilvl w:val="0"/>
           <w:numId w:val="15"/>
@@ -3330,7 +3346,7 @@
     </w:p>
     <w:p>
       <w:pPr>
-        <w:pStyle w:val="Prrafodelista"/>
+        <w:pStyle w:val="ListParagraph"/>
         <w:numPr>
           <w:ilvl w:val="0"/>
           <w:numId w:val="16"/>
@@ -3355,7 +3371,7 @@
     </w:p>
     <w:p>
       <w:pPr>
-        <w:pStyle w:val="Prrafodelista"/>
+        <w:pStyle w:val="ListParagraph"/>
         <w:numPr>
           <w:ilvl w:val="1"/>
           <w:numId w:val="16"/>
@@ -3388,14 +3404,14 @@
     </w:p>
     <w:p>
       <w:pPr>
-        <w:pStyle w:val="Prrafodelista"/>
+        <w:pStyle w:val="ListParagraph"/>
         <w:ind w:left="1440"/>
         <w:jc w:val="both"/>
       </w:pPr>
     </w:p>
     <w:p>
       <w:pPr>
-        <w:pStyle w:val="Prrafodelista"/>
+        <w:pStyle w:val="ListParagraph"/>
         <w:numPr>
           <w:ilvl w:val="1"/>
           <w:numId w:val="16"/>
@@ -3418,13 +3434,13 @@
     </w:p>
     <w:p>
       <w:pPr>
-        <w:pStyle w:val="Prrafodelista"/>
-        <w:jc w:val="both"/>
-      </w:pPr>
-    </w:p>
-    <w:p>
-      <w:pPr>
-        <w:pStyle w:val="Prrafodelista"/>
+        <w:pStyle w:val="ListParagraph"/>
+        <w:jc w:val="both"/>
+      </w:pPr>
+    </w:p>
+    <w:p>
+      <w:pPr>
+        <w:pStyle w:val="ListParagraph"/>
         <w:numPr>
           <w:ilvl w:val="0"/>
           <w:numId w:val="16"/>
@@ -3450,7 +3466,7 @@
     </w:p>
     <w:p>
       <w:pPr>
-        <w:pStyle w:val="Ttulo3"/>
+        <w:pStyle w:val="Heading3"/>
         <w:jc w:val="both"/>
       </w:pPr>
       <w:r>
@@ -3620,7 +3636,8 @@
     </w:p>
     <w:p>
       <w:pPr>
-        <w:pStyle w:val="Ttulo3"/>
+        <w:pStyle w:val="Heading3"/>
+        <w:jc w:val="both"/>
       </w:pPr>
       <w:bookmarkStart w:id="13" w:name="_Toc213890030"/>
       <w:r>
@@ -3629,12 +3646,15 @@
       <w:bookmarkEnd w:id="13"/>
     </w:p>
     <w:p>
+      <w:pPr>
+        <w:jc w:val="both"/>
+      </w:pPr>
       <w:r>
         <w:rPr>
           <w:noProof/>
         </w:rPr>
         <w:drawing>
-          <wp:anchor distT="0" distB="0" distL="114300" distR="114300" simplePos="0" relativeHeight="251678720" behindDoc="0" locked="0" layoutInCell="1" allowOverlap="1" wp14:anchorId="61C4CDEA" wp14:editId="090D1D85">
+          <wp:anchor distT="0" distB="0" distL="114300" distR="114300" simplePos="0" relativeHeight="251678720" behindDoc="0" locked="0" layoutInCell="1" allowOverlap="1" wp14:anchorId="61C4CDEA" wp14:editId="69AB3714">
             <wp:simplePos x="0" y="0"/>
             <wp:positionH relativeFrom="column">
               <wp:posOffset>3704590</wp:posOffset>
@@ -3794,7 +3814,8 @@
     </w:p>
     <w:p>
       <w:pPr>
-        <w:pStyle w:val="Ttulo3"/>
+        <w:pStyle w:val="Heading3"/>
+        <w:jc w:val="both"/>
       </w:pPr>
       <w:bookmarkStart w:id="14" w:name="_Toc213890031"/>
       <w:r>
@@ -3803,6 +3824,9 @@
       <w:bookmarkEnd w:id="14"/>
     </w:p>
     <w:p>
+      <w:pPr>
+        <w:jc w:val="both"/>
+      </w:pPr>
       <w:r>
         <w:rPr>
           <w:noProof/>
@@ -3939,7 +3963,8 @@
     </w:p>
     <w:p>
       <w:pPr>
-        <w:pStyle w:val="Ttulo3"/>
+        <w:pStyle w:val="Heading3"/>
+        <w:jc w:val="both"/>
       </w:pPr>
       <w:bookmarkStart w:id="15" w:name="_Toc213890032"/>
       <w:r>
@@ -3949,6 +3974,9 @@
       <w:bookmarkEnd w:id="15"/>
     </w:p>
     <w:p>
+      <w:pPr>
+        <w:jc w:val="both"/>
+      </w:pPr>
       <w:r>
         <w:t xml:space="preserve">Al introducir sus credenciales, el camarero entra en </w:t>
       </w:r>
@@ -3976,6 +4004,9 @@
       </w:r>
     </w:p>
     <w:p>
+      <w:pPr>
+        <w:jc w:val="both"/>
+      </w:pPr>
       <w:r>
         <w:rPr>
           <w:noProof/>
@@ -4078,6 +4109,9 @@
       </w:r>
     </w:p>
     <w:p>
+      <w:pPr>
+        <w:jc w:val="both"/>
+      </w:pPr>
       <w:r>
         <w:rPr>
           <w:noProof/>
@@ -4214,8 +4248,15 @@
         <w:t>, nos encontramos con lo siguiente:</w:t>
       </w:r>
     </w:p>
-    <w:p/>
-    <w:p>
+    <w:p>
+      <w:pPr>
+        <w:jc w:val="both"/>
+      </w:pPr>
+    </w:p>
+    <w:p>
+      <w:pPr>
+        <w:jc w:val="both"/>
+      </w:pPr>
       <w:r>
         <w:rPr>
           <w:noProof/>
@@ -4289,9 +4330,15 @@
       </w:r>
     </w:p>
     <w:p>
+      <w:pPr>
+        <w:jc w:val="both"/>
+      </w:pPr>
       <w:bookmarkStart w:id="16" w:name="_Toc213890033"/>
     </w:p>
     <w:p>
+      <w:pPr>
+        <w:jc w:val="both"/>
+      </w:pPr>
       <w:r>
         <w:rPr>
           <w:noProof/>
@@ -4357,15 +4404,23 @@
         <w:t>Después de haber servido el producto, al cliente le aparecerá el siguiente texto de ayuda:</w:t>
       </w:r>
     </w:p>
-    <w:p/>
-    <w:p>
+    <w:p>
+      <w:pPr>
+        <w:jc w:val="both"/>
+      </w:pPr>
+    </w:p>
+    <w:p>
+      <w:pPr>
+        <w:jc w:val="both"/>
+      </w:pPr>
       <w:r>
         <w:t>Si el cliente vuelve a realizar otro pedido, este se volverá a poner como Pendiente.</w:t>
       </w:r>
     </w:p>
     <w:p>
       <w:pPr>
-        <w:pStyle w:val="Ttulo3"/>
+        <w:pStyle w:val="Heading3"/>
+        <w:jc w:val="both"/>
       </w:pPr>
       <w:r>
         <w:t>Controlar que el cliente no pueda seleccionar otra mesa antes de pagar</w:t>
@@ -4513,6 +4568,9 @@
       </w:r>
     </w:p>
     <w:p>
+      <w:pPr>
+        <w:jc w:val="both"/>
+      </w:pPr>
       <w:r>
         <w:rPr>
           <w:noProof/>
@@ -4583,7 +4641,8 @@
     </w:p>
     <w:p>
       <w:pPr>
-        <w:pStyle w:val="Ttulo1"/>
+        <w:pStyle w:val="Heading1"/>
+        <w:jc w:val="both"/>
         <w:rPr>
           <w:b/>
           <w:bCs/>
@@ -4618,71 +4677,656 @@
     </w:p>
     <w:p>
       <w:pPr>
-        <w:pStyle w:val="Ttulo3"/>
-      </w:pPr>
-    </w:p>
-    <w:p>
-      <w:pPr>
-        <w:pStyle w:val="Ttulo3"/>
+        <w:pStyle w:val="Heading3"/>
+        <w:jc w:val="both"/>
+      </w:pPr>
+    </w:p>
+    <w:p>
+      <w:pPr>
+        <w:pStyle w:val="Heading3"/>
+        <w:jc w:val="both"/>
       </w:pPr>
       <w:r>
         <w:t>Generación automática de cuentas en formato PDF.</w:t>
       </w:r>
     </w:p>
     <w:p>
-      <w:r>
-        <w:t xml:space="preserve">Para ello, he instalado la última versión con </w:t>
-      </w:r>
-      <w:proofErr w:type="spellStart"/>
-      <w:r>
-        <w:rPr>
-          <w:i/>
-          <w:iCs/>
-        </w:rPr>
-        <w:t>Composer</w:t>
-      </w:r>
-      <w:proofErr w:type="spellEnd"/>
-      <w:r>
-        <w:rPr>
-          <w:i/>
-          <w:iCs/>
-        </w:rPr>
-        <w:t xml:space="preserve"> </w:t>
-      </w:r>
-      <w:r>
-        <w:t xml:space="preserve">de </w:t>
-      </w:r>
-      <w:proofErr w:type="spellStart"/>
-      <w:r>
-        <w:rPr>
-          <w:i/>
-          <w:iCs/>
-        </w:rPr>
-        <w:t>mPDF</w:t>
-      </w:r>
-      <w:proofErr w:type="spellEnd"/>
-      <w:r>
-        <w:rPr>
-          <w:i/>
-          <w:iCs/>
-        </w:rPr>
-        <w:t xml:space="preserve"> </w:t>
-      </w:r>
-    </w:p>
-    <w:p/>
-    <w:p>
-      <w:r>
-        <w:rPr>
-          <w:noProof/>
-        </w:rPr>
+      <w:pPr>
+        <w:jc w:val="both"/>
+      </w:pPr>
+      <w:r>
+        <w:t xml:space="preserve">Para ello, </w:t>
+      </w:r>
+      <w:r>
+        <w:t>la lógica que he seguido es la siguiente:</w:t>
+      </w:r>
+    </w:p>
+    <w:p>
+      <w:pPr>
+        <w:jc w:val="both"/>
+      </w:pPr>
+      <w:r>
         <w:drawing>
-          <wp:anchor distT="0" distB="0" distL="114300" distR="114300" simplePos="0" relativeHeight="251685888" behindDoc="0" locked="0" layoutInCell="1" allowOverlap="1" wp14:anchorId="77014AA0" wp14:editId="34028E6B">
+          <wp:anchor distT="0" distB="0" distL="114300" distR="114300" simplePos="0" relativeHeight="251689984" behindDoc="0" locked="0" layoutInCell="1" allowOverlap="1" wp14:anchorId="7963232D" wp14:editId="5DFB78AF">
             <wp:simplePos x="0" y="0"/>
             <wp:positionH relativeFrom="margin">
-              <wp:posOffset>52070</wp:posOffset>
+              <wp:posOffset>-1270</wp:posOffset>
             </wp:positionH>
             <wp:positionV relativeFrom="paragraph">
-              <wp:posOffset>3576320</wp:posOffset>
+              <wp:posOffset>250825</wp:posOffset>
+            </wp:positionV>
+            <wp:extent cx="5400040" cy="1134110"/>
+            <wp:effectExtent l="0" t="0" r="0" b="8890"/>
+            <wp:wrapTopAndBottom/>
+            <wp:docPr id="739106345" name="Picture 1"/>
+            <wp:cNvGraphicFramePr>
+              <a:graphicFrameLocks xmlns:a="http://schemas.openxmlformats.org/drawingml/2006/main" noChangeAspect="1"/>
+            </wp:cNvGraphicFramePr>
+            <a:graphic xmlns:a="http://schemas.openxmlformats.org/drawingml/2006/main">
+              <a:graphicData uri="http://schemas.openxmlformats.org/drawingml/2006/picture">
+                <pic:pic xmlns:pic="http://schemas.openxmlformats.org/drawingml/2006/picture">
+                  <pic:nvPicPr>
+                    <pic:cNvPr id="739106345" name=""/>
+                    <pic:cNvPicPr/>
+                  </pic:nvPicPr>
+                  <pic:blipFill>
+                    <a:blip r:embed="rId32" cstate="print">
+                      <a:extLst>
+                        <a:ext uri="{28A0092B-C50C-407E-A947-70E740481C1C}">
+                          <a14:useLocalDpi xmlns:a14="http://schemas.microsoft.com/office/drawing/2010/main" val="0"/>
+                        </a:ext>
+                      </a:extLst>
+                    </a:blip>
+                    <a:stretch>
+                      <a:fillRect/>
+                    </a:stretch>
+                  </pic:blipFill>
+                  <pic:spPr>
+                    <a:xfrm>
+                      <a:off x="0" y="0"/>
+                      <a:ext cx="5400040" cy="1134110"/>
+                    </a:xfrm>
+                    <a:prstGeom prst="rect">
+                      <a:avLst/>
+                    </a:prstGeom>
+                  </pic:spPr>
+                </pic:pic>
+              </a:graphicData>
+            </a:graphic>
+          </wp:anchor>
+        </w:drawing>
+      </w:r>
+      <w:r>
+        <w:t xml:space="preserve">El camarero sirve los productos </w:t>
+      </w:r>
+      <w:r>
+        <w:sym w:font="Wingdings" w:char="F0E0"/>
+      </w:r>
+      <w:r>
+        <w:t xml:space="preserve"> los productos de ese pedido se marcan como servidos. </w:t>
+      </w:r>
+    </w:p>
+    <w:p>
+      <w:pPr>
+        <w:jc w:val="both"/>
+      </w:pPr>
+      <w:r>
+        <w:t>Esta página se actualiza automáticamente cada 5 segundos para realizar la simulación de actualización en línea.</w:t>
+      </w:r>
+    </w:p>
+    <w:p>
+      <w:pPr>
+        <w:jc w:val="both"/>
+      </w:pPr>
+      <w:r>
+        <w:drawing>
+          <wp:anchor distT="0" distB="0" distL="114300" distR="114300" simplePos="0" relativeHeight="251692032" behindDoc="0" locked="0" layoutInCell="1" allowOverlap="1" wp14:anchorId="55AA820B" wp14:editId="0CE6CB86">
+            <wp:simplePos x="0" y="0"/>
+            <wp:positionH relativeFrom="column">
+              <wp:posOffset>2789555</wp:posOffset>
+            </wp:positionH>
+            <wp:positionV relativeFrom="paragraph">
+              <wp:posOffset>695589</wp:posOffset>
+            </wp:positionV>
+            <wp:extent cx="3280410" cy="2656840"/>
+            <wp:effectExtent l="0" t="0" r="0" b="0"/>
+            <wp:wrapTopAndBottom/>
+            <wp:docPr id="733590048" name="Picture 1"/>
+            <wp:cNvGraphicFramePr>
+              <a:graphicFrameLocks xmlns:a="http://schemas.openxmlformats.org/drawingml/2006/main" noChangeAspect="1"/>
+            </wp:cNvGraphicFramePr>
+            <a:graphic xmlns:a="http://schemas.openxmlformats.org/drawingml/2006/main">
+              <a:graphicData uri="http://schemas.openxmlformats.org/drawingml/2006/picture">
+                <pic:pic xmlns:pic="http://schemas.openxmlformats.org/drawingml/2006/picture">
+                  <pic:nvPicPr>
+                    <pic:cNvPr id="733590048" name=""/>
+                    <pic:cNvPicPr/>
+                  </pic:nvPicPr>
+                  <pic:blipFill>
+                    <a:blip r:embed="rId33">
+                      <a:extLst>
+                        <a:ext uri="{28A0092B-C50C-407E-A947-70E740481C1C}">
+                          <a14:useLocalDpi xmlns:a14="http://schemas.microsoft.com/office/drawing/2010/main" val="0"/>
+                        </a:ext>
+                      </a:extLst>
+                    </a:blip>
+                    <a:stretch>
+                      <a:fillRect/>
+                    </a:stretch>
+                  </pic:blipFill>
+                  <pic:spPr>
+                    <a:xfrm>
+                      <a:off x="0" y="0"/>
+                      <a:ext cx="3280410" cy="2656840"/>
+                    </a:xfrm>
+                    <a:prstGeom prst="rect">
+                      <a:avLst/>
+                    </a:prstGeom>
+                  </pic:spPr>
+                </pic:pic>
+              </a:graphicData>
+            </a:graphic>
+            <wp14:sizeRelH relativeFrom="margin">
+              <wp14:pctWidth>0</wp14:pctWidth>
+            </wp14:sizeRelH>
+            <wp14:sizeRelV relativeFrom="margin">
+              <wp14:pctHeight>0</wp14:pctHeight>
+            </wp14:sizeRelV>
+          </wp:anchor>
+        </w:drawing>
+      </w:r>
+      <w:r>
+        <w:drawing>
+          <wp:anchor distT="0" distB="0" distL="114300" distR="114300" simplePos="0" relativeHeight="251691008" behindDoc="0" locked="0" layoutInCell="1" allowOverlap="1" wp14:anchorId="79EC0334" wp14:editId="60E3B279">
+            <wp:simplePos x="0" y="0"/>
+            <wp:positionH relativeFrom="margin">
+              <wp:posOffset>-681990</wp:posOffset>
+            </wp:positionH>
+            <wp:positionV relativeFrom="paragraph">
+              <wp:posOffset>721624</wp:posOffset>
+            </wp:positionV>
+            <wp:extent cx="3201670" cy="2621915"/>
+            <wp:effectExtent l="0" t="0" r="0" b="6985"/>
+            <wp:wrapTopAndBottom/>
+            <wp:docPr id="1253579972" name="Picture 1"/>
+            <wp:cNvGraphicFramePr>
+              <a:graphicFrameLocks xmlns:a="http://schemas.openxmlformats.org/drawingml/2006/main" noChangeAspect="1"/>
+            </wp:cNvGraphicFramePr>
+            <a:graphic xmlns:a="http://schemas.openxmlformats.org/drawingml/2006/main">
+              <a:graphicData uri="http://schemas.openxmlformats.org/drawingml/2006/picture">
+                <pic:pic xmlns:pic="http://schemas.openxmlformats.org/drawingml/2006/picture">
+                  <pic:nvPicPr>
+                    <pic:cNvPr id="1253579972" name=""/>
+                    <pic:cNvPicPr/>
+                  </pic:nvPicPr>
+                  <pic:blipFill>
+                    <a:blip r:embed="rId34">
+                      <a:extLst>
+                        <a:ext uri="{28A0092B-C50C-407E-A947-70E740481C1C}">
+                          <a14:useLocalDpi xmlns:a14="http://schemas.microsoft.com/office/drawing/2010/main" val="0"/>
+                        </a:ext>
+                      </a:extLst>
+                    </a:blip>
+                    <a:stretch>
+                      <a:fillRect/>
+                    </a:stretch>
+                  </pic:blipFill>
+                  <pic:spPr>
+                    <a:xfrm>
+                      <a:off x="0" y="0"/>
+                      <a:ext cx="3201670" cy="2621915"/>
+                    </a:xfrm>
+                    <a:prstGeom prst="rect">
+                      <a:avLst/>
+                    </a:prstGeom>
+                  </pic:spPr>
+                </pic:pic>
+              </a:graphicData>
+            </a:graphic>
+            <wp14:sizeRelH relativeFrom="margin">
+              <wp14:pctWidth>0</wp14:pctWidth>
+            </wp14:sizeRelH>
+            <wp14:sizeRelV relativeFrom="margin">
+              <wp14:pctHeight>0</wp14:pctHeight>
+            </wp14:sizeRelV>
+          </wp:anchor>
+        </w:drawing>
+      </w:r>
+      <w:r>
+        <w:t>Una vez entremos a Ir a pedidos, podemos marcar los productos por separado de si se han servido o no. No podemos servir el pedido completo si hay partes del pedido que no se han servido</w:t>
+      </w:r>
+      <w:r>
+        <w:t>.</w:t>
+      </w:r>
+    </w:p>
+    <w:p>
+      <w:pPr>
+        <w:jc w:val="both"/>
+      </w:pPr>
+    </w:p>
+    <w:p>
+      <w:pPr>
+        <w:jc w:val="both"/>
+      </w:pPr>
+      <w:r>
+        <w:t>Si el pedido está marcado como servido, se queda como pendiente de pago. Si está pendiente de pago se puede cobrar, sino no</w:t>
+      </w:r>
+      <w:r>
+        <w:t xml:space="preserve"> podemos cobrarlo</w:t>
+      </w:r>
+      <w:r>
+        <w:t>.</w:t>
+      </w:r>
+    </w:p>
+    <w:p>
+      <w:r>
+        <w:br w:type="page"/>
+      </w:r>
+    </w:p>
+    <w:p>
+      <w:r>
+        <w:lastRenderedPageBreak/>
+        <w:drawing>
+          <wp:anchor distT="0" distB="0" distL="114300" distR="114300" simplePos="0" relativeHeight="251693056" behindDoc="0" locked="0" layoutInCell="1" allowOverlap="1" wp14:anchorId="62A0F93B" wp14:editId="1760742B">
+            <wp:simplePos x="0" y="0"/>
+            <wp:positionH relativeFrom="margin">
+              <wp:posOffset>-1270</wp:posOffset>
+            </wp:positionH>
+            <wp:positionV relativeFrom="paragraph">
+              <wp:posOffset>403345</wp:posOffset>
+            </wp:positionV>
+            <wp:extent cx="5400040" cy="1066800"/>
+            <wp:effectExtent l="0" t="0" r="0" b="0"/>
+            <wp:wrapTopAndBottom/>
+            <wp:docPr id="1325129612" name="Picture 1"/>
+            <wp:cNvGraphicFramePr>
+              <a:graphicFrameLocks xmlns:a="http://schemas.openxmlformats.org/drawingml/2006/main" noChangeAspect="1"/>
+            </wp:cNvGraphicFramePr>
+            <a:graphic xmlns:a="http://schemas.openxmlformats.org/drawingml/2006/main">
+              <a:graphicData uri="http://schemas.openxmlformats.org/drawingml/2006/picture">
+                <pic:pic xmlns:pic="http://schemas.openxmlformats.org/drawingml/2006/picture">
+                  <pic:nvPicPr>
+                    <pic:cNvPr id="1325129612" name=""/>
+                    <pic:cNvPicPr/>
+                  </pic:nvPicPr>
+                  <pic:blipFill>
+                    <a:blip r:embed="rId35">
+                      <a:extLst>
+                        <a:ext uri="{28A0092B-C50C-407E-A947-70E740481C1C}">
+                          <a14:useLocalDpi xmlns:a14="http://schemas.microsoft.com/office/drawing/2010/main" val="0"/>
+                        </a:ext>
+                      </a:extLst>
+                    </a:blip>
+                    <a:stretch>
+                      <a:fillRect/>
+                    </a:stretch>
+                  </pic:blipFill>
+                  <pic:spPr>
+                    <a:xfrm>
+                      <a:off x="0" y="0"/>
+                      <a:ext cx="5400040" cy="1066800"/>
+                    </a:xfrm>
+                    <a:prstGeom prst="rect">
+                      <a:avLst/>
+                    </a:prstGeom>
+                  </pic:spPr>
+                </pic:pic>
+              </a:graphicData>
+            </a:graphic>
+          </wp:anchor>
+        </w:drawing>
+      </w:r>
+      <w:r>
+        <w:t>Si está pendiente de cobro, nos vamos a la página principal para ver qué sucede.</w:t>
+      </w:r>
+    </w:p>
+    <w:p>
+      <w:r>
+        <w:drawing>
+          <wp:anchor distT="0" distB="0" distL="114300" distR="114300" simplePos="0" relativeHeight="251694080" behindDoc="0" locked="0" layoutInCell="1" allowOverlap="1" wp14:anchorId="059276E3" wp14:editId="172B2060">
+            <wp:simplePos x="0" y="0"/>
+            <wp:positionH relativeFrom="margin">
+              <wp:align>center</wp:align>
+            </wp:positionH>
+            <wp:positionV relativeFrom="paragraph">
+              <wp:posOffset>1444840</wp:posOffset>
+            </wp:positionV>
+            <wp:extent cx="4239502" cy="3786338"/>
+            <wp:effectExtent l="0" t="0" r="8890" b="5080"/>
+            <wp:wrapTopAndBottom/>
+            <wp:docPr id="67652491" name="Picture 1"/>
+            <wp:cNvGraphicFramePr>
+              <a:graphicFrameLocks xmlns:a="http://schemas.openxmlformats.org/drawingml/2006/main" noChangeAspect="1"/>
+            </wp:cNvGraphicFramePr>
+            <a:graphic xmlns:a="http://schemas.openxmlformats.org/drawingml/2006/main">
+              <a:graphicData uri="http://schemas.openxmlformats.org/drawingml/2006/picture">
+                <pic:pic xmlns:pic="http://schemas.openxmlformats.org/drawingml/2006/picture">
+                  <pic:nvPicPr>
+                    <pic:cNvPr id="67652491" name=""/>
+                    <pic:cNvPicPr/>
+                  </pic:nvPicPr>
+                  <pic:blipFill>
+                    <a:blip r:embed="rId36">
+                      <a:extLst>
+                        <a:ext uri="{28A0092B-C50C-407E-A947-70E740481C1C}">
+                          <a14:useLocalDpi xmlns:a14="http://schemas.microsoft.com/office/drawing/2010/main" val="0"/>
+                        </a:ext>
+                      </a:extLst>
+                    </a:blip>
+                    <a:stretch>
+                      <a:fillRect/>
+                    </a:stretch>
+                  </pic:blipFill>
+                  <pic:spPr>
+                    <a:xfrm>
+                      <a:off x="0" y="0"/>
+                      <a:ext cx="4239502" cy="3786338"/>
+                    </a:xfrm>
+                    <a:prstGeom prst="rect">
+                      <a:avLst/>
+                    </a:prstGeom>
+                  </pic:spPr>
+                </pic:pic>
+              </a:graphicData>
+            </a:graphic>
+          </wp:anchor>
+        </w:drawing>
+      </w:r>
+      <w:r>
+        <w:t xml:space="preserve">Aparece la </w:t>
+      </w:r>
+      <w:proofErr w:type="spellStart"/>
+      <w:r>
+        <w:t>card</w:t>
+      </w:r>
+      <w:proofErr w:type="spellEnd"/>
+      <w:r>
+        <w:t xml:space="preserve"> como que hay un pendiente de cobro. Si accedemos a Ir a cobros:</w:t>
+      </w:r>
+    </w:p>
+    <w:p>
+      <w:r>
+        <w:rPr>
+          <w:noProof/>
+        </w:rPr>
+        <w:drawing>
+          <wp:anchor distT="0" distB="0" distL="114300" distR="114300" simplePos="0" relativeHeight="251695104" behindDoc="0" locked="0" layoutInCell="1" allowOverlap="1" wp14:anchorId="7437A7BA" wp14:editId="7A4FCBBE">
+            <wp:simplePos x="0" y="0"/>
+            <wp:positionH relativeFrom="margin">
+              <wp:posOffset>3674625</wp:posOffset>
+            </wp:positionH>
+            <wp:positionV relativeFrom="paragraph">
+              <wp:posOffset>3855936</wp:posOffset>
+            </wp:positionV>
+            <wp:extent cx="1828800" cy="2953385"/>
+            <wp:effectExtent l="0" t="0" r="0" b="0"/>
+            <wp:wrapSquare wrapText="bothSides"/>
+            <wp:docPr id="755561938" name="Picture 6"/>
+            <wp:cNvGraphicFramePr>
+              <a:graphicFrameLocks xmlns:a="http://schemas.openxmlformats.org/drawingml/2006/main" noChangeAspect="1"/>
+            </wp:cNvGraphicFramePr>
+            <a:graphic xmlns:a="http://schemas.openxmlformats.org/drawingml/2006/main">
+              <a:graphicData uri="http://schemas.openxmlformats.org/drawingml/2006/picture">
+                <pic:pic xmlns:pic="http://schemas.openxmlformats.org/drawingml/2006/picture">
+                  <pic:nvPicPr>
+                    <pic:cNvPr id="0" name="Picture 1"/>
+                    <pic:cNvPicPr>
+                      <a:picLocks noChangeAspect="1" noChangeArrowheads="1"/>
+                    </pic:cNvPicPr>
+                  </pic:nvPicPr>
+                  <pic:blipFill>
+                    <a:blip r:embed="rId37" cstate="print">
+                      <a:extLst>
+                        <a:ext uri="{28A0092B-C50C-407E-A947-70E740481C1C}">
+                          <a14:useLocalDpi xmlns:a14="http://schemas.microsoft.com/office/drawing/2010/main" val="0"/>
+                        </a:ext>
+                      </a:extLst>
+                    </a:blip>
+                    <a:srcRect/>
+                    <a:stretch>
+                      <a:fillRect/>
+                    </a:stretch>
+                  </pic:blipFill>
+                  <pic:spPr bwMode="auto">
+                    <a:xfrm>
+                      <a:off x="0" y="0"/>
+                      <a:ext cx="1828800" cy="2953385"/>
+                    </a:xfrm>
+                    <a:prstGeom prst="rect">
+                      <a:avLst/>
+                    </a:prstGeom>
+                    <a:noFill/>
+                    <a:ln>
+                      <a:noFill/>
+                    </a:ln>
+                  </pic:spPr>
+                </pic:pic>
+              </a:graphicData>
+            </a:graphic>
+            <wp14:sizeRelH relativeFrom="margin">
+              <wp14:pctWidth>0</wp14:pctWidth>
+            </wp14:sizeRelH>
+            <wp14:sizeRelV relativeFrom="margin">
+              <wp14:pctHeight>0</wp14:pctHeight>
+            </wp14:sizeRelV>
+          </wp:anchor>
+        </w:drawing>
+      </w:r>
+      <w:r>
+        <w:t>Nos aparecen las mesas servidas que están esperando a ser cobradas, en caso de que pidan la cuenta, podemos darle a imprimir para que salga el ticket:</w:t>
+      </w:r>
+    </w:p>
+    <w:p>
+      <w:r>
+        <w:br w:type="page"/>
+      </w:r>
+    </w:p>
+    <w:p>
+      <w:pPr>
+        <w:pStyle w:val="Heading3"/>
+      </w:pPr>
+      <w:r>
+        <w:lastRenderedPageBreak/>
+        <w:t>Parte de cobrar el pedido</w:t>
+      </w:r>
+    </w:p>
+    <w:p>
+      <w:r>
+        <w:t xml:space="preserve">Al darle a cobrar, aparece una alerta que he hecho con </w:t>
+      </w:r>
+      <w:proofErr w:type="spellStart"/>
+      <w:r>
+        <w:t>javascript</w:t>
+      </w:r>
+      <w:proofErr w:type="spellEnd"/>
+      <w:r>
+        <w:t xml:space="preserve"> muy sencilla, pero creo que necesaria:</w:t>
+      </w:r>
+    </w:p>
+    <w:p>
+      <w:r>
+        <w:drawing>
+          <wp:inline distT="0" distB="0" distL="0" distR="0" wp14:anchorId="25ADFA18" wp14:editId="0735B391">
+            <wp:extent cx="5400040" cy="1131570"/>
+            <wp:effectExtent l="0" t="0" r="0" b="0"/>
+            <wp:docPr id="1514852002" name="Picture 1"/>
+            <wp:cNvGraphicFramePr>
+              <a:graphicFrameLocks xmlns:a="http://schemas.openxmlformats.org/drawingml/2006/main" noChangeAspect="1"/>
+            </wp:cNvGraphicFramePr>
+            <a:graphic xmlns:a="http://schemas.openxmlformats.org/drawingml/2006/main">
+              <a:graphicData uri="http://schemas.openxmlformats.org/drawingml/2006/picture">
+                <pic:pic xmlns:pic="http://schemas.openxmlformats.org/drawingml/2006/picture">
+                  <pic:nvPicPr>
+                    <pic:cNvPr id="1514852002" name=""/>
+                    <pic:cNvPicPr/>
+                  </pic:nvPicPr>
+                  <pic:blipFill>
+                    <a:blip r:embed="rId38"/>
+                    <a:stretch>
+                      <a:fillRect/>
+                    </a:stretch>
+                  </pic:blipFill>
+                  <pic:spPr>
+                    <a:xfrm>
+                      <a:off x="0" y="0"/>
+                      <a:ext cx="5400040" cy="1131570"/>
+                    </a:xfrm>
+                    <a:prstGeom prst="rect">
+                      <a:avLst/>
+                    </a:prstGeom>
+                  </pic:spPr>
+                </pic:pic>
+              </a:graphicData>
+            </a:graphic>
+          </wp:inline>
+        </w:drawing>
+      </w:r>
+    </w:p>
+    <w:p>
+      <w:r>
+        <w:drawing>
+          <wp:anchor distT="0" distB="0" distL="114300" distR="114300" simplePos="0" relativeHeight="251696128" behindDoc="0" locked="0" layoutInCell="1" allowOverlap="1" wp14:anchorId="0F9B5C17" wp14:editId="15268FD0">
+            <wp:simplePos x="0" y="0"/>
+            <wp:positionH relativeFrom="margin">
+              <wp:align>center</wp:align>
+            </wp:positionH>
+            <wp:positionV relativeFrom="paragraph">
+              <wp:posOffset>305543</wp:posOffset>
+            </wp:positionV>
+            <wp:extent cx="4944165" cy="1476581"/>
+            <wp:effectExtent l="0" t="0" r="8890" b="9525"/>
+            <wp:wrapTopAndBottom/>
+            <wp:docPr id="573046494" name="Picture 1"/>
+            <wp:cNvGraphicFramePr>
+              <a:graphicFrameLocks xmlns:a="http://schemas.openxmlformats.org/drawingml/2006/main" noChangeAspect="1"/>
+            </wp:cNvGraphicFramePr>
+            <a:graphic xmlns:a="http://schemas.openxmlformats.org/drawingml/2006/main">
+              <a:graphicData uri="http://schemas.openxmlformats.org/drawingml/2006/picture">
+                <pic:pic xmlns:pic="http://schemas.openxmlformats.org/drawingml/2006/picture">
+                  <pic:nvPicPr>
+                    <pic:cNvPr id="573046494" name=""/>
+                    <pic:cNvPicPr/>
+                  </pic:nvPicPr>
+                  <pic:blipFill>
+                    <a:blip r:embed="rId39">
+                      <a:extLst>
+                        <a:ext uri="{28A0092B-C50C-407E-A947-70E740481C1C}">
+                          <a14:useLocalDpi xmlns:a14="http://schemas.microsoft.com/office/drawing/2010/main" val="0"/>
+                        </a:ext>
+                      </a:extLst>
+                    </a:blip>
+                    <a:stretch>
+                      <a:fillRect/>
+                    </a:stretch>
+                  </pic:blipFill>
+                  <pic:spPr>
+                    <a:xfrm>
+                      <a:off x="0" y="0"/>
+                      <a:ext cx="4944165" cy="1476581"/>
+                    </a:xfrm>
+                    <a:prstGeom prst="rect">
+                      <a:avLst/>
+                    </a:prstGeom>
+                  </pic:spPr>
+                </pic:pic>
+              </a:graphicData>
+            </a:graphic>
+          </wp:anchor>
+        </w:drawing>
+      </w:r>
+      <w:r>
+        <w:t>La ventana emergente es la siguiente</w:t>
+      </w:r>
+    </w:p>
+    <w:p>
+      <w:r>
+        <w:drawing>
+          <wp:anchor distT="0" distB="0" distL="114300" distR="114300" simplePos="0" relativeHeight="251697152" behindDoc="0" locked="0" layoutInCell="1" allowOverlap="1" wp14:anchorId="503E880C" wp14:editId="2BED22FA">
+            <wp:simplePos x="0" y="0"/>
+            <wp:positionH relativeFrom="margin">
+              <wp:align>center</wp:align>
+            </wp:positionH>
+            <wp:positionV relativeFrom="paragraph">
+              <wp:posOffset>2133121</wp:posOffset>
+            </wp:positionV>
+            <wp:extent cx="4566592" cy="3399168"/>
+            <wp:effectExtent l="0" t="0" r="5715" b="0"/>
+            <wp:wrapTopAndBottom/>
+            <wp:docPr id="777041053" name="Picture 1"/>
+            <wp:cNvGraphicFramePr>
+              <a:graphicFrameLocks xmlns:a="http://schemas.openxmlformats.org/drawingml/2006/main" noChangeAspect="1"/>
+            </wp:cNvGraphicFramePr>
+            <a:graphic xmlns:a="http://schemas.openxmlformats.org/drawingml/2006/main">
+              <a:graphicData uri="http://schemas.openxmlformats.org/drawingml/2006/picture">
+                <pic:pic xmlns:pic="http://schemas.openxmlformats.org/drawingml/2006/picture">
+                  <pic:nvPicPr>
+                    <pic:cNvPr id="777041053" name=""/>
+                    <pic:cNvPicPr/>
+                  </pic:nvPicPr>
+                  <pic:blipFill>
+                    <a:blip r:embed="rId40">
+                      <a:extLst>
+                        <a:ext uri="{28A0092B-C50C-407E-A947-70E740481C1C}">
+                          <a14:useLocalDpi xmlns:a14="http://schemas.microsoft.com/office/drawing/2010/main" val="0"/>
+                        </a:ext>
+                      </a:extLst>
+                    </a:blip>
+                    <a:stretch>
+                      <a:fillRect/>
+                    </a:stretch>
+                  </pic:blipFill>
+                  <pic:spPr>
+                    <a:xfrm>
+                      <a:off x="0" y="0"/>
+                      <a:ext cx="4566592" cy="3399168"/>
+                    </a:xfrm>
+                    <a:prstGeom prst="rect">
+                      <a:avLst/>
+                    </a:prstGeom>
+                  </pic:spPr>
+                </pic:pic>
+              </a:graphicData>
+            </a:graphic>
+          </wp:anchor>
+        </w:drawing>
+      </w:r>
+      <w:r>
+        <w:t xml:space="preserve">Si le damos a aceptar, nos manda a </w:t>
+      </w:r>
+      <w:proofErr w:type="spellStart"/>
+      <w:r>
+        <w:t>cobrado.php</w:t>
+      </w:r>
+      <w:proofErr w:type="spellEnd"/>
+      <w:r>
+        <w:t xml:space="preserve"> y realizo la lógica de </w:t>
+      </w:r>
+      <w:r>
+        <w:t>cobrado, que en mi caso es poner el estado del pedido en 2. Si el estado del pedido es 2, al cliente se le marca como pagado y al camarero le desaparece del sistema.</w:t>
+      </w:r>
+    </w:p>
+    <w:p>
+      <w:r>
+        <w:br w:type="page"/>
+      </w:r>
+    </w:p>
+    <w:p>
+      <w:pPr>
+        <w:jc w:val="both"/>
+      </w:pPr>
+      <w:r>
+        <w:rPr>
+          <w:noProof/>
+        </w:rPr>
+        <w:lastRenderedPageBreak/>
+        <w:drawing>
+          <wp:anchor distT="0" distB="0" distL="114300" distR="114300" simplePos="0" relativeHeight="251685888" behindDoc="0" locked="0" layoutInCell="1" allowOverlap="1" wp14:anchorId="77014AA0" wp14:editId="3C2DDA06">
+            <wp:simplePos x="0" y="0"/>
+            <wp:positionH relativeFrom="margin">
+              <wp:posOffset>229451</wp:posOffset>
+            </wp:positionH>
+            <wp:positionV relativeFrom="paragraph">
+              <wp:posOffset>433357</wp:posOffset>
             </wp:positionV>
             <wp:extent cx="5001260" cy="3347720"/>
             <wp:effectExtent l="0" t="0" r="8890" b="5080"/>
@@ -4699,7 +5343,7 @@
                     <pic:cNvPicPr/>
                   </pic:nvPicPr>
                   <pic:blipFill>
-                    <a:blip r:embed="rId32">
+                    <a:blip r:embed="rId41">
                       <a:extLst>
                         <a:ext uri="{28A0092B-C50C-407E-A947-70E740481C1C}">
                           <a14:useLocalDpi xmlns:a14="http://schemas.microsoft.com/office/drawing/2010/main" val="0"/>
@@ -4732,17 +5376,156 @@
         </w:drawing>
       </w:r>
       <w:r>
+        <w:t xml:space="preserve">Para ello, he instalado la última versión con </w:t>
+      </w:r>
+      <w:proofErr w:type="spellStart"/>
+      <w:r>
+        <w:rPr>
+          <w:i/>
+          <w:iCs/>
+        </w:rPr>
+        <w:t>Composer</w:t>
+      </w:r>
+      <w:proofErr w:type="spellEnd"/>
+      <w:r>
+        <w:rPr>
+          <w:i/>
+          <w:iCs/>
+        </w:rPr>
+        <w:t xml:space="preserve"> </w:t>
+      </w:r>
+      <w:r>
+        <w:t xml:space="preserve">de </w:t>
+      </w:r>
+      <w:proofErr w:type="spellStart"/>
+      <w:proofErr w:type="gramStart"/>
+      <w:r>
+        <w:rPr>
+          <w:i/>
+          <w:iCs/>
+        </w:rPr>
+        <w:t>mPDF</w:t>
+      </w:r>
+      <w:proofErr w:type="spellEnd"/>
+      <w:r>
+        <w:rPr>
+          <w:i/>
+          <w:iCs/>
+        </w:rPr>
+        <w:t xml:space="preserve"> </w:t>
+      </w:r>
+      <w:r>
+        <w:t xml:space="preserve"> poniendo</w:t>
+      </w:r>
+      <w:proofErr w:type="gramEnd"/>
+      <w:r>
+        <w:t xml:space="preserve"> el comando: </w:t>
+      </w:r>
+      <w:proofErr w:type="spellStart"/>
+      <w:r>
+        <w:rPr>
+          <w:i/>
+          <w:iCs/>
+        </w:rPr>
+        <w:t>composer</w:t>
+      </w:r>
+      <w:proofErr w:type="spellEnd"/>
+      <w:r>
+        <w:rPr>
+          <w:i/>
+          <w:iCs/>
+        </w:rPr>
+        <w:t xml:space="preserve"> </w:t>
+      </w:r>
+      <w:proofErr w:type="spellStart"/>
+      <w:r>
+        <w:rPr>
+          <w:i/>
+          <w:iCs/>
+        </w:rPr>
+        <w:t>requires</w:t>
+      </w:r>
+      <w:proofErr w:type="spellEnd"/>
+      <w:r>
+        <w:rPr>
+          <w:i/>
+          <w:iCs/>
+        </w:rPr>
+        <w:t xml:space="preserve"> </w:t>
+      </w:r>
+      <w:proofErr w:type="spellStart"/>
+      <w:r>
+        <w:rPr>
+          <w:i/>
+          <w:iCs/>
+        </w:rPr>
+        <w:t>mpdf</w:t>
+      </w:r>
+      <w:proofErr w:type="spellEnd"/>
+      <w:r>
+        <w:rPr>
+          <w:i/>
+          <w:iCs/>
+        </w:rPr>
+        <w:t>/</w:t>
+      </w:r>
+      <w:proofErr w:type="spellStart"/>
+      <w:r>
+        <w:rPr>
+          <w:i/>
+          <w:iCs/>
+        </w:rPr>
+        <w:t>mpdf</w:t>
+      </w:r>
+      <w:proofErr w:type="spellEnd"/>
+    </w:p>
+    <w:p>
+      <w:pPr>
+        <w:jc w:val="both"/>
+      </w:pPr>
+      <w:r>
+        <w:t xml:space="preserve">Después de instalarlo; hacemos que el cliente </w:t>
+      </w:r>
+      <w:r>
+        <w:t>—</w:t>
+      </w:r>
+      <w:r>
+        <w:t xml:space="preserve">una vez pagado— tenga </w:t>
+      </w:r>
+      <w:proofErr w:type="gramStart"/>
+      <w:r>
+        <w:t>un  botón</w:t>
+      </w:r>
+      <w:proofErr w:type="gramEnd"/>
+      <w:r>
+        <w:t xml:space="preserve"> de ver factura: </w:t>
+      </w:r>
+    </w:p>
+    <w:p>
+      <w:pPr>
+        <w:jc w:val="both"/>
+      </w:pPr>
+      <w:r>
+        <w:br w:type="page"/>
+      </w:r>
+    </w:p>
+    <w:p>
+      <w:pPr>
+        <w:jc w:val="both"/>
+      </w:pPr>
+      <w:r>
         <w:rPr>
           <w:noProof/>
         </w:rPr>
+        <w:lastRenderedPageBreak/>
         <w:drawing>
-          <wp:anchor distT="0" distB="0" distL="114300" distR="114300" simplePos="0" relativeHeight="251684864" behindDoc="0" locked="0" layoutInCell="1" allowOverlap="1" wp14:anchorId="430913C6" wp14:editId="24C29CE7">
+          <wp:anchor distT="0" distB="0" distL="114300" distR="114300" simplePos="0" relativeHeight="251684864" behindDoc="0" locked="0" layoutInCell="1" allowOverlap="1" wp14:anchorId="430913C6" wp14:editId="4E092EC9">
             <wp:simplePos x="0" y="0"/>
             <wp:positionH relativeFrom="margin">
-              <wp:posOffset>-19050</wp:posOffset>
+              <wp:posOffset>24789</wp:posOffset>
             </wp:positionH>
             <wp:positionV relativeFrom="paragraph">
-              <wp:posOffset>1082675</wp:posOffset>
+              <wp:posOffset>335</wp:posOffset>
             </wp:positionV>
             <wp:extent cx="5400040" cy="1967865"/>
             <wp:effectExtent l="0" t="0" r="0" b="0"/>
@@ -4759,7 +5542,7 @@
                     <pic:cNvPicPr/>
                   </pic:nvPicPr>
                   <pic:blipFill>
-                    <a:blip r:embed="rId33">
+                    <a:blip r:embed="rId42">
                       <a:extLst>
                         <a:ext uri="{28A0092B-C50C-407E-A947-70E740481C1C}">
                           <a14:useLocalDpi xmlns:a14="http://schemas.microsoft.com/office/drawing/2010/main" val="0"/>
@@ -4787,16 +5570,38 @@
       </w:r>
     </w:p>
     <w:p>
-      <w:r>
-        <w:rPr>
-          <w:noProof/>
-        </w:rPr>
-        <w:lastRenderedPageBreak/>
+      <w:pPr>
+        <w:jc w:val="both"/>
+      </w:pPr>
+    </w:p>
+    <w:p>
+      <w:pPr>
+        <w:jc w:val="both"/>
+      </w:pPr>
+    </w:p>
+    <w:p>
+      <w:pPr>
+        <w:jc w:val="both"/>
+      </w:pPr>
+    </w:p>
+    <w:p>
+      <w:pPr>
+        <w:jc w:val="both"/>
+      </w:pPr>
+      <w:r>
         <w:drawing>
-          <wp:inline distT="0" distB="0" distL="0" distR="0" wp14:anchorId="22626642" wp14:editId="665AA8C8">
-            <wp:extent cx="5400040" cy="3084830"/>
-            <wp:effectExtent l="0" t="0" r="0" b="1270"/>
-            <wp:docPr id="892006852" name="Imagen 1"/>
+          <wp:anchor distT="0" distB="0" distL="114300" distR="114300" simplePos="0" relativeHeight="251688960" behindDoc="0" locked="0" layoutInCell="1" allowOverlap="1" wp14:anchorId="2015B79B" wp14:editId="41C46306">
+            <wp:simplePos x="0" y="0"/>
+            <wp:positionH relativeFrom="margin">
+              <wp:posOffset>43132</wp:posOffset>
+            </wp:positionH>
+            <wp:positionV relativeFrom="paragraph">
+              <wp:posOffset>1883997</wp:posOffset>
+            </wp:positionV>
+            <wp:extent cx="5400040" cy="4080510"/>
+            <wp:effectExtent l="0" t="0" r="0" b="0"/>
+            <wp:wrapTopAndBottom/>
+            <wp:docPr id="789106197" name="Picture 1"/>
             <wp:cNvGraphicFramePr>
               <a:graphicFrameLocks xmlns:a="http://schemas.openxmlformats.org/drawingml/2006/main" noChangeAspect="1"/>
             </wp:cNvGraphicFramePr>
@@ -4804,11 +5609,17 @@
               <a:graphicData uri="http://schemas.openxmlformats.org/drawingml/2006/picture">
                 <pic:pic xmlns:pic="http://schemas.openxmlformats.org/drawingml/2006/picture">
                   <pic:nvPicPr>
-                    <pic:cNvPr id="892006852" name=""/>
+                    <pic:cNvPr id="26077632" name=""/>
                     <pic:cNvPicPr/>
                   </pic:nvPicPr>
                   <pic:blipFill>
-                    <a:blip r:embed="rId34"/>
+                    <a:blip r:embed="rId43">
+                      <a:extLst>
+                        <a:ext uri="{28A0092B-C50C-407E-A947-70E740481C1C}">
+                          <a14:useLocalDpi xmlns:a14="http://schemas.microsoft.com/office/drawing/2010/main" val="0"/>
+                        </a:ext>
+                      </a:extLst>
+                    </a:blip>
                     <a:stretch>
                       <a:fillRect/>
                     </a:stretch>
@@ -4816,7 +5627,7 @@
                   <pic:spPr>
                     <a:xfrm>
                       <a:off x="0" y="0"/>
-                      <a:ext cx="5400040" cy="3084830"/>
+                      <a:ext cx="5400040" cy="4080510"/>
                     </a:xfrm>
                     <a:prstGeom prst="rect">
                       <a:avLst/>
@@ -4825,13 +5636,13 @@
                 </pic:pic>
               </a:graphicData>
             </a:graphic>
-          </wp:inline>
+          </wp:anchor>
         </w:drawing>
       </w:r>
     </w:p>
     <w:sectPr>
-      <w:headerReference w:type="default" r:id="rId35"/>
-      <w:footerReference w:type="default" r:id="rId36"/>
+      <w:headerReference w:type="default" r:id="rId44"/>
+      <w:footerReference w:type="default" r:id="rId45"/>
       <w:pgSz w:w="11906" w:h="16838"/>
       <w:pgMar w:top="1417" w:right="1701" w:bottom="1417" w:left="1701" w:header="708" w:footer="643" w:gutter="0"/>
       <w:pgNumType w:start="0"/>
@@ -4872,7 +5683,7 @@
 <w:ftr xmlns:wpc="http://schemas.microsoft.com/office/word/2010/wordprocessingCanvas" xmlns:cx="http://schemas.microsoft.com/office/drawing/2014/chartex" xmlns:cx1="http://schemas.microsoft.com/office/drawing/2015/9/8/chartex" xmlns:cx2="http://schemas.microsoft.com/office/drawing/2015/10/21/chartex" xmlns:cx3="http://schemas.microsoft.com/office/drawing/2016/5/9/chartex" xmlns:cx4="http://schemas.microsoft.com/office/drawing/2016/5/10/chartex" xmlns:cx5="http://schemas.microsoft.com/office/drawing/2016/5/11/chartex" xmlns:cx6="http://schemas.microsoft.com/office/drawing/2016/5/12/chartex" xmlns:cx7="http://schemas.microsoft.com/office/drawing/2016/5/13/chartex" xmlns:cx8="http://schemas.microsoft.com/office/drawing/2016/5/14/chartex" xmlns:mc="http://schemas.openxmlformats.org/markup-compatibility/2006" xmlns:aink="http://schemas.microsoft.com/office/drawing/2016/ink" xmlns:am3d="http://schemas.microsoft.com/office/drawing/2017/model3d" xmlns:o="urn:schemas-microsoft-com:office:office" xmlns:oel="http://schemas.microsoft.com/office/2019/extlst" xmlns:r="http://schemas.openxmlformats.org/officeDocument/2006/relationships" xmlns:m="http://schemas.openxmlformats.org/officeDocument/2006/math" xmlns:v="urn:schemas-microsoft-com:vml" xmlns:wp14="http://schemas.microsoft.com/office/word/2010/wordprocessingDrawing" xmlns:wp="http://schemas.openxmlformats.org/drawingml/2006/wordprocessingDrawing" xmlns:w10="urn:schemas-microsoft-com:office:word" xmlns:w="http://schemas.openxmlformats.org/wordprocessingml/2006/main" xmlns:w14="http://schemas.microsoft.com/office/word/2010/wordml" xmlns:w15="http://schemas.microsoft.com/office/word/2012/wordml" xmlns:w16cex="http://schemas.microsoft.com/office/word/2018/wordml/cex" xmlns:w16cid="http://schemas.microsoft.com/office/word/2016/wordml/cid" xmlns:w16="http://schemas.microsoft.com/office/word/2018/wordml" xmlns:w16du="http://schemas.microsoft.com/office/word/2023/wordml/word16du" xmlns:w16sdtdh="http://schemas.microsoft.com/office/word/2020/wordml/sdtdatahash" xmlns:w16sdtfl="http://schemas.microsoft.com/office/word/2024/wordml/sdtformatlock" xmlns:w16se="http://schemas.microsoft.com/office/word/2015/wordml/symex" xmlns:wpg="http://schemas.microsoft.com/office/word/2010/wordprocessingGroup" xmlns:wpi="http://schemas.microsoft.com/office/word/2010/wordprocessingInk" xmlns:wne="http://schemas.microsoft.com/office/word/2006/wordml" xmlns:wps="http://schemas.microsoft.com/office/word/2010/wordprocessingShape" mc:Ignorable="w14 w15 w16se w16cid w16 w16cex w16sdtdh w16sdtfl w16du wp14">
   <w:p>
     <w:pPr>
-      <w:pStyle w:val="Piedepgina"/>
+      <w:pStyle w:val="Footer"/>
       <w:jc w:val="center"/>
       <w:rPr>
         <w:caps/>
@@ -4942,7 +5753,7 @@
                       <w:txbxContent>
                         <w:p>
                           <w:pPr>
-                            <w:pStyle w:val="Encabezado"/>
+                            <w:pStyle w:val="Header"/>
                             <w:rPr>
                               <w:caps/>
                               <w:color w:val="FF0000"/>
@@ -4976,7 +5787,7 @@
                 <w:txbxContent>
                   <w:p>
                     <w:pPr>
-                      <w:pStyle w:val="Encabezado"/>
+                      <w:pStyle w:val="Header"/>
                       <w:rPr>
                         <w:caps/>
                         <w:color w:val="FF0000"/>
@@ -5029,7 +5840,7 @@
   </w:p>
   <w:p>
     <w:pPr>
-      <w:pStyle w:val="Piedepgina"/>
+      <w:pStyle w:val="Footer"/>
     </w:pPr>
   </w:p>
 </w:ftr>
@@ -5064,7 +5875,7 @@
 <w:hdr xmlns:wpc="http://schemas.microsoft.com/office/word/2010/wordprocessingCanvas" xmlns:cx="http://schemas.microsoft.com/office/drawing/2014/chartex" xmlns:cx1="http://schemas.microsoft.com/office/drawing/2015/9/8/chartex" xmlns:cx2="http://schemas.microsoft.com/office/drawing/2015/10/21/chartex" xmlns:cx3="http://schemas.microsoft.com/office/drawing/2016/5/9/chartex" xmlns:cx4="http://schemas.microsoft.com/office/drawing/2016/5/10/chartex" xmlns:cx5="http://schemas.microsoft.com/office/drawing/2016/5/11/chartex" xmlns:cx6="http://schemas.microsoft.com/office/drawing/2016/5/12/chartex" xmlns:cx7="http://schemas.microsoft.com/office/drawing/2016/5/13/chartex" xmlns:cx8="http://schemas.microsoft.com/office/drawing/2016/5/14/chartex" xmlns:mc="http://schemas.openxmlformats.org/markup-compatibility/2006" xmlns:aink="http://schemas.microsoft.com/office/drawing/2016/ink" xmlns:am3d="http://schemas.microsoft.com/office/drawing/2017/model3d" xmlns:o="urn:schemas-microsoft-com:office:office" xmlns:oel="http://schemas.microsoft.com/office/2019/extlst" xmlns:r="http://schemas.openxmlformats.org/officeDocument/2006/relationships" xmlns:m="http://schemas.openxmlformats.org/officeDocument/2006/math" xmlns:v="urn:schemas-microsoft-com:vml" xmlns:wp14="http://schemas.microsoft.com/office/word/2010/wordprocessingDrawing" xmlns:wp="http://schemas.openxmlformats.org/drawingml/2006/wordprocessingDrawing" xmlns:w10="urn:schemas-microsoft-com:office:word" xmlns:w="http://schemas.openxmlformats.org/wordprocessingml/2006/main" xmlns:w14="http://schemas.microsoft.com/office/word/2010/wordml" xmlns:w15="http://schemas.microsoft.com/office/word/2012/wordml" xmlns:w16cex="http://schemas.microsoft.com/office/word/2018/wordml/cex" xmlns:w16cid="http://schemas.microsoft.com/office/word/2016/wordml/cid" xmlns:w16="http://schemas.microsoft.com/office/word/2018/wordml" xmlns:w16du="http://schemas.microsoft.com/office/word/2023/wordml/word16du" xmlns:w16sdtdh="http://schemas.microsoft.com/office/word/2020/wordml/sdtdatahash" xmlns:w16sdtfl="http://schemas.microsoft.com/office/word/2024/wordml/sdtformatlock" xmlns:w16se="http://schemas.microsoft.com/office/word/2015/wordml/symex" xmlns:wpg="http://schemas.microsoft.com/office/word/2010/wordprocessingGroup" xmlns:wpi="http://schemas.microsoft.com/office/word/2010/wordprocessingInk" xmlns:wne="http://schemas.microsoft.com/office/word/2006/wordml" xmlns:wps="http://schemas.microsoft.com/office/word/2010/wordprocessingShape" mc:Ignorable="w14 w15 w16se w16cid w16 w16cex w16sdtdh w16sdtfl w16du wp14">
   <w:p>
     <w:pPr>
-      <w:pStyle w:val="Encabezado"/>
+      <w:pStyle w:val="Header"/>
       <w:rPr>
         <w:rFonts w:cstheme="minorHAnsi"/>
       </w:rPr>
@@ -5207,7 +6018,7 @@
                       <w:txbxContent>
                         <w:p>
                           <w:pPr>
-                            <w:pStyle w:val="Encabezado"/>
+                            <w:pStyle w:val="Header"/>
                             <w:rPr>
                               <w:caps/>
                               <w:color w:val="FF0000"/>
@@ -5241,7 +6052,7 @@
                 <w:txbxContent>
                   <w:p>
                     <w:pPr>
-                      <w:pStyle w:val="Encabezado"/>
+                      <w:pStyle w:val="Header"/>
                       <w:rPr>
                         <w:caps/>
                         <w:color w:val="FF0000"/>
@@ -7524,11 +8335,11 @@
     <w:name w:val="Normal"/>
     <w:qFormat/>
   </w:style>
-  <w:style w:type="paragraph" w:styleId="Ttulo1">
+  <w:style w:type="paragraph" w:styleId="Heading1">
     <w:name w:val="heading 1"/>
     <w:basedOn w:val="Normal"/>
     <w:next w:val="Normal"/>
-    <w:link w:val="Ttulo1Car"/>
+    <w:link w:val="Heading1Char"/>
     <w:uiPriority w:val="9"/>
     <w:qFormat/>
     <w:rsid w:val="00C85118"/>
@@ -7545,11 +8356,11 @@
       <w:szCs w:val="32"/>
     </w:rPr>
   </w:style>
-  <w:style w:type="paragraph" w:styleId="Ttulo2">
+  <w:style w:type="paragraph" w:styleId="Heading2">
     <w:name w:val="heading 2"/>
     <w:basedOn w:val="Normal"/>
     <w:next w:val="Normal"/>
-    <w:link w:val="Ttulo2Car"/>
+    <w:link w:val="Heading2Char"/>
     <w:uiPriority w:val="9"/>
     <w:unhideWhenUsed/>
     <w:qFormat/>
@@ -7567,11 +8378,11 @@
       <w:szCs w:val="26"/>
     </w:rPr>
   </w:style>
-  <w:style w:type="paragraph" w:styleId="Ttulo3">
+  <w:style w:type="paragraph" w:styleId="Heading3">
     <w:name w:val="heading 3"/>
     <w:basedOn w:val="Normal"/>
     <w:next w:val="Normal"/>
-    <w:link w:val="Ttulo3Car"/>
+    <w:link w:val="Heading3Char"/>
     <w:uiPriority w:val="9"/>
     <w:unhideWhenUsed/>
     <w:qFormat/>
@@ -7590,11 +8401,11 @@
       <w:szCs w:val="24"/>
     </w:rPr>
   </w:style>
-  <w:style w:type="paragraph" w:styleId="Ttulo4">
+  <w:style w:type="paragraph" w:styleId="Heading4">
     <w:name w:val="heading 4"/>
     <w:basedOn w:val="Normal"/>
     <w:next w:val="Normal"/>
-    <w:link w:val="Ttulo4Car"/>
+    <w:link w:val="Heading4Char"/>
     <w:uiPriority w:val="9"/>
     <w:unhideWhenUsed/>
     <w:qFormat/>
@@ -7612,11 +8423,11 @@
       <w:color w:val="2F5496" w:themeColor="accent1" w:themeShade="BF"/>
     </w:rPr>
   </w:style>
-  <w:style w:type="paragraph" w:styleId="Ttulo5">
+  <w:style w:type="paragraph" w:styleId="Heading5">
     <w:name w:val="heading 5"/>
     <w:basedOn w:val="Normal"/>
     <w:next w:val="Normal"/>
-    <w:link w:val="Ttulo5Car"/>
+    <w:link w:val="Heading5Char"/>
     <w:uiPriority w:val="9"/>
     <w:unhideWhenUsed/>
     <w:qFormat/>
@@ -7632,11 +8443,11 @@
       <w:color w:val="2F5496" w:themeColor="accent1" w:themeShade="BF"/>
     </w:rPr>
   </w:style>
-  <w:style w:type="paragraph" w:styleId="Ttulo6">
+  <w:style w:type="paragraph" w:styleId="Heading6">
     <w:name w:val="heading 6"/>
     <w:basedOn w:val="Normal"/>
     <w:next w:val="Normal"/>
-    <w:link w:val="Ttulo6Car"/>
+    <w:link w:val="Heading6Char"/>
     <w:uiPriority w:val="9"/>
     <w:unhideWhenUsed/>
     <w:qFormat/>
@@ -7652,13 +8463,13 @@
       <w:color w:val="1F3763" w:themeColor="accent1" w:themeShade="7F"/>
     </w:rPr>
   </w:style>
-  <w:style w:type="character" w:default="1" w:styleId="Fuentedeprrafopredeter">
+  <w:style w:type="character" w:default="1" w:styleId="DefaultParagraphFont">
     <w:name w:val="Default Paragraph Font"/>
     <w:uiPriority w:val="1"/>
     <w:semiHidden/>
     <w:unhideWhenUsed/>
   </w:style>
-  <w:style w:type="table" w:default="1" w:styleId="Tablanormal">
+  <w:style w:type="table" w:default="1" w:styleId="TableNormal">
     <w:name w:val="Normal Table"/>
     <w:uiPriority w:val="99"/>
     <w:semiHidden/>
@@ -7673,13 +8484,13 @@
       </w:tblCellMar>
     </w:tblPr>
   </w:style>
-  <w:style w:type="numbering" w:default="1" w:styleId="Sinlista">
+  <w:style w:type="numbering" w:default="1" w:styleId="NoList">
     <w:name w:val="No List"/>
     <w:uiPriority w:val="99"/>
     <w:semiHidden/>
     <w:unhideWhenUsed/>
   </w:style>
-  <w:style w:type="paragraph" w:styleId="Prrafodelista">
+  <w:style w:type="paragraph" w:styleId="ListParagraph">
     <w:name w:val="List Paragraph"/>
     <w:basedOn w:val="Normal"/>
     <w:uiPriority w:val="34"/>
@@ -7690,10 +8501,10 @@
       <w:contextualSpacing/>
     </w:pPr>
   </w:style>
-  <w:style w:type="character" w:customStyle="1" w:styleId="Ttulo2Car">
-    <w:name w:val="Título 2 Car"/>
-    <w:basedOn w:val="Fuentedeprrafopredeter"/>
-    <w:link w:val="Ttulo2"/>
+  <w:style w:type="character" w:customStyle="1" w:styleId="Heading2Char">
+    <w:name w:val="Heading 2 Char"/>
+    <w:basedOn w:val="DefaultParagraphFont"/>
+    <w:link w:val="Heading2"/>
     <w:uiPriority w:val="9"/>
     <w:rsid w:val="00BB1CFE"/>
     <w:rPr>
@@ -7703,10 +8514,10 @@
       <w:szCs w:val="26"/>
     </w:rPr>
   </w:style>
-  <w:style w:type="character" w:customStyle="1" w:styleId="Ttulo3Car">
-    <w:name w:val="Título 3 Car"/>
-    <w:basedOn w:val="Fuentedeprrafopredeter"/>
-    <w:link w:val="Ttulo3"/>
+  <w:style w:type="character" w:customStyle="1" w:styleId="Heading3Char">
+    <w:name w:val="Heading 3 Char"/>
+    <w:basedOn w:val="DefaultParagraphFont"/>
+    <w:link w:val="Heading3"/>
     <w:uiPriority w:val="9"/>
     <w:rsid w:val="00F764EB"/>
     <w:rPr>
@@ -7717,10 +8528,10 @@
       <w:szCs w:val="24"/>
     </w:rPr>
   </w:style>
-  <w:style w:type="character" w:customStyle="1" w:styleId="Ttulo5Car">
-    <w:name w:val="Título 5 Car"/>
-    <w:basedOn w:val="Fuentedeprrafopredeter"/>
-    <w:link w:val="Ttulo5"/>
+  <w:style w:type="character" w:customStyle="1" w:styleId="Heading5Char">
+    <w:name w:val="Heading 5 Char"/>
+    <w:basedOn w:val="DefaultParagraphFont"/>
+    <w:link w:val="Heading5"/>
     <w:uiPriority w:val="9"/>
     <w:rsid w:val="00BB1CFE"/>
     <w:rPr>
@@ -7728,7 +8539,7 @@
       <w:color w:val="2F5496" w:themeColor="accent1" w:themeShade="BF"/>
     </w:rPr>
   </w:style>
-  <w:style w:type="paragraph" w:styleId="TDC3">
+  <w:style w:type="paragraph" w:styleId="TOC3">
     <w:name w:val="toc 3"/>
     <w:basedOn w:val="Normal"/>
     <w:next w:val="Normal"/>
@@ -7746,9 +8557,9 @@
       <w:szCs w:val="20"/>
     </w:rPr>
   </w:style>
-  <w:style w:type="character" w:styleId="Hipervnculo">
+  <w:style w:type="character" w:styleId="Hyperlink">
     <w:name w:val="Hyperlink"/>
-    <w:basedOn w:val="Fuentedeprrafopredeter"/>
+    <w:basedOn w:val="DefaultParagraphFont"/>
     <w:uiPriority w:val="99"/>
     <w:unhideWhenUsed/>
     <w:rsid w:val="00BB1CFE"/>
@@ -7757,10 +8568,10 @@
       <w:u w:val="single"/>
     </w:rPr>
   </w:style>
-  <w:style w:type="character" w:customStyle="1" w:styleId="Ttulo4Car">
-    <w:name w:val="Título 4 Car"/>
-    <w:basedOn w:val="Fuentedeprrafopredeter"/>
-    <w:link w:val="Ttulo4"/>
+  <w:style w:type="character" w:customStyle="1" w:styleId="Heading4Char">
+    <w:name w:val="Heading 4 Char"/>
+    <w:basedOn w:val="DefaultParagraphFont"/>
+    <w:link w:val="Heading4"/>
     <w:uiPriority w:val="9"/>
     <w:rsid w:val="00BB1CFE"/>
     <w:rPr>
@@ -7770,10 +8581,10 @@
       <w:color w:val="2F5496" w:themeColor="accent1" w:themeShade="BF"/>
     </w:rPr>
   </w:style>
-  <w:style w:type="character" w:customStyle="1" w:styleId="Ttulo1Car">
-    <w:name w:val="Título 1 Car"/>
-    <w:basedOn w:val="Fuentedeprrafopredeter"/>
-    <w:link w:val="Ttulo1"/>
+  <w:style w:type="character" w:customStyle="1" w:styleId="Heading1Char">
+    <w:name w:val="Heading 1 Char"/>
+    <w:basedOn w:val="DefaultParagraphFont"/>
+    <w:link w:val="Heading1"/>
     <w:uiPriority w:val="9"/>
     <w:rsid w:val="00C85118"/>
     <w:rPr>
@@ -7783,9 +8594,9 @@
       <w:szCs w:val="32"/>
     </w:rPr>
   </w:style>
-  <w:style w:type="paragraph" w:styleId="TtuloTDC">
+  <w:style w:type="paragraph" w:styleId="TOCHeading">
     <w:name w:val="TOC Heading"/>
-    <w:basedOn w:val="Ttulo1"/>
+    <w:basedOn w:val="Heading1"/>
     <w:next w:val="Normal"/>
     <w:uiPriority w:val="39"/>
     <w:unhideWhenUsed/>
@@ -7800,7 +8611,7 @@
       <w14:ligatures w14:val="none"/>
     </w:rPr>
   </w:style>
-  <w:style w:type="paragraph" w:styleId="TDC1">
+  <w:style w:type="paragraph" w:styleId="TOC1">
     <w:name w:val="toc 1"/>
     <w:basedOn w:val="Normal"/>
     <w:next w:val="Normal"/>
@@ -7821,7 +8632,7 @@
       <w:szCs w:val="24"/>
     </w:rPr>
   </w:style>
-  <w:style w:type="paragraph" w:styleId="TDC2">
+  <w:style w:type="paragraph" w:styleId="TOC2">
     <w:name w:val="toc 2"/>
     <w:basedOn w:val="Normal"/>
     <w:next w:val="Normal"/>
@@ -7841,10 +8652,10 @@
       <w:noProof/>
     </w:rPr>
   </w:style>
-  <w:style w:type="character" w:customStyle="1" w:styleId="Ttulo6Car">
-    <w:name w:val="Título 6 Car"/>
-    <w:basedOn w:val="Fuentedeprrafopredeter"/>
-    <w:link w:val="Ttulo6"/>
+  <w:style w:type="character" w:customStyle="1" w:styleId="Heading6Char">
+    <w:name w:val="Heading 6 Char"/>
+    <w:basedOn w:val="DefaultParagraphFont"/>
+    <w:link w:val="Heading6"/>
     <w:uiPriority w:val="9"/>
     <w:rsid w:val="00C85118"/>
     <w:rPr>
@@ -7852,7 +8663,7 @@
       <w:color w:val="1F3763" w:themeColor="accent1" w:themeShade="7F"/>
     </w:rPr>
   </w:style>
-  <w:style w:type="paragraph" w:styleId="TDC4">
+  <w:style w:type="paragraph" w:styleId="TOC4">
     <w:name w:val="toc 4"/>
     <w:basedOn w:val="Normal"/>
     <w:next w:val="Normal"/>
@@ -7870,7 +8681,7 @@
       <w:szCs w:val="20"/>
     </w:rPr>
   </w:style>
-  <w:style w:type="paragraph" w:styleId="TDC5">
+  <w:style w:type="paragraph" w:styleId="TOC5">
     <w:name w:val="toc 5"/>
     <w:basedOn w:val="Normal"/>
     <w:next w:val="Normal"/>
@@ -7888,7 +8699,7 @@
       <w:szCs w:val="20"/>
     </w:rPr>
   </w:style>
-  <w:style w:type="paragraph" w:styleId="TDC6">
+  <w:style w:type="paragraph" w:styleId="TOC6">
     <w:name w:val="toc 6"/>
     <w:basedOn w:val="Normal"/>
     <w:next w:val="Normal"/>
@@ -7906,7 +8717,7 @@
       <w:szCs w:val="20"/>
     </w:rPr>
   </w:style>
-  <w:style w:type="paragraph" w:styleId="TDC7">
+  <w:style w:type="paragraph" w:styleId="TOC7">
     <w:name w:val="toc 7"/>
     <w:basedOn w:val="Normal"/>
     <w:next w:val="Normal"/>
@@ -7924,7 +8735,7 @@
       <w:szCs w:val="20"/>
     </w:rPr>
   </w:style>
-  <w:style w:type="paragraph" w:styleId="TDC8">
+  <w:style w:type="paragraph" w:styleId="TOC8">
     <w:name w:val="toc 8"/>
     <w:basedOn w:val="Normal"/>
     <w:next w:val="Normal"/>
@@ -7942,7 +8753,7 @@
       <w:szCs w:val="20"/>
     </w:rPr>
   </w:style>
-  <w:style w:type="paragraph" w:styleId="TDC9">
+  <w:style w:type="paragraph" w:styleId="TOC9">
     <w:name w:val="toc 9"/>
     <w:basedOn w:val="Normal"/>
     <w:next w:val="Normal"/>
@@ -7960,10 +8771,10 @@
       <w:szCs w:val="20"/>
     </w:rPr>
   </w:style>
-  <w:style w:type="paragraph" w:styleId="Encabezado">
+  <w:style w:type="paragraph" w:styleId="Header">
     <w:name w:val="header"/>
     <w:basedOn w:val="Normal"/>
-    <w:link w:val="EncabezadoCar"/>
+    <w:link w:val="HeaderChar"/>
     <w:uiPriority w:val="99"/>
     <w:unhideWhenUsed/>
     <w:rsid w:val="00EB23D6"/>
@@ -7975,17 +8786,17 @@
       <w:spacing w:after="0" w:line="240" w:lineRule="auto"/>
     </w:pPr>
   </w:style>
-  <w:style w:type="character" w:customStyle="1" w:styleId="EncabezadoCar">
-    <w:name w:val="Encabezado Car"/>
-    <w:basedOn w:val="Fuentedeprrafopredeter"/>
-    <w:link w:val="Encabezado"/>
+  <w:style w:type="character" w:customStyle="1" w:styleId="HeaderChar">
+    <w:name w:val="Header Char"/>
+    <w:basedOn w:val="DefaultParagraphFont"/>
+    <w:link w:val="Header"/>
     <w:uiPriority w:val="99"/>
     <w:rsid w:val="00EB23D6"/>
   </w:style>
-  <w:style w:type="paragraph" w:styleId="Piedepgina">
+  <w:style w:type="paragraph" w:styleId="Footer">
     <w:name w:val="footer"/>
     <w:basedOn w:val="Normal"/>
-    <w:link w:val="PiedepginaCar"/>
+    <w:link w:val="FooterChar"/>
     <w:uiPriority w:val="99"/>
     <w:unhideWhenUsed/>
     <w:rsid w:val="00EB23D6"/>
@@ -7997,16 +8808,16 @@
       <w:spacing w:after="0" w:line="240" w:lineRule="auto"/>
     </w:pPr>
   </w:style>
-  <w:style w:type="character" w:customStyle="1" w:styleId="PiedepginaCar">
-    <w:name w:val="Pie de página Car"/>
-    <w:basedOn w:val="Fuentedeprrafopredeter"/>
-    <w:link w:val="Piedepgina"/>
+  <w:style w:type="character" w:customStyle="1" w:styleId="FooterChar">
+    <w:name w:val="Footer Char"/>
+    <w:basedOn w:val="DefaultParagraphFont"/>
+    <w:link w:val="Footer"/>
     <w:uiPriority w:val="99"/>
     <w:rsid w:val="00EB23D6"/>
   </w:style>
-  <w:style w:type="paragraph" w:styleId="Sinespaciado">
+  <w:style w:type="paragraph" w:styleId="NoSpacing">
     <w:name w:val="No Spacing"/>
-    <w:link w:val="SinespaciadoCar"/>
+    <w:link w:val="NoSpacingChar"/>
     <w:uiPriority w:val="1"/>
     <w:qFormat/>
     <w:rsid w:val="00EB23D6"/>
@@ -8020,10 +8831,10 @@
       <w14:ligatures w14:val="none"/>
     </w:rPr>
   </w:style>
-  <w:style w:type="character" w:customStyle="1" w:styleId="SinespaciadoCar">
-    <w:name w:val="Sin espaciado Car"/>
-    <w:basedOn w:val="Fuentedeprrafopredeter"/>
-    <w:link w:val="Sinespaciado"/>
+  <w:style w:type="character" w:customStyle="1" w:styleId="NoSpacingChar">
+    <w:name w:val="No Spacing Char"/>
+    <w:basedOn w:val="DefaultParagraphFont"/>
+    <w:link w:val="NoSpacing"/>
     <w:uiPriority w:val="1"/>
     <w:rsid w:val="00EB23D6"/>
     <w:rPr>

--- a/memoria/ÁlvaroM - Restaurante.docx
+++ b/memoria/ÁlvaroM - Restaurante.docx
@@ -2097,30 +2097,14 @@
           <w:bCs/>
         </w:rPr>
         <w:lastRenderedPageBreak/>
-        <w:t xml:space="preserve">Sprint </w:t>
-      </w:r>
-      <w:proofErr w:type="gramStart"/>
+        <w:t>Sprint 1</w:t>
+      </w:r>
       <w:r>
         <w:rPr>
           <w:b/>
           <w:bCs/>
         </w:rPr>
-        <w:t>1</w:t>
-      </w:r>
-      <w:r>
-        <w:rPr>
-          <w:b/>
-          <w:bCs/>
-        </w:rPr>
-        <w:t xml:space="preserve">  -</w:t>
-      </w:r>
-      <w:proofErr w:type="gramEnd"/>
-      <w:r>
-        <w:rPr>
-          <w:b/>
-          <w:bCs/>
-        </w:rPr>
-        <w:t xml:space="preserve"> Fundamentos del Sistema y Roles</w:t>
+        <w:t xml:space="preserve">  - Fundamentos del Sistema y Roles</w:t>
       </w:r>
       <w:bookmarkEnd w:id="2"/>
     </w:p>
@@ -3007,37 +2991,21 @@
           <w:bCs/>
         </w:rPr>
         <w:lastRenderedPageBreak/>
-        <w:t xml:space="preserve">Sprint </w:t>
-      </w:r>
-      <w:proofErr w:type="gramStart"/>
+        <w:t>Sprint 2</w:t>
+      </w:r>
       <w:r>
         <w:rPr>
           <w:b/>
           <w:bCs/>
         </w:rPr>
-        <w:t>2</w:t>
+        <w:t xml:space="preserve"> </w:t>
       </w:r>
       <w:r>
         <w:rPr>
           <w:b/>
           <w:bCs/>
         </w:rPr>
-        <w:t xml:space="preserve"> </w:t>
-      </w:r>
-      <w:r>
-        <w:rPr>
-          <w:b/>
-          <w:bCs/>
-        </w:rPr>
-        <w:t xml:space="preserve"> -</w:t>
-      </w:r>
-      <w:proofErr w:type="gramEnd"/>
-      <w:r>
-        <w:rPr>
-          <w:b/>
-          <w:bCs/>
-        </w:rPr>
-        <w:t xml:space="preserve"> Gestión de Mesas y toma de pedidos.</w:t>
+        <w:t xml:space="preserve"> - Gestión de Mesas y toma de pedidos.</w:t>
       </w:r>
       <w:bookmarkEnd w:id="10"/>
     </w:p>
@@ -3654,7 +3622,7 @@
           <w:noProof/>
         </w:rPr>
         <w:drawing>
-          <wp:anchor distT="0" distB="0" distL="114300" distR="114300" simplePos="0" relativeHeight="251678720" behindDoc="0" locked="0" layoutInCell="1" allowOverlap="1" wp14:anchorId="61C4CDEA" wp14:editId="69AB3714">
+          <wp:anchor distT="0" distB="0" distL="114300" distR="114300" simplePos="0" relativeHeight="251678720" behindDoc="0" locked="0" layoutInCell="1" allowOverlap="1" wp14:anchorId="61C4CDEA" wp14:editId="47917D44">
             <wp:simplePos x="0" y="0"/>
             <wp:positionH relativeFrom="column">
               <wp:posOffset>3704590</wp:posOffset>
@@ -4568,6 +4536,417 @@
       </w:r>
     </w:p>
     <w:p>
+      <w:r>
+        <w:br w:type="page"/>
+      </w:r>
+    </w:p>
+    <w:p>
+      <w:pPr>
+        <w:pStyle w:val="Heading3"/>
+      </w:pPr>
+      <w:r>
+        <w:lastRenderedPageBreak/>
+        <w:t xml:space="preserve">Lógica </w:t>
+      </w:r>
+      <w:r>
+        <w:t>de la carta</w:t>
+      </w:r>
+    </w:p>
+    <w:p>
+      <w:pPr>
+        <w:jc w:val="both"/>
+      </w:pPr>
+      <w:r>
+        <w:drawing>
+          <wp:anchor distT="0" distB="0" distL="114300" distR="114300" simplePos="0" relativeHeight="251698176" behindDoc="0" locked="0" layoutInCell="1" allowOverlap="1" wp14:anchorId="2A7AD64F" wp14:editId="5768ECAB">
+            <wp:simplePos x="0" y="0"/>
+            <wp:positionH relativeFrom="margin">
+              <wp:posOffset>-1270</wp:posOffset>
+            </wp:positionH>
+            <wp:positionV relativeFrom="paragraph">
+              <wp:posOffset>495024</wp:posOffset>
+            </wp:positionV>
+            <wp:extent cx="5400040" cy="2476500"/>
+            <wp:effectExtent l="0" t="0" r="0" b="0"/>
+            <wp:wrapTopAndBottom/>
+            <wp:docPr id="1938062715" name="Picture 1"/>
+            <wp:cNvGraphicFramePr>
+              <a:graphicFrameLocks xmlns:a="http://schemas.openxmlformats.org/drawingml/2006/main" noChangeAspect="1"/>
+            </wp:cNvGraphicFramePr>
+            <a:graphic xmlns:a="http://schemas.openxmlformats.org/drawingml/2006/main">
+              <a:graphicData uri="http://schemas.openxmlformats.org/drawingml/2006/picture">
+                <pic:pic xmlns:pic="http://schemas.openxmlformats.org/drawingml/2006/picture">
+                  <pic:nvPicPr>
+                    <pic:cNvPr id="1938062715" name=""/>
+                    <pic:cNvPicPr/>
+                  </pic:nvPicPr>
+                  <pic:blipFill>
+                    <a:blip r:embed="rId31" cstate="print">
+                      <a:extLst>
+                        <a:ext uri="{28A0092B-C50C-407E-A947-70E740481C1C}">
+                          <a14:useLocalDpi xmlns:a14="http://schemas.microsoft.com/office/drawing/2010/main" val="0"/>
+                        </a:ext>
+                      </a:extLst>
+                    </a:blip>
+                    <a:stretch>
+                      <a:fillRect/>
+                    </a:stretch>
+                  </pic:blipFill>
+                  <pic:spPr>
+                    <a:xfrm>
+                      <a:off x="0" y="0"/>
+                      <a:ext cx="5400040" cy="2476500"/>
+                    </a:xfrm>
+                    <a:prstGeom prst="rect">
+                      <a:avLst/>
+                    </a:prstGeom>
+                  </pic:spPr>
+                </pic:pic>
+              </a:graphicData>
+            </a:graphic>
+          </wp:anchor>
+        </w:drawing>
+      </w:r>
+      <w:r>
+        <w:t xml:space="preserve">Para la lógica de la carta, nos aparece una lista con todos los productos en una </w:t>
+      </w:r>
+      <w:proofErr w:type="spellStart"/>
+      <w:r>
+        <w:t>card</w:t>
+      </w:r>
+      <w:proofErr w:type="spellEnd"/>
+      <w:r>
+        <w:t>, con la imagen, el nombre del producto, el precio, y un botón de Añadir.</w:t>
+      </w:r>
+    </w:p>
+    <w:p>
+      <w:pPr>
+        <w:jc w:val="both"/>
+      </w:pPr>
+      <w:r>
+        <w:drawing>
+          <wp:anchor distT="0" distB="0" distL="114300" distR="114300" simplePos="0" relativeHeight="251699200" behindDoc="0" locked="0" layoutInCell="1" allowOverlap="1" wp14:anchorId="7B608D69" wp14:editId="00754997">
+            <wp:simplePos x="0" y="0"/>
+            <wp:positionH relativeFrom="margin">
+              <wp:posOffset>-448202</wp:posOffset>
+            </wp:positionH>
+            <wp:positionV relativeFrom="paragraph">
+              <wp:posOffset>2898221</wp:posOffset>
+            </wp:positionV>
+            <wp:extent cx="3292236" cy="2798066"/>
+            <wp:effectExtent l="0" t="0" r="3810" b="2540"/>
+            <wp:wrapTopAndBottom/>
+            <wp:docPr id="1189334441" name="Picture 1"/>
+            <wp:cNvGraphicFramePr>
+              <a:graphicFrameLocks xmlns:a="http://schemas.openxmlformats.org/drawingml/2006/main" noChangeAspect="1"/>
+            </wp:cNvGraphicFramePr>
+            <a:graphic xmlns:a="http://schemas.openxmlformats.org/drawingml/2006/main">
+              <a:graphicData uri="http://schemas.openxmlformats.org/drawingml/2006/picture">
+                <pic:pic xmlns:pic="http://schemas.openxmlformats.org/drawingml/2006/picture">
+                  <pic:nvPicPr>
+                    <pic:cNvPr id="1189334441" name=""/>
+                    <pic:cNvPicPr/>
+                  </pic:nvPicPr>
+                  <pic:blipFill>
+                    <a:blip r:embed="rId32">
+                      <a:extLst>
+                        <a:ext uri="{28A0092B-C50C-407E-A947-70E740481C1C}">
+                          <a14:useLocalDpi xmlns:a14="http://schemas.microsoft.com/office/drawing/2010/main" val="0"/>
+                        </a:ext>
+                      </a:extLst>
+                    </a:blip>
+                    <a:stretch>
+                      <a:fillRect/>
+                    </a:stretch>
+                  </pic:blipFill>
+                  <pic:spPr>
+                    <a:xfrm>
+                      <a:off x="0" y="0"/>
+                      <a:ext cx="3292236" cy="2798066"/>
+                    </a:xfrm>
+                    <a:prstGeom prst="rect">
+                      <a:avLst/>
+                    </a:prstGeom>
+                  </pic:spPr>
+                </pic:pic>
+              </a:graphicData>
+            </a:graphic>
+          </wp:anchor>
+        </w:drawing>
+      </w:r>
+      <w:r>
+        <w:drawing>
+          <wp:anchor distT="0" distB="0" distL="114300" distR="114300" simplePos="0" relativeHeight="251702272" behindDoc="0" locked="0" layoutInCell="1" allowOverlap="1" wp14:anchorId="4FBD9EDB" wp14:editId="326B2271">
+            <wp:simplePos x="0" y="0"/>
+            <wp:positionH relativeFrom="column">
+              <wp:posOffset>2867025</wp:posOffset>
+            </wp:positionH>
+            <wp:positionV relativeFrom="paragraph">
+              <wp:posOffset>3722370</wp:posOffset>
+            </wp:positionV>
+            <wp:extent cx="3353435" cy="1047115"/>
+            <wp:effectExtent l="0" t="0" r="0" b="635"/>
+            <wp:wrapSquare wrapText="bothSides"/>
+            <wp:docPr id="685967549" name="Picture 1"/>
+            <wp:cNvGraphicFramePr>
+              <a:graphicFrameLocks xmlns:a="http://schemas.openxmlformats.org/drawingml/2006/main" noChangeAspect="1"/>
+            </wp:cNvGraphicFramePr>
+            <a:graphic xmlns:a="http://schemas.openxmlformats.org/drawingml/2006/main">
+              <a:graphicData uri="http://schemas.openxmlformats.org/drawingml/2006/picture">
+                <pic:pic xmlns:pic="http://schemas.openxmlformats.org/drawingml/2006/picture">
+                  <pic:nvPicPr>
+                    <pic:cNvPr id="685967549" name=""/>
+                    <pic:cNvPicPr/>
+                  </pic:nvPicPr>
+                  <pic:blipFill>
+                    <a:blip r:embed="rId33">
+                      <a:extLst>
+                        <a:ext uri="{28A0092B-C50C-407E-A947-70E740481C1C}">
+                          <a14:useLocalDpi xmlns:a14="http://schemas.microsoft.com/office/drawing/2010/main" val="0"/>
+                        </a:ext>
+                      </a:extLst>
+                    </a:blip>
+                    <a:stretch>
+                      <a:fillRect/>
+                    </a:stretch>
+                  </pic:blipFill>
+                  <pic:spPr>
+                    <a:xfrm>
+                      <a:off x="0" y="0"/>
+                      <a:ext cx="3353435" cy="1047115"/>
+                    </a:xfrm>
+                    <a:prstGeom prst="rect">
+                      <a:avLst/>
+                    </a:prstGeom>
+                  </pic:spPr>
+                </pic:pic>
+              </a:graphicData>
+            </a:graphic>
+            <wp14:sizeRelH relativeFrom="margin">
+              <wp14:pctWidth>0</wp14:pctWidth>
+            </wp14:sizeRelH>
+            <wp14:sizeRelV relativeFrom="margin">
+              <wp14:pctHeight>0</wp14:pctHeight>
+            </wp14:sizeRelV>
+          </wp:anchor>
+        </w:drawing>
+      </w:r>
+      <w:r>
+        <w:t xml:space="preserve">En esta </w:t>
+      </w:r>
+      <w:proofErr w:type="spellStart"/>
+      <w:r>
+        <w:t>card</w:t>
+      </w:r>
+      <w:proofErr w:type="spellEnd"/>
+      <w:r>
+        <w:t>, se ha añadido la funcionalidad de filtrar por categorías; cada vez que pones una categoría, se hace una selección de los pedidos de esa categoría.</w:t>
+      </w:r>
+      <w:r>
+        <w:rPr>
+          <w:noProof/>
+        </w:rPr>
+        <w:t xml:space="preserve"> </w:t>
+      </w:r>
+    </w:p>
+    <w:p>
+      <w:pPr>
+        <w:jc w:val="both"/>
+      </w:pPr>
+      <w:r>
+        <w:drawing>
+          <wp:anchor distT="0" distB="0" distL="114300" distR="114300" simplePos="0" relativeHeight="251700224" behindDoc="0" locked="0" layoutInCell="1" allowOverlap="1" wp14:anchorId="255D1E74" wp14:editId="58D2947D">
+            <wp:simplePos x="0" y="0"/>
+            <wp:positionH relativeFrom="margin">
+              <wp:align>center</wp:align>
+            </wp:positionH>
+            <wp:positionV relativeFrom="paragraph">
+              <wp:posOffset>3040643</wp:posOffset>
+            </wp:positionV>
+            <wp:extent cx="3434032" cy="1778780"/>
+            <wp:effectExtent l="0" t="0" r="0" b="0"/>
+            <wp:wrapTopAndBottom/>
+            <wp:docPr id="1483196033" name="Picture 1"/>
+            <wp:cNvGraphicFramePr>
+              <a:graphicFrameLocks xmlns:a="http://schemas.openxmlformats.org/drawingml/2006/main" noChangeAspect="1"/>
+            </wp:cNvGraphicFramePr>
+            <a:graphic xmlns:a="http://schemas.openxmlformats.org/drawingml/2006/main">
+              <a:graphicData uri="http://schemas.openxmlformats.org/drawingml/2006/picture">
+                <pic:pic xmlns:pic="http://schemas.openxmlformats.org/drawingml/2006/picture">
+                  <pic:nvPicPr>
+                    <pic:cNvPr id="1483196033" name=""/>
+                    <pic:cNvPicPr/>
+                  </pic:nvPicPr>
+                  <pic:blipFill>
+                    <a:blip r:embed="rId34">
+                      <a:extLst>
+                        <a:ext uri="{28A0092B-C50C-407E-A947-70E740481C1C}">
+                          <a14:useLocalDpi xmlns:a14="http://schemas.microsoft.com/office/drawing/2010/main" val="0"/>
+                        </a:ext>
+                      </a:extLst>
+                    </a:blip>
+                    <a:stretch>
+                      <a:fillRect/>
+                    </a:stretch>
+                  </pic:blipFill>
+                  <pic:spPr>
+                    <a:xfrm>
+                      <a:off x="0" y="0"/>
+                      <a:ext cx="3434032" cy="1778780"/>
+                    </a:xfrm>
+                    <a:prstGeom prst="rect">
+                      <a:avLst/>
+                    </a:prstGeom>
+                  </pic:spPr>
+                </pic:pic>
+              </a:graphicData>
+            </a:graphic>
+          </wp:anchor>
+        </w:drawing>
+      </w:r>
+      <w:r>
+        <w:t>Cuando pulsamos en añadir, añadimos el producto a la lista de pedido:</w:t>
+      </w:r>
+    </w:p>
+    <w:p>
+      <w:pPr>
+        <w:jc w:val="both"/>
+      </w:pPr>
+      <w:r>
+        <w:t>Añade el producto a la variable de sesión ‘carrito’, que a su vez es una array asociativa.</w:t>
+      </w:r>
+    </w:p>
+    <w:p>
+      <w:pPr>
+        <w:pStyle w:val="Heading3"/>
+      </w:pPr>
+      <w:r>
+        <w:lastRenderedPageBreak/>
+        <w:t>Lógica del carrito</w:t>
+      </w:r>
+    </w:p>
+    <w:p>
+      <w:r>
+        <w:drawing>
+          <wp:anchor distT="0" distB="0" distL="114300" distR="114300" simplePos="0" relativeHeight="251701248" behindDoc="0" locked="0" layoutInCell="1" allowOverlap="1" wp14:anchorId="3A5B296F" wp14:editId="700A8CDF">
+            <wp:simplePos x="0" y="0"/>
+            <wp:positionH relativeFrom="margin">
+              <wp:align>center</wp:align>
+            </wp:positionH>
+            <wp:positionV relativeFrom="paragraph">
+              <wp:posOffset>443398</wp:posOffset>
+            </wp:positionV>
+            <wp:extent cx="4223385" cy="3520440"/>
+            <wp:effectExtent l="0" t="0" r="5715" b="3810"/>
+            <wp:wrapTopAndBottom/>
+            <wp:docPr id="60504372" name="Picture 1"/>
+            <wp:cNvGraphicFramePr>
+              <a:graphicFrameLocks xmlns:a="http://schemas.openxmlformats.org/drawingml/2006/main" noChangeAspect="1"/>
+            </wp:cNvGraphicFramePr>
+            <a:graphic xmlns:a="http://schemas.openxmlformats.org/drawingml/2006/main">
+              <a:graphicData uri="http://schemas.openxmlformats.org/drawingml/2006/picture">
+                <pic:pic xmlns:pic="http://schemas.openxmlformats.org/drawingml/2006/picture">
+                  <pic:nvPicPr>
+                    <pic:cNvPr id="60504372" name=""/>
+                    <pic:cNvPicPr/>
+                  </pic:nvPicPr>
+                  <pic:blipFill>
+                    <a:blip r:embed="rId35">
+                      <a:extLst>
+                        <a:ext uri="{28A0092B-C50C-407E-A947-70E740481C1C}">
+                          <a14:useLocalDpi xmlns:a14="http://schemas.microsoft.com/office/drawing/2010/main" val="0"/>
+                        </a:ext>
+                      </a:extLst>
+                    </a:blip>
+                    <a:stretch>
+                      <a:fillRect/>
+                    </a:stretch>
+                  </pic:blipFill>
+                  <pic:spPr>
+                    <a:xfrm>
+                      <a:off x="0" y="0"/>
+                      <a:ext cx="4223385" cy="3520440"/>
+                    </a:xfrm>
+                    <a:prstGeom prst="rect">
+                      <a:avLst/>
+                    </a:prstGeom>
+                  </pic:spPr>
+                </pic:pic>
+              </a:graphicData>
+            </a:graphic>
+          </wp:anchor>
+        </w:drawing>
+      </w:r>
+      <w:r>
+        <w:t xml:space="preserve">Mostramos en una tabla la sesión del carrito con los productos añadidos y los campos necesarios para su correcta inserción en la base de datos. </w:t>
+      </w:r>
+    </w:p>
+    <w:p>
+      <w:r>
+        <w:rPr>
+          <w:noProof/>
+        </w:rPr>
+        <w:drawing>
+          <wp:anchor distT="0" distB="0" distL="114300" distR="114300" simplePos="0" relativeHeight="251703296" behindDoc="0" locked="0" layoutInCell="1" allowOverlap="1" wp14:anchorId="6F785F79" wp14:editId="1A47E4DF">
+            <wp:simplePos x="0" y="0"/>
+            <wp:positionH relativeFrom="margin">
+              <wp:align>center</wp:align>
+            </wp:positionH>
+            <wp:positionV relativeFrom="paragraph">
+              <wp:posOffset>3760626</wp:posOffset>
+            </wp:positionV>
+            <wp:extent cx="4140774" cy="1876592"/>
+            <wp:effectExtent l="0" t="0" r="0" b="0"/>
+            <wp:wrapTopAndBottom/>
+            <wp:docPr id="364591387" name="Picture 1"/>
+            <wp:cNvGraphicFramePr>
+              <a:graphicFrameLocks xmlns:a="http://schemas.openxmlformats.org/drawingml/2006/main" noChangeAspect="1"/>
+            </wp:cNvGraphicFramePr>
+            <a:graphic xmlns:a="http://schemas.openxmlformats.org/drawingml/2006/main">
+              <a:graphicData uri="http://schemas.openxmlformats.org/drawingml/2006/picture">
+                <pic:pic xmlns:pic="http://schemas.openxmlformats.org/drawingml/2006/picture">
+                  <pic:nvPicPr>
+                    <pic:cNvPr id="364591387" name=""/>
+                    <pic:cNvPicPr/>
+                  </pic:nvPicPr>
+                  <pic:blipFill>
+                    <a:blip r:embed="rId36">
+                      <a:extLst>
+                        <a:ext uri="{28A0092B-C50C-407E-A947-70E740481C1C}">
+                          <a14:useLocalDpi xmlns:a14="http://schemas.microsoft.com/office/drawing/2010/main" val="0"/>
+                        </a:ext>
+                      </a:extLst>
+                    </a:blip>
+                    <a:stretch>
+                      <a:fillRect/>
+                    </a:stretch>
+                  </pic:blipFill>
+                  <pic:spPr>
+                    <a:xfrm>
+                      <a:off x="0" y="0"/>
+                      <a:ext cx="4140774" cy="1876592"/>
+                    </a:xfrm>
+                    <a:prstGeom prst="rect">
+                      <a:avLst/>
+                    </a:prstGeom>
+                  </pic:spPr>
+                </pic:pic>
+              </a:graphicData>
+            </a:graphic>
+          </wp:anchor>
+        </w:drawing>
+      </w:r>
+      <w:r>
+        <w:t xml:space="preserve">He añadido 2 botones </w:t>
+      </w:r>
+    </w:p>
+    <w:p/>
+    <w:p>
+      <w:r>
+        <w:br w:type="page"/>
+      </w:r>
+    </w:p>
+    <w:p>
       <w:pPr>
         <w:jc w:val="both"/>
       </w:pPr>
@@ -4600,7 +4979,7 @@
                     <pic:cNvPicPr/>
                   </pic:nvPicPr>
                   <pic:blipFill>
-                    <a:blip r:embed="rId31">
+                    <a:blip r:embed="rId37">
                       <a:extLst>
                         <a:ext uri="{28A0092B-C50C-407E-A947-70E740481C1C}">
                           <a14:useLocalDpi xmlns:a14="http://schemas.microsoft.com/office/drawing/2010/main" val="0"/>
@@ -4655,23 +5034,7 @@
           <w:bCs/>
         </w:rPr>
         <w:lastRenderedPageBreak/>
-        <w:t xml:space="preserve">Sprint </w:t>
-      </w:r>
-      <w:proofErr w:type="gramStart"/>
-      <w:r>
-        <w:rPr>
-          <w:b/>
-          <w:bCs/>
-        </w:rPr>
-        <w:t>3  -</w:t>
-      </w:r>
-      <w:proofErr w:type="gramEnd"/>
-      <w:r>
-        <w:rPr>
-          <w:b/>
-          <w:bCs/>
-        </w:rPr>
-        <w:t xml:space="preserve"> Generación de cuentas y cierre de Mesas</w:t>
+        <w:t>Sprint 3  - Generación de cuentas y cierre de Mesas</w:t>
       </w:r>
       <w:bookmarkEnd w:id="17"/>
     </w:p>
@@ -4706,8 +5069,11 @@
         <w:jc w:val="both"/>
       </w:pPr>
       <w:r>
+        <w:rPr>
+          <w:noProof/>
+        </w:rPr>
         <w:drawing>
-          <wp:anchor distT="0" distB="0" distL="114300" distR="114300" simplePos="0" relativeHeight="251689984" behindDoc="0" locked="0" layoutInCell="1" allowOverlap="1" wp14:anchorId="7963232D" wp14:editId="5DFB78AF">
+          <wp:anchor distT="0" distB="0" distL="114300" distR="114300" simplePos="0" relativeHeight="251689984" behindDoc="0" locked="0" layoutInCell="1" allowOverlap="1" wp14:anchorId="7963232D" wp14:editId="64485FD6">
             <wp:simplePos x="0" y="0"/>
             <wp:positionH relativeFrom="margin">
               <wp:posOffset>-1270</wp:posOffset>
@@ -4730,7 +5096,7 @@
                     <pic:cNvPicPr/>
                   </pic:nvPicPr>
                   <pic:blipFill>
-                    <a:blip r:embed="rId32" cstate="print">
+                    <a:blip r:embed="rId38" cstate="print">
                       <a:extLst>
                         <a:ext uri="{28A0092B-C50C-407E-A947-70E740481C1C}">
                           <a14:useLocalDpi xmlns:a14="http://schemas.microsoft.com/office/drawing/2010/main" val="0"/>
@@ -4779,6 +5145,9 @@
         <w:jc w:val="both"/>
       </w:pPr>
       <w:r>
+        <w:rPr>
+          <w:noProof/>
+        </w:rPr>
         <w:drawing>
           <wp:anchor distT="0" distB="0" distL="114300" distR="114300" simplePos="0" relativeHeight="251692032" behindDoc="0" locked="0" layoutInCell="1" allowOverlap="1" wp14:anchorId="55AA820B" wp14:editId="0CE6CB86">
             <wp:simplePos x="0" y="0"/>
@@ -4803,7 +5172,7 @@
                     <pic:cNvPicPr/>
                   </pic:nvPicPr>
                   <pic:blipFill>
-                    <a:blip r:embed="rId33">
+                    <a:blip r:embed="rId39">
                       <a:extLst>
                         <a:ext uri="{28A0092B-C50C-407E-A947-70E740481C1C}">
                           <a14:useLocalDpi xmlns:a14="http://schemas.microsoft.com/office/drawing/2010/main" val="0"/>
@@ -4836,6 +5205,9 @@
         </w:drawing>
       </w:r>
       <w:r>
+        <w:rPr>
+          <w:noProof/>
+        </w:rPr>
         <w:drawing>
           <wp:anchor distT="0" distB="0" distL="114300" distR="114300" simplePos="0" relativeHeight="251691008" behindDoc="0" locked="0" layoutInCell="1" allowOverlap="1" wp14:anchorId="79EC0334" wp14:editId="60E3B279">
             <wp:simplePos x="0" y="0"/>
@@ -4860,7 +5232,7 @@
                     <pic:cNvPicPr/>
                   </pic:nvPicPr>
                   <pic:blipFill>
-                    <a:blip r:embed="rId34">
+                    <a:blip r:embed="rId40">
                       <a:extLst>
                         <a:ext uri="{28A0092B-C50C-407E-A947-70E740481C1C}">
                           <a14:useLocalDpi xmlns:a14="http://schemas.microsoft.com/office/drawing/2010/main" val="0"/>
@@ -4925,6 +5297,9 @@
     </w:p>
     <w:p>
       <w:r>
+        <w:rPr>
+          <w:noProof/>
+        </w:rPr>
         <w:lastRenderedPageBreak/>
         <w:drawing>
           <wp:anchor distT="0" distB="0" distL="114300" distR="114300" simplePos="0" relativeHeight="251693056" behindDoc="0" locked="0" layoutInCell="1" allowOverlap="1" wp14:anchorId="62A0F93B" wp14:editId="1760742B">
@@ -4950,7 +5325,7 @@
                     <pic:cNvPicPr/>
                   </pic:nvPicPr>
                   <pic:blipFill>
-                    <a:blip r:embed="rId35">
+                    <a:blip r:embed="rId41">
                       <a:extLst>
                         <a:ext uri="{28A0092B-C50C-407E-A947-70E740481C1C}">
                           <a14:useLocalDpi xmlns:a14="http://schemas.microsoft.com/office/drawing/2010/main" val="0"/>
@@ -4982,6 +5357,9 @@
     </w:p>
     <w:p>
       <w:r>
+        <w:rPr>
+          <w:noProof/>
+        </w:rPr>
         <w:drawing>
           <wp:anchor distT="0" distB="0" distL="114300" distR="114300" simplePos="0" relativeHeight="251694080" behindDoc="0" locked="0" layoutInCell="1" allowOverlap="1" wp14:anchorId="059276E3" wp14:editId="172B2060">
             <wp:simplePos x="0" y="0"/>
@@ -5006,7 +5384,7 @@
                     <pic:cNvPicPr/>
                   </pic:nvPicPr>
                   <pic:blipFill>
-                    <a:blip r:embed="rId36">
+                    <a:blip r:embed="rId42">
                       <a:extLst>
                         <a:ext uri="{28A0092B-C50C-407E-A947-70E740481C1C}">
                           <a14:useLocalDpi xmlns:a14="http://schemas.microsoft.com/office/drawing/2010/main" val="0"/>
@@ -5075,7 +5453,7 @@
                     </pic:cNvPicPr>
                   </pic:nvPicPr>
                   <pic:blipFill>
-                    <a:blip r:embed="rId37" cstate="print">
+                    <a:blip r:embed="rId43" cstate="print">
                       <a:extLst>
                         <a:ext uri="{28A0092B-C50C-407E-A947-70E740481C1C}">
                           <a14:useLocalDpi xmlns:a14="http://schemas.microsoft.com/office/drawing/2010/main" val="0"/>
@@ -5145,6 +5523,9 @@
     </w:p>
     <w:p>
       <w:r>
+        <w:rPr>
+          <w:noProof/>
+        </w:rPr>
         <w:drawing>
           <wp:inline distT="0" distB="0" distL="0" distR="0" wp14:anchorId="25ADFA18" wp14:editId="0735B391">
             <wp:extent cx="5400040" cy="1131570"/>
@@ -5161,7 +5542,7 @@
                     <pic:cNvPicPr/>
                   </pic:nvPicPr>
                   <pic:blipFill>
-                    <a:blip r:embed="rId38"/>
+                    <a:blip r:embed="rId44"/>
                     <a:stretch>
                       <a:fillRect/>
                     </a:stretch>
@@ -5184,6 +5565,9 @@
     </w:p>
     <w:p>
       <w:r>
+        <w:rPr>
+          <w:noProof/>
+        </w:rPr>
         <w:drawing>
           <wp:anchor distT="0" distB="0" distL="114300" distR="114300" simplePos="0" relativeHeight="251696128" behindDoc="0" locked="0" layoutInCell="1" allowOverlap="1" wp14:anchorId="0F9B5C17" wp14:editId="15268FD0">
             <wp:simplePos x="0" y="0"/>
@@ -5208,7 +5592,7 @@
                     <pic:cNvPicPr/>
                   </pic:nvPicPr>
                   <pic:blipFill>
-                    <a:blip r:embed="rId39">
+                    <a:blip r:embed="rId45">
                       <a:extLst>
                         <a:ext uri="{28A0092B-C50C-407E-A947-70E740481C1C}">
                           <a14:useLocalDpi xmlns:a14="http://schemas.microsoft.com/office/drawing/2010/main" val="0"/>
@@ -5240,6 +5624,9 @@
     </w:p>
     <w:p>
       <w:r>
+        <w:rPr>
+          <w:noProof/>
+        </w:rPr>
         <w:drawing>
           <wp:anchor distT="0" distB="0" distL="114300" distR="114300" simplePos="0" relativeHeight="251697152" behindDoc="0" locked="0" layoutInCell="1" allowOverlap="1" wp14:anchorId="503E880C" wp14:editId="2BED22FA">
             <wp:simplePos x="0" y="0"/>
@@ -5264,7 +5651,7 @@
                     <pic:cNvPicPr/>
                   </pic:nvPicPr>
                   <pic:blipFill>
-                    <a:blip r:embed="rId40">
+                    <a:blip r:embed="rId46">
                       <a:extLst>
                         <a:ext uri="{28A0092B-C50C-407E-A947-70E740481C1C}">
                           <a14:useLocalDpi xmlns:a14="http://schemas.microsoft.com/office/drawing/2010/main" val="0"/>
@@ -5343,7 +5730,7 @@
                     <pic:cNvPicPr/>
                   </pic:nvPicPr>
                   <pic:blipFill>
-                    <a:blip r:embed="rId41">
+                    <a:blip r:embed="rId47">
                       <a:extLst>
                         <a:ext uri="{28A0092B-C50C-407E-A947-70E740481C1C}">
                           <a14:useLocalDpi xmlns:a14="http://schemas.microsoft.com/office/drawing/2010/main" val="0"/>
@@ -5398,7 +5785,6 @@
         <w:t xml:space="preserve">de </w:t>
       </w:r>
       <w:proofErr w:type="spellStart"/>
-      <w:proofErr w:type="gramStart"/>
       <w:r>
         <w:rPr>
           <w:i/>
@@ -5415,11 +5801,7 @@
         <w:t xml:space="preserve"> </w:t>
       </w:r>
       <w:r>
-        <w:t xml:space="preserve"> poniendo</w:t>
-      </w:r>
-      <w:proofErr w:type="gramEnd"/>
-      <w:r>
-        <w:t xml:space="preserve"> el comando: </w:t>
+        <w:t xml:space="preserve"> poniendo el comando: </w:t>
       </w:r>
       <w:proofErr w:type="spellStart"/>
       <w:r>
@@ -5484,21 +5866,7 @@
         <w:jc w:val="both"/>
       </w:pPr>
       <w:r>
-        <w:t xml:space="preserve">Después de instalarlo; hacemos que el cliente </w:t>
-      </w:r>
-      <w:r>
-        <w:t>—</w:t>
-      </w:r>
-      <w:r>
-        <w:t xml:space="preserve">una vez pagado— tenga </w:t>
-      </w:r>
-      <w:proofErr w:type="gramStart"/>
-      <w:r>
-        <w:t>un  botón</w:t>
-      </w:r>
-      <w:proofErr w:type="gramEnd"/>
-      <w:r>
-        <w:t xml:space="preserve"> de ver factura: </w:t>
+        <w:t xml:space="preserve">Después de instalarlo; hacemos que el cliente —una vez pagado— tenga un  botón de ver factura: </w:t>
       </w:r>
     </w:p>
     <w:p>
@@ -5542,7 +5910,7 @@
                     <pic:cNvPicPr/>
                   </pic:nvPicPr>
                   <pic:blipFill>
-                    <a:blip r:embed="rId42">
+                    <a:blip r:embed="rId48">
                       <a:extLst>
                         <a:ext uri="{28A0092B-C50C-407E-A947-70E740481C1C}">
                           <a14:useLocalDpi xmlns:a14="http://schemas.microsoft.com/office/drawing/2010/main" val="0"/>
@@ -5589,6 +5957,9 @@
         <w:jc w:val="both"/>
       </w:pPr>
       <w:r>
+        <w:rPr>
+          <w:noProof/>
+        </w:rPr>
         <w:drawing>
           <wp:anchor distT="0" distB="0" distL="114300" distR="114300" simplePos="0" relativeHeight="251688960" behindDoc="0" locked="0" layoutInCell="1" allowOverlap="1" wp14:anchorId="2015B79B" wp14:editId="41C46306">
             <wp:simplePos x="0" y="0"/>
@@ -5613,7 +5984,7 @@
                     <pic:cNvPicPr/>
                   </pic:nvPicPr>
                   <pic:blipFill>
-                    <a:blip r:embed="rId43">
+                    <a:blip r:embed="rId49">
                       <a:extLst>
                         <a:ext uri="{28A0092B-C50C-407E-A947-70E740481C1C}">
                           <a14:useLocalDpi xmlns:a14="http://schemas.microsoft.com/office/drawing/2010/main" val="0"/>
@@ -5641,8 +6012,8 @@
       </w:r>
     </w:p>
     <w:sectPr>
-      <w:headerReference w:type="default" r:id="rId44"/>
-      <w:footerReference w:type="default" r:id="rId45"/>
+      <w:headerReference w:type="default" r:id="rId50"/>
+      <w:footerReference w:type="default" r:id="rId51"/>
       <w:pgSz w:w="11906" w:h="16838"/>
       <w:pgMar w:top="1417" w:right="1701" w:bottom="1417" w:left="1701" w:header="708" w:footer="643" w:gutter="0"/>
       <w:pgNumType w:start="0"/>
